--- a/毕业设计/中期/华羽霄_中期报告表.docx
+++ b/毕业设计/中期/华羽霄_中期报告表.docx
@@ -4,7 +4,7 @@
   <w:body>
     <w:p>
       <w:pPr>
-        <w:spacing w:before="960"/>
+        <w:spacing w:beforeLines="400" w:before="960"/>
         <w:ind w:firstLineChars="0" w:firstLine="0"/>
         <w:jc w:val="center"/>
         <w:rPr>
@@ -93,9 +93,8 @@
     </w:p>
     <w:p>
       <w:pPr>
-        <w:spacing w:before="240" w:after="2160"/>
+        <w:spacing w:beforeLines="100" w:before="240" w:afterLines="900" w:after="2160"/>
         <w:ind w:firstLineChars="0" w:firstLine="0"/>
-        <w:jc w:val="center"/>
         <w:rPr>
           <w:rFonts w:eastAsia="黑体"/>
           <w:spacing w:val="50"/>
@@ -106,7 +105,9 @@
       <w:r>
         <w:rPr>
           <w:rFonts w:eastAsia="黑体"/>
+          <w:spacing w:val="50"/>
           <w:sz w:val="46"/>
+          <w:szCs w:val="46"/>
         </w:rPr>
         <w:t>学术学位研究生学位论文中期考评表</w:t>
       </w:r>
@@ -116,7 +117,7 @@
         <w:tabs>
           <w:tab w:val="left" w:pos="1276"/>
         </w:tabs>
-        <w:spacing w:after="360" w:line="240" w:lineRule="auto"/>
+        <w:spacing w:afterLines="150" w:after="360" w:line="240" w:lineRule="auto"/>
         <w:ind w:firstLineChars="0" w:firstLine="0"/>
         <w:jc w:val="left"/>
         <w:rPr>
@@ -144,33 +145,45 @@
           <w:rFonts w:eastAsia="黑体"/>
           <w:sz w:val="30"/>
         </w:rPr>
-        <w:t xml:space="preserve"> □</w:t>
+        <w:t xml:space="preserve"> </w:t>
       </w:r>
       <w:r>
         <w:rPr>
           <w:rFonts w:eastAsia="黑体"/>
           <w:sz w:val="30"/>
-        </w:rPr>
-        <w:t>博士</w:t>
+          <w:szCs w:val="30"/>
+        </w:rPr>
+        <w:t>□</w:t>
       </w:r>
       <w:r>
         <w:rPr>
           <w:rFonts w:eastAsia="黑体"/>
           <w:sz w:val="30"/>
-        </w:rPr>
-        <w:t xml:space="preserve">        </w:t>
-      </w:r>
-      <w:r>
-        <w:rPr>
-          <w:rFonts w:ascii="Segoe UI Symbol" w:eastAsia="黑体" w:hAnsi="Segoe UI Symbol" w:cs="Segoe UI Symbol"/>
-          <w:sz w:val="30"/>
-        </w:rPr>
-        <w:t>☑</w:t>
+          <w:szCs w:val="30"/>
+        </w:rPr>
+        <w:t>博士</w:t>
       </w:r>
       <w:r>
         <w:rPr>
           <w:rFonts w:eastAsia="黑体"/>
           <w:sz w:val="30"/>
+          <w:szCs w:val="30"/>
+        </w:rPr>
+        <w:t xml:space="preserve">        </w:t>
+      </w:r>
+      <w:r>
+        <w:rPr>
+          <w:rFonts w:eastAsia="黑体"/>
+          <w:sz w:val="30"/>
+          <w:szCs w:val="30"/>
+        </w:rPr>
+        <w:sym w:font="Wingdings 2" w:char="F052"/>
+      </w:r>
+      <w:r>
+        <w:rPr>
+          <w:rFonts w:eastAsia="黑体"/>
+          <w:sz w:val="30"/>
+          <w:szCs w:val="30"/>
         </w:rPr>
         <w:t>硕士</w:t>
       </w:r>
@@ -180,7 +193,7 @@
         <w:tabs>
           <w:tab w:val="left" w:pos="1276"/>
         </w:tabs>
-        <w:spacing w:after="360" w:line="240" w:lineRule="auto"/>
+        <w:spacing w:afterLines="150" w:after="360" w:line="240" w:lineRule="auto"/>
         <w:ind w:firstLineChars="0" w:firstLine="0"/>
         <w:jc w:val="left"/>
         <w:rPr>
@@ -198,28 +211,51 @@
       <w:r>
         <w:rPr>
           <w:rFonts w:eastAsia="黑体"/>
+          <w:spacing w:val="97"/>
+          <w:kern w:val="0"/>
           <w:sz w:val="30"/>
-        </w:rPr>
-        <w:t>学科专业：</w:t>
+          <w:fitText w:val="1800" w:id="-361964540"/>
+        </w:rPr>
+        <w:t>学科专</w:t>
+      </w:r>
+      <w:r>
+        <w:rPr>
+          <w:rFonts w:eastAsia="黑体"/>
+          <w:spacing w:val="7"/>
+          <w:kern w:val="0"/>
+          <w:sz w:val="30"/>
+          <w:fitText w:val="1800" w:id="-361964540"/>
+        </w:rPr>
+        <w:t>业</w:t>
       </w:r>
       <w:r>
         <w:rPr>
           <w:rFonts w:eastAsia="黑体"/>
           <w:sz w:val="30"/>
         </w:rPr>
-        <w:t xml:space="preserve">      </w:t>
+        <w:t>：</w:t>
       </w:r>
       <w:r>
         <w:rPr>
           <w:rFonts w:eastAsia="黑体"/>
           <w:sz w:val="30"/>
-        </w:rPr>
-        <w:t>控制科学与工程</w:t>
+          <w:u w:val="single"/>
+        </w:rPr>
+        <w:t xml:space="preserve">      </w:t>
       </w:r>
       <w:r>
         <w:rPr>
           <w:rFonts w:eastAsia="黑体"/>
           <w:sz w:val="30"/>
+          <w:u w:val="single"/>
+        </w:rPr>
+        <w:t>控制科学与工程</w:t>
+      </w:r>
+      <w:r>
+        <w:rPr>
+          <w:rFonts w:eastAsia="黑体"/>
+          <w:sz w:val="30"/>
+          <w:u w:val="single"/>
         </w:rPr>
         <w:t xml:space="preserve">       </w:t>
       </w:r>
@@ -229,7 +265,7 @@
         <w:tabs>
           <w:tab w:val="left" w:pos="1276"/>
         </w:tabs>
-        <w:spacing w:after="360" w:line="240" w:lineRule="auto"/>
+        <w:spacing w:afterLines="150" w:after="360" w:line="240" w:lineRule="auto"/>
         <w:ind w:firstLineChars="0" w:firstLine="0"/>
         <w:jc w:val="left"/>
         <w:rPr>
@@ -270,6 +306,7 @@
         <w:rPr>
           <w:rFonts w:eastAsia="黑体"/>
           <w:sz w:val="30"/>
+          <w:u w:val="single"/>
         </w:rPr>
         <w:t xml:space="preserve">      </w:t>
       </w:r>
@@ -277,6 +314,7 @@
         <w:rPr>
           <w:rFonts w:eastAsia="黑体"/>
           <w:sz w:val="30"/>
+          <w:u w:val="single"/>
         </w:rPr>
         <w:t>自动化工程学院</w:t>
       </w:r>
@@ -284,6 +322,7 @@
         <w:rPr>
           <w:rFonts w:eastAsia="黑体"/>
           <w:sz w:val="30"/>
+          <w:u w:val="single"/>
         </w:rPr>
         <w:t xml:space="preserve">       </w:t>
       </w:r>
@@ -293,7 +332,7 @@
         <w:tabs>
           <w:tab w:val="left" w:pos="1276"/>
         </w:tabs>
-        <w:spacing w:after="360" w:line="240" w:lineRule="auto"/>
+        <w:spacing w:afterLines="150" w:after="360" w:line="240" w:lineRule="auto"/>
         <w:ind w:firstLineChars="0" w:firstLine="0"/>
         <w:jc w:val="left"/>
         <w:rPr>
@@ -333,8 +372,49 @@
         <w:rPr>
           <w:rFonts w:eastAsia="黑体"/>
           <w:sz w:val="30"/>
-        </w:rPr>
-        <w:t xml:space="preserve">       202421060724        </w:t>
+          <w:u w:val="single"/>
+        </w:rPr>
+        <w:t xml:space="preserve">       202</w:t>
+      </w:r>
+      <w:r>
+        <w:rPr>
+          <w:rFonts w:eastAsia="黑体" w:hint="eastAsia"/>
+          <w:sz w:val="30"/>
+          <w:u w:val="single"/>
+        </w:rPr>
+        <w:t>4</w:t>
+      </w:r>
+      <w:r>
+        <w:rPr>
+          <w:rFonts w:eastAsia="黑体"/>
+          <w:sz w:val="30"/>
+          <w:u w:val="single"/>
+        </w:rPr>
+        <w:t>210607</w:t>
+      </w:r>
+      <w:r>
+        <w:rPr>
+          <w:rFonts w:eastAsia="黑体"/>
+          <w:sz w:val="30"/>
+          <w:u w:val="single"/>
+        </w:rPr>
+        <w:t>2</w:t>
+      </w:r>
+      <w:r>
+        <w:rPr>
+          <w:rFonts w:eastAsia="黑体" w:hint="eastAsia"/>
+          <w:sz w:val="30"/>
+          <w:u w:val="single"/>
+        </w:rPr>
+        <w:t>4</w:t>
+      </w:r>
+      <w:r>
+        <w:rPr>
+          <w:rFonts w:eastAsia="黑体"/>
+          <w:sz w:val="30"/>
+          <w:u w:val="single"/>
+        </w:rPr>
+        <w:t xml:space="preserve">        </w:t>
       </w:r>
     </w:p>
     <w:p>
@@ -342,7 +422,7 @@
         <w:tabs>
           <w:tab w:val="left" w:pos="1276"/>
         </w:tabs>
-        <w:spacing w:after="360" w:line="240" w:lineRule="auto"/>
+        <w:spacing w:afterLines="150" w:after="360" w:line="240" w:lineRule="auto"/>
         <w:ind w:firstLineChars="0" w:firstLine="0"/>
         <w:jc w:val="left"/>
         <w:rPr>
@@ -382,20 +462,23 @@
         <w:rPr>
           <w:rFonts w:eastAsia="黑体"/>
           <w:sz w:val="30"/>
+          <w:u w:val="single"/>
         </w:rPr>
         <w:t xml:space="preserve">           </w:t>
+      </w:r>
+      <w:r>
+        <w:rPr>
+          <w:rFonts w:eastAsia="黑体" w:hint="eastAsia"/>
+          <w:sz w:val="30"/>
+          <w:u w:val="single"/>
+        </w:rPr>
+        <w:t>华羽霄</w:t>
       </w:r>
       <w:r>
         <w:rPr>
           <w:rFonts w:eastAsia="黑体"/>
           <w:sz w:val="30"/>
-        </w:rPr>
-        <w:t>华羽霄</w:t>
-      </w:r>
-      <w:r>
-        <w:rPr>
-          <w:rFonts w:eastAsia="黑体"/>
-          <w:sz w:val="30"/>
+          <w:u w:val="single"/>
         </w:rPr>
         <w:t xml:space="preserve">          </w:t>
       </w:r>
@@ -405,7 +488,7 @@
         <w:tabs>
           <w:tab w:val="left" w:pos="1276"/>
         </w:tabs>
-        <w:spacing w:before="120" w:after="360" w:line="240" w:lineRule="auto"/>
+        <w:spacing w:before="120" w:afterLines="150" w:after="360" w:line="240" w:lineRule="auto"/>
         <w:ind w:firstLineChars="0" w:firstLine="0"/>
         <w:jc w:val="left"/>
         <w:rPr>
@@ -414,8 +497,6 @@
           <w:u w:val="single"/>
         </w:rPr>
       </w:pPr>
-      <w:bookmarkStart w:id="0" w:name="OLE_LINK11"/>
-      <w:bookmarkStart w:id="1" w:name="OLE_LINK10"/>
       <w:r>
         <w:rPr>
           <w:rFonts w:eastAsia="黑体"/>
@@ -426,33 +507,87 @@
       <w:r>
         <w:rPr>
           <w:rFonts w:eastAsia="黑体"/>
+          <w:spacing w:val="97"/>
+          <w:kern w:val="0"/>
           <w:sz w:val="30"/>
-        </w:rPr>
-        <w:t>论文题目：</w:t>
+          <w:fitText w:val="1800" w:id="-361964539"/>
+        </w:rPr>
+        <w:t>论文题</w:t>
+      </w:r>
+      <w:r>
+        <w:rPr>
+          <w:rFonts w:eastAsia="黑体"/>
+          <w:spacing w:val="7"/>
+          <w:kern w:val="0"/>
+          <w:sz w:val="30"/>
+          <w:fitText w:val="1800" w:id="-361964539"/>
+        </w:rPr>
+        <w:t>目</w:t>
       </w:r>
       <w:r>
         <w:rPr>
           <w:rFonts w:eastAsia="黑体"/>
           <w:sz w:val="30"/>
         </w:rPr>
-        <w:t xml:space="preserve">  </w:t>
+        <w:t>：</w:t>
       </w:r>
       <w:r>
         <w:rPr>
           <w:rFonts w:eastAsia="黑体"/>
           <w:sz w:val="30"/>
-        </w:rPr>
-        <w:t>基于多模态逐级物理约束的</w:t>
-      </w:r>
-      <w:bookmarkEnd w:id="0"/>
-      <w:bookmarkEnd w:id="1"/>
+          <w:u w:val="single"/>
+        </w:rPr>
+        <w:t xml:space="preserve"> </w:t>
+      </w:r>
+      <w:bookmarkStart w:id="0" w:name="OLE_LINK10"/>
+      <w:bookmarkStart w:id="1" w:name="OLE_LINK11"/>
+      <w:r>
+        <w:rPr>
+          <w:rFonts w:eastAsia="黑体" w:hint="eastAsia"/>
+          <w:sz w:val="30"/>
+          <w:u w:val="single"/>
+        </w:rPr>
+        <w:t>基于</w:t>
+      </w:r>
+      <w:r>
+        <w:rPr>
+          <w:rFonts w:eastAsia="黑体" w:hint="eastAsia"/>
+          <w:sz w:val="30"/>
+          <w:u w:val="single"/>
+        </w:rPr>
+        <w:t>多模态物理逐级</w:t>
+      </w:r>
+      <w:r>
+        <w:rPr>
+          <w:rFonts w:eastAsia="黑体" w:hint="eastAsia"/>
+          <w:sz w:val="30"/>
+          <w:u w:val="single"/>
+        </w:rPr>
+        <w:t>的</w:t>
+      </w:r>
+      <w:r>
+        <w:rPr>
+          <w:rFonts w:eastAsia="黑体" w:hint="eastAsia"/>
+          <w:sz w:val="30"/>
+          <w:u w:val="single"/>
+        </w:rPr>
+        <w:t>无人机</w:t>
+      </w:r>
+      <w:r>
+        <w:rPr>
+          <w:rFonts w:eastAsia="黑体"/>
+          <w:sz w:val="30"/>
+          <w:u w:val="single"/>
+        </w:rPr>
+        <w:t xml:space="preserve"> </w:t>
+      </w:r>
     </w:p>
     <w:p>
       <w:pPr>
         <w:tabs>
           <w:tab w:val="left" w:pos="1276"/>
         </w:tabs>
-        <w:spacing w:after="360" w:line="240" w:lineRule="auto"/>
+        <w:spacing w:afterLines="150" w:after="360" w:line="240" w:lineRule="auto"/>
         <w:ind w:firstLineChars="0" w:firstLine="0"/>
         <w:jc w:val="left"/>
         <w:rPr>
@@ -466,21 +601,65 @@
           <w:sz w:val="30"/>
         </w:rPr>
         <w:tab/>
-        <w:t xml:space="preserve">                   </w:t>
+        <w:t xml:space="preserve">              </w:t>
       </w:r>
       <w:r>
         <w:rPr>
           <w:rFonts w:eastAsia="黑体"/>
           <w:sz w:val="30"/>
-        </w:rPr>
-        <w:t>无人机自主电磁超声探测技术研究</w:t>
+          <w:u w:val="single"/>
+        </w:rPr>
+        <w:t xml:space="preserve"> </w:t>
+      </w:r>
+      <w:bookmarkEnd w:id="0"/>
+      <w:bookmarkEnd w:id="1"/>
+      <w:r>
+        <w:rPr>
+          <w:rFonts w:eastAsia="黑体" w:hint="eastAsia"/>
+          <w:sz w:val="30"/>
+          <w:u w:val="single"/>
+        </w:rPr>
+        <w:t xml:space="preserve"> </w:t>
+      </w:r>
+      <w:r>
+        <w:rPr>
+          <w:rFonts w:eastAsia="黑体" w:hint="eastAsia"/>
+          <w:sz w:val="30"/>
+          <w:u w:val="single"/>
+        </w:rPr>
+        <w:t>自主电磁超声</w:t>
+      </w:r>
+      <w:r>
+        <w:rPr>
+          <w:rFonts w:eastAsia="黑体" w:hint="eastAsia"/>
+          <w:sz w:val="30"/>
+          <w:u w:val="single"/>
+        </w:rPr>
+        <w:t>探测技术</w:t>
+      </w:r>
+      <w:r>
+        <w:rPr>
+          <w:rFonts w:eastAsia="黑体" w:hint="eastAsia"/>
+          <w:sz w:val="30"/>
+          <w:u w:val="single"/>
+        </w:rPr>
+        <w:t>研究</w:t>
+      </w:r>
+      <w:r>
+        <w:rPr>
+          <w:rFonts w:eastAsia="黑体" w:hint="eastAsia"/>
+          <w:sz w:val="30"/>
+          <w:u w:val="single"/>
+        </w:rPr>
+        <w:t xml:space="preserve"> </w:t>
       </w:r>
       <w:r>
         <w:rPr>
           <w:rFonts w:eastAsia="黑体"/>
           <w:sz w:val="30"/>
-        </w:rPr>
-        <w:t xml:space="preserve">    </w:t>
+          <w:u w:val="single"/>
+        </w:rPr>
+        <w:t xml:space="preserve"> </w:t>
       </w:r>
     </w:p>
     <w:p>
@@ -488,7 +667,7 @@
         <w:tabs>
           <w:tab w:val="left" w:pos="1276"/>
         </w:tabs>
-        <w:spacing w:after="360" w:line="240" w:lineRule="auto"/>
+        <w:spacing w:afterLines="150" w:after="360" w:line="240" w:lineRule="auto"/>
         <w:ind w:firstLineChars="0" w:firstLine="0"/>
         <w:jc w:val="left"/>
         <w:rPr>
@@ -507,42 +686,67 @@
       <w:r>
         <w:rPr>
           <w:rFonts w:eastAsia="黑体"/>
+          <w:spacing w:val="97"/>
+          <w:kern w:val="0"/>
           <w:sz w:val="30"/>
-        </w:rPr>
-        <w:t>指导教师：</w:t>
+          <w:fitText w:val="1800" w:id="-361964538"/>
+        </w:rPr>
+        <w:t>指导教</w:t>
+      </w:r>
+      <w:r>
+        <w:rPr>
+          <w:rFonts w:eastAsia="黑体"/>
+          <w:spacing w:val="7"/>
+          <w:kern w:val="0"/>
+          <w:sz w:val="30"/>
+          <w:fitText w:val="1800" w:id="-361964538"/>
+        </w:rPr>
+        <w:t>师</w:t>
       </w:r>
       <w:r>
         <w:rPr>
           <w:rFonts w:eastAsia="黑体"/>
           <w:sz w:val="30"/>
         </w:rPr>
-        <w:t xml:space="preserve">        </w:t>
+        <w:t>：</w:t>
       </w:r>
       <w:r>
         <w:rPr>
           <w:rFonts w:eastAsia="黑体"/>
           <w:sz w:val="30"/>
-        </w:rPr>
-        <w:t>高斌</w:t>
+          <w:u w:val="single"/>
+        </w:rPr>
+        <w:t xml:space="preserve">        </w:t>
       </w:r>
       <w:r>
         <w:rPr>
           <w:rFonts w:eastAsia="黑体"/>
           <w:sz w:val="30"/>
-        </w:rPr>
-        <w:t xml:space="preserve">  </w:t>
+          <w:u w:val="single"/>
+        </w:rPr>
+        <w:t>高斌</w:t>
       </w:r>
       <w:r>
         <w:rPr>
           <w:rFonts w:eastAsia="黑体"/>
           <w:sz w:val="30"/>
-        </w:rPr>
-        <w:t>教授</w:t>
+          <w:u w:val="single"/>
+        </w:rPr>
+        <w:t xml:space="preserve">  </w:t>
       </w:r>
       <w:r>
         <w:rPr>
           <w:rFonts w:eastAsia="黑体"/>
           <w:sz w:val="30"/>
+          <w:u w:val="single"/>
+        </w:rPr>
+        <w:t>教授</w:t>
+      </w:r>
+      <w:r>
+        <w:rPr>
+          <w:rFonts w:eastAsia="黑体"/>
+          <w:sz w:val="30"/>
+          <w:u w:val="single"/>
         </w:rPr>
         <w:t xml:space="preserve">         </w:t>
       </w:r>
@@ -552,7 +756,7 @@
         <w:tabs>
           <w:tab w:val="left" w:pos="1276"/>
         </w:tabs>
-        <w:spacing w:after="360" w:line="240" w:lineRule="auto"/>
+        <w:spacing w:afterLines="150" w:after="360" w:line="240" w:lineRule="auto"/>
         <w:ind w:firstLineChars="0" w:firstLine="0"/>
         <w:jc w:val="left"/>
         <w:rPr>
@@ -571,44 +775,99 @@
       <w:r>
         <w:rPr>
           <w:rFonts w:eastAsia="黑体"/>
+          <w:spacing w:val="97"/>
+          <w:kern w:val="0"/>
           <w:sz w:val="30"/>
-        </w:rPr>
-        <w:t>填表日期：</w:t>
+          <w:fitText w:val="1800" w:id="-361964537"/>
+        </w:rPr>
+        <w:t>填表日</w:t>
+      </w:r>
+      <w:r>
+        <w:rPr>
+          <w:rFonts w:eastAsia="黑体"/>
+          <w:spacing w:val="7"/>
+          <w:kern w:val="0"/>
+          <w:sz w:val="30"/>
+          <w:fitText w:val="1800" w:id="-361964537"/>
+        </w:rPr>
+        <w:t>期</w:t>
       </w:r>
       <w:r>
         <w:rPr>
           <w:rFonts w:eastAsia="黑体"/>
           <w:sz w:val="30"/>
         </w:rPr>
-        <w:t xml:space="preserve">  2026  </w:t>
+        <w:t>：</w:t>
       </w:r>
       <w:r>
         <w:rPr>
           <w:rFonts w:eastAsia="黑体"/>
           <w:sz w:val="30"/>
-        </w:rPr>
-        <w:t>年</w:t>
+          <w:u w:val="single"/>
+        </w:rPr>
+        <w:t xml:space="preserve">  202</w:t>
+      </w:r>
+      <w:r>
+        <w:rPr>
+          <w:rFonts w:eastAsia="黑体" w:hint="eastAsia"/>
+          <w:sz w:val="30"/>
+          <w:u w:val="single"/>
+        </w:rPr>
+        <w:t>6</w:t>
       </w:r>
       <w:r>
         <w:rPr>
           <w:rFonts w:eastAsia="黑体"/>
           <w:sz w:val="30"/>
-        </w:rPr>
-        <w:t xml:space="preserve">   5  </w:t>
+          <w:u w:val="single"/>
+        </w:rPr>
+        <w:t xml:space="preserve">  </w:t>
       </w:r>
       <w:r>
         <w:rPr>
           <w:rFonts w:eastAsia="黑体"/>
           <w:sz w:val="30"/>
         </w:rPr>
-        <w:t>月</w:t>
+        <w:t>年</w:t>
       </w:r>
       <w:r>
         <w:rPr>
           <w:rFonts w:eastAsia="黑体"/>
           <w:sz w:val="30"/>
-        </w:rPr>
-        <w:t xml:space="preserve">   27   </w:t>
+          <w:u w:val="single"/>
+        </w:rPr>
+        <w:t xml:space="preserve">  10  </w:t>
+      </w:r>
+      <w:r>
+        <w:rPr>
+          <w:rFonts w:eastAsia="黑体"/>
+          <w:sz w:val="30"/>
+        </w:rPr>
+        <w:t>月</w:t>
+      </w:r>
+      <w:r>
+        <w:rPr>
+          <w:rFonts w:eastAsia="黑体"/>
+          <w:sz w:val="30"/>
+          <w:u w:val="single"/>
+        </w:rPr>
+        <w:t xml:space="preserve">   </w:t>
+      </w:r>
+      <w:r>
+        <w:rPr>
+          <w:rFonts w:eastAsia="黑体" w:hint="eastAsia"/>
+          <w:sz w:val="30"/>
+          <w:u w:val="single"/>
+        </w:rPr>
+        <w:t>13</w:t>
+      </w:r>
+      <w:r>
+        <w:rPr>
+          <w:rFonts w:eastAsia="黑体"/>
+          <w:sz w:val="30"/>
+          <w:u w:val="single"/>
+        </w:rPr>
+        <w:t xml:space="preserve">   </w:t>
       </w:r>
       <w:r>
         <w:rPr>
@@ -623,7 +882,7 @@
         <w:tabs>
           <w:tab w:val="left" w:pos="1276"/>
         </w:tabs>
-        <w:spacing w:after="360" w:line="240" w:lineRule="auto"/>
+        <w:spacing w:afterLines="150" w:after="360" w:line="240" w:lineRule="auto"/>
         <w:ind w:firstLineChars="0" w:firstLine="0"/>
         <w:jc w:val="left"/>
         <w:rPr>
@@ -637,13 +896,31 @@
         <w:tabs>
           <w:tab w:val="left" w:pos="1276"/>
         </w:tabs>
-        <w:spacing w:line="240" w:lineRule="auto"/>
+        <w:spacing w:afterLines="150" w:after="360" w:line="240" w:lineRule="auto"/>
         <w:ind w:firstLineChars="1200" w:firstLine="3840"/>
         <w:jc w:val="left"/>
         <w:rPr>
           <w:rFonts w:eastAsia="黑体"/>
           <w:sz w:val="30"/>
           <w:u w:val="single"/>
+        </w:rPr>
+      </w:pPr>
+      <w:r>
+        <w:rPr>
+          <w:rFonts w:eastAsia="楷体"/>
+          <w:sz w:val="32"/>
+        </w:rPr>
+        <w:t>电子科技大学研究生院</w:t>
+      </w:r>
+    </w:p>
+    <w:p>
+      <w:pPr>
+        <w:spacing w:beforeLines="700" w:before="1680"/>
+        <w:ind w:firstLine="640"/>
+        <w:jc w:val="left"/>
+        <w:rPr>
+          <w:rFonts w:eastAsia="楷体"/>
+          <w:sz w:val="32"/>
         </w:rPr>
         <w:sectPr>
           <w:headerReference w:type="even" r:id="rId8"/>
@@ -652,29 +929,16 @@
           <w:footerReference w:type="default" r:id="rId11"/>
           <w:headerReference w:type="first" r:id="rId12"/>
           <w:footerReference w:type="first" r:id="rId13"/>
-          <w:pgSz w:w="11906" w:h="16838"/>
+          <w:pgSz w:w="11906" w:h="16838" w:code="9"/>
           <w:pgMar w:top="1418" w:right="1191" w:bottom="1418" w:left="1474" w:header="851" w:footer="992" w:gutter="0"/>
-          <w:cols w:space="720"/>
-          <w:formProt w:val="0"/>
+          <w:cols w:space="425"/>
           <w:docGrid w:linePitch="312"/>
         </w:sectPr>
       </w:pPr>
-      <w:r>
-        <w:rPr>
-          <w:rFonts w:eastAsia="楷体"/>
-          <w:sz w:val="32"/>
-        </w:rPr>
-        <w:t>电子科技大学研究生院</w:t>
-      </w:r>
     </w:p>
     <w:p>
       <w:pPr>
-        <w:numPr>
-          <w:ilvl w:val="0"/>
-          <w:numId w:val="1"/>
-        </w:numPr>
-        <w:ind w:left="0" w:firstLineChars="0" w:firstLine="0"/>
-        <w:jc w:val="center"/>
+        <w:ind w:firstLineChars="0" w:firstLine="0"/>
         <w:rPr>
           <w:rFonts w:eastAsia="黑体"/>
           <w:bCs/>
@@ -944,7 +1208,16 @@
               <w:jc w:val="left"/>
             </w:pPr>
             <w:r>
-              <w:t>本课题面向无人机无损检测中探头接触状态难以精确判定的核心问题，构建融合电磁超声回波、位姿误差及</w:t>
+              <w:t>本课题面向无人机无损检测中探头接触状态难以精确判定的核心问题，构建融合</w:t>
+            </w:r>
+            <w:r>
+              <w:rPr>
+                <w:rFonts w:hint="eastAsia"/>
+              </w:rPr>
+              <w:t xml:space="preserve"> EMAT </w:t>
+            </w:r>
+            <w:r>
+              <w:t>回波、位姿误差及</w:t>
             </w:r>
             <w:r>
               <w:t>RGBD</w:t>
@@ -4597,6 +4870,10 @@
               <w:spacing w:before="60" w:after="60" w:line="300" w:lineRule="auto"/>
               <w:ind w:firstLine="420"/>
               <w:jc w:val="center"/>
+              <w:rPr>
+                <w:rFonts w:eastAsiaTheme="minorEastAsia"/>
+                <w:i/>
+              </w:rPr>
             </w:pPr>
             <m:oMathPara>
               <m:oMath>
@@ -4604,8 +4881,424 @@
                   <w:rPr>
                     <w:rFonts w:ascii="Cambria Math" w:eastAsia="Times New Roman" w:hAnsi="Cambria Math"/>
                   </w:rPr>
-                  <m:t>\mathbf{g}_t=\operatorname{softmax}\left(\mathbf{W}_g\left[\mathbf{z}^{u}_t;\mathbf{z}^{p}_t;\mathbf{z}^{v}_t\right]+\mathbf{b}_g\right)</m:t>
+                  <m:t>\mathbf</m:t>
                 </m:r>
+                <m:sSub>
+                  <m:sSubPr>
+                    <m:ctrlPr>
+                      <w:rPr>
+                        <w:rFonts w:ascii="Cambria Math" w:eastAsia="Times New Roman" w:hAnsi="Cambria Math"/>
+                        <w:i/>
+                      </w:rPr>
+                    </m:ctrlPr>
+                  </m:sSubPr>
+                  <m:e>
+                    <m:d>
+                      <m:dPr>
+                        <m:begChr m:val="{"/>
+                        <m:endChr m:val="}"/>
+                        <m:ctrlPr>
+                          <w:rPr>
+                            <w:rFonts w:ascii="Cambria Math" w:eastAsia="Times New Roman" w:hAnsi="Cambria Math"/>
+                            <w:i/>
+                          </w:rPr>
+                        </m:ctrlPr>
+                      </m:dPr>
+                      <m:e>
+                        <m:r>
+                          <w:rPr>
+                            <w:rFonts w:ascii="Cambria Math" w:eastAsia="Times New Roman" w:hAnsi="Cambria Math"/>
+                          </w:rPr>
+                          <m:t>g</m:t>
+                        </m:r>
+                      </m:e>
+                    </m:d>
+                  </m:e>
+                  <m:sub>
+                    <m:r>
+                      <w:rPr>
+                        <w:rFonts w:ascii="Cambria Math" w:eastAsia="Times New Roman" w:hAnsi="Cambria Math"/>
+                      </w:rPr>
+                      <m:t>t</m:t>
+                    </m:r>
+                  </m:sub>
+                </m:sSub>
+                <m:r>
+                  <w:rPr>
+                    <w:rFonts w:ascii="Cambria Math" w:eastAsia="Times New Roman" w:hAnsi="Cambria Math"/>
+                  </w:rPr>
+                  <m:t>=\operatorname</m:t>
+                </m:r>
+                <m:d>
+                  <m:dPr>
+                    <m:begChr m:val="{"/>
+                    <m:endChr m:val="}"/>
+                    <m:ctrlPr>
+                      <w:rPr>
+                        <w:rFonts w:ascii="Cambria Math" w:eastAsia="Times New Roman" w:hAnsi="Cambria Math"/>
+                        <w:i/>
+                      </w:rPr>
+                    </m:ctrlPr>
+                  </m:dPr>
+                  <m:e>
+                    <m:r>
+                      <w:rPr>
+                        <w:rFonts w:ascii="Cambria Math" w:eastAsia="Times New Roman" w:hAnsi="Cambria Math"/>
+                      </w:rPr>
+                      <m:t>softmax</m:t>
+                    </m:r>
+                  </m:e>
+                </m:d>
+                <m:d>
+                  <m:dPr>
+                    <m:begChr m:val=""/>
+                    <m:ctrlPr>
+                      <w:rPr>
+                        <w:rFonts w:ascii="Cambria Math" w:eastAsia="Times New Roman" w:hAnsi="Cambria Math"/>
+                        <w:i/>
+                      </w:rPr>
+                    </m:ctrlPr>
+                  </m:dPr>
+                  <m:e>
+                    <m:d>
+                      <m:dPr>
+                        <m:endChr m:val=""/>
+                        <m:ctrlPr>
+                          <w:rPr>
+                            <w:rFonts w:ascii="Cambria Math" w:eastAsia="Times New Roman" w:hAnsi="Cambria Math"/>
+                            <w:i/>
+                          </w:rPr>
+                        </m:ctrlPr>
+                      </m:dPr>
+                      <m:e>
+                        <m:r>
+                          <w:rPr>
+                            <w:rFonts w:ascii="Cambria Math" w:eastAsia="Times New Roman" w:hAnsi="Cambria Math"/>
+                          </w:rPr>
+                          <m:t>\mathbf</m:t>
+                        </m:r>
+                        <m:sSub>
+                          <m:sSubPr>
+                            <m:ctrlPr>
+                              <w:rPr>
+                                <w:rFonts w:ascii="Cambria Math" w:eastAsia="Times New Roman" w:hAnsi="Cambria Math"/>
+                                <w:i/>
+                              </w:rPr>
+                            </m:ctrlPr>
+                          </m:sSubPr>
+                          <m:e>
+                            <m:d>
+                              <m:dPr>
+                                <m:begChr m:val="{"/>
+                                <m:endChr m:val="}"/>
+                                <m:ctrlPr>
+                                  <w:rPr>
+                                    <w:rFonts w:ascii="Cambria Math" w:eastAsia="Times New Roman" w:hAnsi="Cambria Math"/>
+                                    <w:i/>
+                                  </w:rPr>
+                                </m:ctrlPr>
+                              </m:dPr>
+                              <m:e>
+                                <m:r>
+                                  <w:rPr>
+                                    <w:rFonts w:ascii="Cambria Math" w:eastAsia="Times New Roman" w:hAnsi="Cambria Math"/>
+                                  </w:rPr>
+                                  <m:t>W</m:t>
+                                </m:r>
+                              </m:e>
+                            </m:d>
+                          </m:e>
+                          <m:sub>
+                            <m:r>
+                              <w:rPr>
+                                <w:rFonts w:ascii="Cambria Math" w:eastAsia="Times New Roman" w:hAnsi="Cambria Math"/>
+                              </w:rPr>
+                              <m:t>g</m:t>
+                            </m:r>
+                            <m:d>
+                              <m:dPr>
+                                <m:begChr m:val=""/>
+                                <m:endChr m:val="]"/>
+                                <m:ctrlPr>
+                                  <w:rPr>
+                                    <w:rFonts w:ascii="Cambria Math" w:eastAsia="Times New Roman" w:hAnsi="Cambria Math"/>
+                                    <w:i/>
+                                  </w:rPr>
+                                </m:ctrlPr>
+                              </m:dPr>
+                              <m:e>
+                                <m:d>
+                                  <m:dPr>
+                                    <m:begChr m:val="["/>
+                                    <m:endChr m:val=""/>
+                                    <m:ctrlPr>
+                                      <w:rPr>
+                                        <w:rFonts w:ascii="Cambria Math" w:eastAsia="Times New Roman" w:hAnsi="Cambria Math"/>
+                                        <w:i/>
+                                      </w:rPr>
+                                    </m:ctrlPr>
+                                  </m:dPr>
+                                  <m:e>
+                                    <m:r>
+                                      <w:rPr>
+                                        <w:rFonts w:ascii="Cambria Math" w:eastAsia="Times New Roman" w:hAnsi="Cambria Math"/>
+                                      </w:rPr>
+                                      <m:t>\mathbf</m:t>
+                                    </m:r>
+                                    <m:sSubSup>
+                                      <m:sSubSupPr>
+                                        <m:ctrlPr>
+                                          <w:rPr>
+                                            <w:rFonts w:ascii="Cambria Math" w:eastAsia="Times New Roman" w:hAnsi="Cambria Math"/>
+                                            <w:i/>
+                                          </w:rPr>
+                                        </m:ctrlPr>
+                                      </m:sSubSupPr>
+                                      <m:e>
+                                        <m:d>
+                                          <m:dPr>
+                                            <m:begChr m:val="{"/>
+                                            <m:endChr m:val="}"/>
+                                            <m:ctrlPr>
+                                              <w:rPr>
+                                                <w:rFonts w:ascii="Cambria Math" w:eastAsia="Times New Roman" w:hAnsi="Cambria Math"/>
+                                                <w:i/>
+                                              </w:rPr>
+                                            </m:ctrlPr>
+                                          </m:dPr>
+                                          <m:e>
+                                            <m:r>
+                                              <w:rPr>
+                                                <w:rFonts w:ascii="Cambria Math" w:eastAsia="Times New Roman" w:hAnsi="Cambria Math"/>
+                                              </w:rPr>
+                                              <m:t>z</m:t>
+                                            </m:r>
+                                          </m:e>
+                                        </m:d>
+                                      </m:e>
+                                      <m:sub>
+                                        <m:r>
+                                          <w:rPr>
+                                            <w:rFonts w:ascii="Cambria Math" w:eastAsia="Times New Roman" w:hAnsi="Cambria Math"/>
+                                          </w:rPr>
+                                          <m:t>t</m:t>
+                                        </m:r>
+                                      </m:sub>
+                                      <m:sup>
+                                        <m:d>
+                                          <m:dPr>
+                                            <m:begChr m:val="{"/>
+                                            <m:endChr m:val="}"/>
+                                            <m:ctrlPr>
+                                              <w:rPr>
+                                                <w:rFonts w:ascii="Cambria Math" w:eastAsia="Times New Roman" w:hAnsi="Cambria Math"/>
+                                                <w:i/>
+                                              </w:rPr>
+                                            </m:ctrlPr>
+                                          </m:dPr>
+                                          <m:e>
+                                            <m:r>
+                                              <w:rPr>
+                                                <w:rFonts w:ascii="Cambria Math" w:eastAsia="Times New Roman" w:hAnsi="Cambria Math"/>
+                                              </w:rPr>
+                                              <m:t>u</m:t>
+                                            </m:r>
+                                          </m:e>
+                                        </m:d>
+                                      </m:sup>
+                                    </m:sSubSup>
+                                    <m:r>
+                                      <w:rPr>
+                                        <w:rFonts w:ascii="Cambria Math" w:eastAsia="Times New Roman" w:hAnsi="Cambria Math"/>
+                                      </w:rPr>
+                                      <m:t>;\mathbf</m:t>
+                                    </m:r>
+                                    <m:sSubSup>
+                                      <m:sSubSupPr>
+                                        <m:ctrlPr>
+                                          <w:rPr>
+                                            <w:rFonts w:ascii="Cambria Math" w:eastAsia="Times New Roman" w:hAnsi="Cambria Math"/>
+                                            <w:i/>
+                                          </w:rPr>
+                                        </m:ctrlPr>
+                                      </m:sSubSupPr>
+                                      <m:e>
+                                        <m:d>
+                                          <m:dPr>
+                                            <m:begChr m:val="{"/>
+                                            <m:endChr m:val="}"/>
+                                            <m:ctrlPr>
+                                              <w:rPr>
+                                                <w:rFonts w:ascii="Cambria Math" w:eastAsia="Times New Roman" w:hAnsi="Cambria Math"/>
+                                                <w:i/>
+                                              </w:rPr>
+                                            </m:ctrlPr>
+                                          </m:dPr>
+                                          <m:e>
+                                            <m:r>
+                                              <w:rPr>
+                                                <w:rFonts w:ascii="Cambria Math" w:eastAsia="Times New Roman" w:hAnsi="Cambria Math"/>
+                                              </w:rPr>
+                                              <m:t>z</m:t>
+                                            </m:r>
+                                          </m:e>
+                                        </m:d>
+                                      </m:e>
+                                      <m:sub>
+                                        <m:r>
+                                          <w:rPr>
+                                            <w:rFonts w:ascii="Cambria Math" w:eastAsia="Times New Roman" w:hAnsi="Cambria Math"/>
+                                          </w:rPr>
+                                          <m:t>t</m:t>
+                                        </m:r>
+                                      </m:sub>
+                                      <m:sup>
+                                        <m:d>
+                                          <m:dPr>
+                                            <m:begChr m:val="{"/>
+                                            <m:endChr m:val="}"/>
+                                            <m:ctrlPr>
+                                              <w:rPr>
+                                                <w:rFonts w:ascii="Cambria Math" w:eastAsia="Times New Roman" w:hAnsi="Cambria Math"/>
+                                                <w:i/>
+                                              </w:rPr>
+                                            </m:ctrlPr>
+                                          </m:dPr>
+                                          <m:e>
+                                            <m:r>
+                                              <w:rPr>
+                                                <w:rFonts w:ascii="Cambria Math" w:eastAsia="Times New Roman" w:hAnsi="Cambria Math"/>
+                                              </w:rPr>
+                                              <m:t>p</m:t>
+                                            </m:r>
+                                          </m:e>
+                                        </m:d>
+                                      </m:sup>
+                                    </m:sSubSup>
+                                    <m:r>
+                                      <w:rPr>
+                                        <w:rFonts w:ascii="Cambria Math" w:eastAsia="Times New Roman" w:hAnsi="Cambria Math"/>
+                                      </w:rPr>
+                                      <m:t>;\mathbf</m:t>
+                                    </m:r>
+                                    <m:sSubSup>
+                                      <m:sSubSupPr>
+                                        <m:ctrlPr>
+                                          <w:rPr>
+                                            <w:rFonts w:ascii="Cambria Math" w:eastAsia="Times New Roman" w:hAnsi="Cambria Math"/>
+                                            <w:i/>
+                                          </w:rPr>
+                                        </m:ctrlPr>
+                                      </m:sSubSupPr>
+                                      <m:e>
+                                        <m:d>
+                                          <m:dPr>
+                                            <m:begChr m:val="{"/>
+                                            <m:endChr m:val="}"/>
+                                            <m:ctrlPr>
+                                              <w:rPr>
+                                                <w:rFonts w:ascii="Cambria Math" w:eastAsia="Times New Roman" w:hAnsi="Cambria Math"/>
+                                                <w:i/>
+                                              </w:rPr>
+                                            </m:ctrlPr>
+                                          </m:dPr>
+                                          <m:e>
+                                            <m:r>
+                                              <w:rPr>
+                                                <w:rFonts w:ascii="Cambria Math" w:eastAsia="Times New Roman" w:hAnsi="Cambria Math"/>
+                                              </w:rPr>
+                                              <m:t>z</m:t>
+                                            </m:r>
+                                          </m:e>
+                                        </m:d>
+                                      </m:e>
+                                      <m:sub>
+                                        <m:r>
+                                          <w:rPr>
+                                            <w:rFonts w:ascii="Cambria Math" w:eastAsia="Times New Roman" w:hAnsi="Cambria Math"/>
+                                          </w:rPr>
+                                          <m:t>t</m:t>
+                                        </m:r>
+                                      </m:sub>
+                                      <m:sup>
+                                        <m:d>
+                                          <m:dPr>
+                                            <m:begChr m:val="{"/>
+                                            <m:endChr m:val="}"/>
+                                            <m:ctrlPr>
+                                              <w:rPr>
+                                                <w:rFonts w:ascii="Cambria Math" w:eastAsia="Times New Roman" w:hAnsi="Cambria Math"/>
+                                                <w:i/>
+                                              </w:rPr>
+                                            </m:ctrlPr>
+                                          </m:dPr>
+                                          <m:e>
+                                            <m:r>
+                                              <w:rPr>
+                                                <w:rFonts w:ascii="Cambria Math" w:eastAsia="Times New Roman" w:hAnsi="Cambria Math"/>
+                                              </w:rPr>
+                                              <m:t>v</m:t>
+                                            </m:r>
+                                          </m:e>
+                                        </m:d>
+                                      </m:sup>
+                                    </m:sSubSup>
+                                  </m:e>
+                                </m:d>
+                              </m:e>
+                            </m:d>
+                          </m:sub>
+                        </m:sSub>
+                        <m:r>
+                          <w:rPr>
+                            <w:rFonts w:ascii="Cambria Math" w:eastAsia="Times New Roman" w:hAnsi="Cambria Math"/>
+                          </w:rPr>
+                          <m:t>+\mathbf</m:t>
+                        </m:r>
+                        <m:sSub>
+                          <m:sSubPr>
+                            <m:ctrlPr>
+                              <w:rPr>
+                                <w:rFonts w:ascii="Cambria Math" w:eastAsia="Times New Roman" w:hAnsi="Cambria Math"/>
+                                <w:i/>
+                              </w:rPr>
+                            </m:ctrlPr>
+                          </m:sSubPr>
+                          <m:e>
+                            <m:d>
+                              <m:dPr>
+                                <m:begChr m:val="{"/>
+                                <m:endChr m:val="}"/>
+                                <m:ctrlPr>
+                                  <w:rPr>
+                                    <w:rFonts w:ascii="Cambria Math" w:eastAsia="Times New Roman" w:hAnsi="Cambria Math"/>
+                                    <w:i/>
+                                  </w:rPr>
+                                </m:ctrlPr>
+                              </m:dPr>
+                              <m:e>
+                                <m:r>
+                                  <w:rPr>
+                                    <w:rFonts w:ascii="Cambria Math" w:eastAsia="Times New Roman" w:hAnsi="Cambria Math"/>
+                                  </w:rPr>
+                                  <m:t>b</m:t>
+                                </m:r>
+                              </m:e>
+                            </m:d>
+                          </m:e>
+                          <m:sub>
+                            <m:r>
+                              <w:rPr>
+                                <w:rFonts w:ascii="Cambria Math" w:eastAsia="Times New Roman" w:hAnsi="Cambria Math"/>
+                              </w:rPr>
+                              <m:t>g</m:t>
+                            </m:r>
+                          </m:sub>
+                        </m:sSub>
+                      </m:e>
+                    </m:d>
+                  </m:e>
+                </m:d>
               </m:oMath>
             </m:oMathPara>
           </w:p>
@@ -5027,11 +5720,8 @@
               <w:jc w:val="left"/>
             </w:pPr>
             <w:r>
-              <w:t>理论框架还必须回答数据如何支撑模型。无人机接触检测并不存在天然完美标签：视觉上看似接近的时刻，超声回波可能仍未进入有效耦合区；回波突然增强的时刻，也可能来自电磁噪声或姿态冲</w:t>
-            </w:r>
-            <w:r>
               <w:lastRenderedPageBreak/>
-              <w:t>击。因此，本研究计划采用弱标签与人工复核结合的方式构建训练集。初始标签由状态机事件、位姿误差阈值和回波稳定度共同生成，再通过局部窗口复核修正临界片段，使模型学习到连续过程而非孤立帧。</w:t>
+              <w:t>理论框架还必须回答数据如何支撑模型。无人机接触检测并不存在天然完美标签：视觉上看似接近的时刻，超声回波可能仍未进入有效耦合区；回波突然增强的时刻，也可能来自电磁噪声或姿态冲击。因此，本研究计划采用弱标签与人工复核结合的方式构建训练集。初始标签由状态机事件、位姿误差阈值和回波稳定度共同生成，再通过局部窗口复核修正临界片段，使模型学习到连续过程而非孤立帧。</w:t>
             </w:r>
           </w:p>
           <w:p>
@@ -5934,17 +6624,14 @@
               <w:jc w:val="left"/>
             </w:pPr>
             <w:r>
+              <w:lastRenderedPageBreak/>
               <w:t>下一阶段将基于已采集数据完成特征标注、模型训练与消融实验，重点验证物理约束注意力相对于单模态阈值、普通</w:t>
             </w:r>
             <w:r>
               <w:t>Transformer</w:t>
             </w:r>
             <w:r>
-              <w:t>和简单特征拼接方法的提升幅度。预期评价指标包括接触判别准确</w:t>
-            </w:r>
-            <w:r>
-              <w:lastRenderedPageBreak/>
-              <w:t>率、临界状态误报率、接触概率时序平滑度以及无人机闭环扫查稳定性，从而为论文后续章节提供可量化的实验依据。</w:t>
+              <w:t>和简单特征拼接方法的提升幅度。预期评价指标包括接触判别准确率、临界状态误报率、接触概率时序平滑度以及无人机闭环扫查稳定性，从而为论文后续章节提供可量化的实验依据。</w:t>
             </w:r>
           </w:p>
           <w:p>
@@ -5959,7 +6646,7 @@
                 <w:b/>
                 <w:sz w:val="22"/>
               </w:rPr>
-              <w:t>3</w:t>
+              <w:t>5</w:t>
             </w:r>
             <w:r>
               <w:rPr>
@@ -5967,7 +6654,15 @@
                 <w:b/>
                 <w:sz w:val="22"/>
               </w:rPr>
-              <w:t>、已完成的主要工作</w:t>
+              <w:t>、</w:t>
+            </w:r>
+            <w:r>
+              <w:rPr>
+                <w:rFonts w:eastAsia="黑体" w:hint="eastAsia"/>
+                <w:b/>
+                <w:sz w:val="22"/>
+              </w:rPr>
+              <w:t>实验结果</w:t>
             </w:r>
           </w:p>
           <w:p>
@@ -5976,26 +6671,47 @@
               <w:ind w:firstLine="422"/>
               <w:jc w:val="left"/>
             </w:pPr>
+            <w:r>
+              <w:rPr>
+                <w:rFonts w:eastAsia="黑体" w:hint="eastAsia"/>
+                <w:b/>
+              </w:rPr>
+              <w:t>5</w:t>
+            </w:r>
             <w:r>
               <w:rPr>
                 <w:rFonts w:eastAsia="黑体"/>
                 <w:b/>
               </w:rPr>
-              <w:t xml:space="preserve">2.1 </w:t>
+              <w:t>.</w:t>
+            </w:r>
+            <w:r>
+              <w:rPr>
+                <w:rFonts w:eastAsia="黑体" w:hint="eastAsia"/>
+                <w:b/>
+              </w:rPr>
+              <w:t>1</w:t>
             </w:r>
             <w:r>
               <w:rPr>
                 <w:rFonts w:eastAsia="黑体"/>
                 <w:b/>
               </w:rPr>
-              <w:t>文献调研与理论框架（</w:t>
+              <w:t xml:space="preserve"> </w:t>
             </w:r>
             <w:r>
               <w:rPr>
                 <w:rFonts w:eastAsia="黑体"/>
                 <w:b/>
               </w:rPr>
-              <w:t>2025.07—2025.10</w:t>
+              <w:t>无人机实验平台搭建与集成（</w:t>
+            </w:r>
+            <w:r>
+              <w:rPr>
+                <w:rFonts w:eastAsia="黑体"/>
+                <w:b/>
+              </w:rPr>
+              <w:t>2025.11—2026.01</w:t>
             </w:r>
             <w:r>
               <w:rPr>
@@ -6012,79 +6728,61 @@
               <w:jc w:val="left"/>
             </w:pPr>
             <w:r>
-              <w:t>系统梳理了三个方向的国内外研究现状：无人机接触式无损检测、电磁超声换能器原理与测厚技术、物理约束神经网络与</w:t>
-            </w:r>
-            <w:r>
-              <w:t>Transformer</w:t>
-            </w:r>
-            <w:r>
-              <w:t>架构。共完成</w:t>
-            </w:r>
-            <w:r>
-              <w:t>32</w:t>
-            </w:r>
-            <w:r>
-              <w:t>篇文献的阅读与整理，涵盖无人机</w:t>
-            </w:r>
-            <w:r>
-              <w:t>NDT</w:t>
-            </w:r>
-            <w:r>
-              <w:t>系统设计（</w:t>
-            </w:r>
-            <w:r>
-              <w:t>Watson</w:t>
-            </w:r>
-            <w:r>
-              <w:t>等、</w:t>
-            </w:r>
-            <w:r>
-              <w:t>Marcellini</w:t>
-            </w:r>
-            <w:r>
-              <w:t>等、</w:t>
-            </w:r>
-            <w:r>
-              <w:t>Kocer</w:t>
-            </w:r>
-            <w:r>
-              <w:t>等）、</w:t>
-            </w:r>
-            <w:r>
-              <w:t>EMAT</w:t>
-            </w:r>
-            <w:r>
-              <w:t>测厚方法（</w:t>
-            </w:r>
-            <w:r>
-              <w:t>Chen</w:t>
-            </w:r>
-            <w:r>
-              <w:t>、</w:t>
-            </w:r>
-            <w:r>
-              <w:t>Kubrusly</w:t>
-            </w:r>
-            <w:r>
-              <w:t>、涂君等）、物理信息神经网络（</w:t>
-            </w:r>
-            <w:r>
-              <w:t>RAMP-Net</w:t>
-            </w:r>
-            <w:r>
-              <w:t>、</w:t>
-            </w:r>
-            <w:r>
-              <w:t>PINNsFormer</w:t>
-            </w:r>
-            <w:r>
-              <w:t>、</w:t>
-            </w:r>
-            <w:r>
-              <w:t>MPFusionNet</w:t>
-            </w:r>
-            <w:r>
-              <w:t>）等核心领域。由此明确三大关键技术问题：单模态检测在动态飞行平台上的局限性、纯数据驱动模型缺乏物理约束导致的泛化不足、接触判定结果的时序抖动。</w:t>
+              <w:t>完成无人机系统平台搭建，集成</w:t>
+            </w:r>
+            <w:r>
+              <w:t>Livox MID-360</w:t>
+            </w:r>
+            <w:r>
+              <w:t>激光雷达、</w:t>
+            </w:r>
+            <w:r>
+              <w:t>Intel RealSense D435</w:t>
+            </w:r>
+            <w:r>
+              <w:t>深度相机与</w:t>
+            </w:r>
+            <w:r>
+              <w:t>PX4</w:t>
+            </w:r>
+            <w:r>
+              <w:t>飞控。通过</w:t>
+            </w:r>
+            <w:r>
+              <w:t>MAVROS</w:t>
+            </w:r>
+            <w:r>
+              <w:t>实现飞控与地面计算机通信，利用</w:t>
+            </w:r>
+            <w:r>
+              <w:t>FAST-LIO 2.0</w:t>
+            </w:r>
+            <w:r>
+              <w:t>（</w:t>
+            </w:r>
+            <w:r>
+              <w:t>IEKF + ikd-Tree</w:t>
+            </w:r>
+            <w:r>
+              <w:t>）提供实时</w:t>
+            </w:r>
+            <w:r>
+              <w:t>6-DOF</w:t>
+            </w:r>
+            <w:r>
+              <w:t>位姿估计。开发</w:t>
+            </w:r>
+            <w:r>
+              <w:t>lidar_to_mavros.py</w:t>
+            </w:r>
+            <w:r>
+              <w:t>桥接节点，将里程计数据转换为</w:t>
+            </w:r>
+            <w:r>
+              <w:t>MAVROS</w:t>
+            </w:r>
+            <w:r>
+              <w:t>视觉位姿反馈。系统已实现遥控下的姿态稳定飞行。</w:t>
             </w:r>
           </w:p>
           <w:p>
@@ -6105,21 +6803,21 @@
                 <w:rFonts w:eastAsia="黑体"/>
                 <w:b/>
               </w:rPr>
-              <w:t xml:space="preserve">.2 </w:t>
+              <w:t xml:space="preserve">.3 </w:t>
             </w:r>
             <w:r>
               <w:rPr>
                 <w:rFonts w:eastAsia="黑体"/>
                 <w:b/>
               </w:rPr>
-              <w:t>无人机实验平台搭建与集成（</w:t>
+              <w:t>电磁超声探头硬件开发与调试（</w:t>
             </w:r>
             <w:r>
               <w:rPr>
                 <w:rFonts w:eastAsia="黑体"/>
                 <w:b/>
               </w:rPr>
-              <w:t>2025.11—2026.01</w:t>
+              <w:t>2026.02—2026.04</w:t>
             </w:r>
             <w:r>
               <w:rPr>
@@ -6136,61 +6834,97 @@
               <w:jc w:val="left"/>
             </w:pPr>
             <w:r>
-              <w:t>完成无人机系统平台搭建，集成</w:t>
-            </w:r>
-            <w:r>
-              <w:t>Livox MID-360</w:t>
-            </w:r>
-            <w:r>
-              <w:t>激光雷达、</w:t>
-            </w:r>
-            <w:r>
-              <w:t>Intel RealSense D435</w:t>
-            </w:r>
-            <w:r>
-              <w:t>深度相机与</w:t>
-            </w:r>
-            <w:r>
-              <w:t>PX4</w:t>
-            </w:r>
-            <w:r>
-              <w:t>飞控。通过</w:t>
-            </w:r>
-            <w:r>
-              <w:t>MAVROS</w:t>
-            </w:r>
-            <w:r>
-              <w:t>实现飞控与地面计算机通信，利用</w:t>
-            </w:r>
-            <w:r>
-              <w:t>FAST-LIO 2.0</w:t>
-            </w:r>
-            <w:r>
-              <w:t>（</w:t>
-            </w:r>
-            <w:r>
-              <w:t>IEKF + ikd-Tree</w:t>
-            </w:r>
-            <w:r>
-              <w:t>）提供实时</w:t>
-            </w:r>
-            <w:r>
-              <w:t>6-DOF</w:t>
-            </w:r>
-            <w:r>
-              <w:t>位姿估计。开发</w:t>
-            </w:r>
-            <w:r>
-              <w:t>lidar_to_mavros.py</w:t>
-            </w:r>
-            <w:r>
-              <w:t>桥接节点，将里程计数据转换为</w:t>
-            </w:r>
-            <w:r>
-              <w:t>MAVROS</w:t>
-            </w:r>
-            <w:r>
-              <w:t>视觉位姿反馈。系统已实现遥控下的姿态稳定飞行。</w:t>
+              <w:t>完成</w:t>
+            </w:r>
+            <w:r>
+              <w:t>EMAT</w:t>
+            </w:r>
+            <w:r>
+              <w:t>探头制作与调试。开发</w:t>
+            </w:r>
+            <w:r>
+              <w:t>ROS</w:t>
+            </w:r>
+            <w:r>
+              <w:t>驱动节点，通过</w:t>
+            </w:r>
+            <w:r>
+              <w:t>USB</w:t>
+            </w:r>
+            <w:r>
+              <w:t>直连</w:t>
+            </w:r>
+            <w:r>
+              <w:t>CH346C</w:t>
+            </w:r>
+            <w:r>
+              <w:t>芯片，以二进制协议（</w:t>
+            </w:r>
+            <w:r>
+              <w:t>0xAB</w:t>
+            </w:r>
+            <w:r>
+              <w:t>头，</w:t>
+            </w:r>
+            <w:r>
+              <w:t>CRC-8</w:t>
+            </w:r>
+            <w:r>
+              <w:t>校验）实现通信。支持厚度读取、波形采集（</w:t>
+            </w:r>
+            <w:r>
+              <w:t>4</w:t>
+            </w:r>
+            <w:r>
+              <w:t>块</w:t>
+            </w:r>
+            <w:r>
+              <w:t>×8185</w:t>
+            </w:r>
+            <w:r>
+              <w:t>采样点，</w:t>
+            </w:r>
+            <w:r>
+              <w:t>8-bit ADC</w:t>
+            </w:r>
+            <w:r>
+              <w:t>）、参数配置等命令。波形采集频率约</w:t>
+            </w:r>
+            <w:r>
+              <w:t>40 Hz</w:t>
+            </w:r>
+            <w:r>
+              <w:t>。开发</w:t>
+            </w:r>
+            <w:r>
+              <w:t>Qt5 C++</w:t>
+            </w:r>
+            <w:r>
+              <w:t>可视化工具，采用</w:t>
+            </w:r>
+            <w:r>
+              <w:t>ring buffer + QTimer</w:t>
+            </w:r>
+            <w:r>
+              <w:t>架构（</w:t>
+            </w:r>
+            <w:r>
+              <w:t>25 ms</w:t>
+            </w:r>
+            <w:r>
+              <w:t>刷新），支持</w:t>
+            </w:r>
+            <w:r>
+              <w:t>DC</w:t>
+            </w:r>
+            <w:r>
+              <w:t>去除与</w:t>
+            </w:r>
+            <w:r>
+              <w:t>RMS</w:t>
+            </w:r>
+            <w:r>
+              <w:t>显示。</w:t>
             </w:r>
           </w:p>
           <w:p>
@@ -6211,25 +6945,46 @@
                 <w:rFonts w:eastAsia="黑体"/>
                 <w:b/>
               </w:rPr>
-              <w:t xml:space="preserve">.3 </w:t>
+              <w:t xml:space="preserve">.4 </w:t>
             </w:r>
             <w:r>
               <w:rPr>
                 <w:rFonts w:eastAsia="黑体"/>
                 <w:b/>
               </w:rPr>
-              <w:t>电磁超声探头硬件开发与调试（</w:t>
+              <w:t>多模态数据采集系统构建</w:t>
+            </w:r>
+            <w:r>
+              <w:rPr>
+                <w:rFonts w:eastAsia="黑体" w:hint="eastAsia"/>
+                <w:b/>
+              </w:rPr>
+              <w:t>（</w:t>
+            </w:r>
+            <w:r>
+              <w:rPr>
+                <w:rFonts w:eastAsia="黑体" w:hint="eastAsia"/>
+                <w:b/>
+              </w:rPr>
+              <w:t xml:space="preserve">2026.05 </w:t>
             </w:r>
             <w:r>
               <w:rPr>
                 <w:rFonts w:eastAsia="黑体"/>
                 <w:b/>
               </w:rPr>
-              <w:t>2026.02—2026.04</w:t>
+              <w:t>–</w:t>
             </w:r>
             <w:r>
               <w:rPr>
-                <w:rFonts w:eastAsia="黑体"/>
+                <w:rFonts w:eastAsia="黑体" w:hint="eastAsia"/>
+                <w:b/>
+              </w:rPr>
+              <w:t xml:space="preserve"> 2026.06</w:t>
+            </w:r>
+            <w:r>
+              <w:rPr>
+                <w:rFonts w:eastAsia="黑体" w:hint="eastAsia"/>
                 <w:b/>
               </w:rPr>
               <w:t>）</w:t>
@@ -6242,109 +6997,31 @@
               <w:jc w:val="left"/>
             </w:pPr>
             <w:r>
-              <w:t>完成</w:t>
+              <w:t>开发基于视觉</w:t>
+            </w:r>
+            <w:r>
+              <w:t>ROI</w:t>
+            </w:r>
+            <w:r>
+              <w:t>的自主规划程序：用户在</w:t>
+            </w:r>
+            <w:r>
+              <w:t>RGB</w:t>
+            </w:r>
+            <w:r>
+              <w:t>图像中选取目标区域后，系统完成路径规划与末端精确接近。飞行过程中同步采集位姿、</w:t>
+            </w:r>
+            <w:r>
+              <w:t>RGBD</w:t>
+            </w:r>
+            <w:r>
+              <w:t>视频流与</w:t>
             </w:r>
             <w:r>
               <w:t>EMAT</w:t>
             </w:r>
             <w:r>
-              <w:t>探头制作与调试。开发</w:t>
-            </w:r>
-            <w:r>
-              <w:t>ROS</w:t>
-            </w:r>
-            <w:r>
-              <w:t>驱动节点，通过</w:t>
-            </w:r>
-            <w:r>
-              <w:t>USB</w:t>
-            </w:r>
-            <w:r>
-              <w:t>直连</w:t>
-            </w:r>
-            <w:r>
-              <w:t>CH346C</w:t>
-            </w:r>
-            <w:r>
-              <w:t>芯片，以二进制协议（</w:t>
-            </w:r>
-            <w:r>
-              <w:t>0xAB</w:t>
-            </w:r>
-            <w:r>
-              <w:t>头，</w:t>
-            </w:r>
-            <w:r>
-              <w:t>CRC-8</w:t>
-            </w:r>
-            <w:r>
-              <w:t>校验）实现通信。支持厚度读取、波形采集（</w:t>
-            </w:r>
-            <w:r>
-              <w:t>4</w:t>
-            </w:r>
-            <w:r>
-              <w:t>块</w:t>
-            </w:r>
-            <w:r>
-              <w:t>×8185</w:t>
-            </w:r>
-            <w:r>
-              <w:t>采样点，</w:t>
-            </w:r>
-            <w:r>
-              <w:t>8-bit ADC</w:t>
-            </w:r>
-            <w:r>
-              <w:t>）、参数配置等命令。波形采集频率约</w:t>
-            </w:r>
-            <w:r>
-              <w:t>40 Hz</w:t>
-            </w:r>
-            <w:r>
-              <w:t>。开发</w:t>
-            </w:r>
-            <w:r>
-              <w:t>Qt5 C++</w:t>
-            </w:r>
-            <w:r>
-              <w:t>可视化工具，采用</w:t>
-            </w:r>
-            <w:r>
-              <w:t>ring buffer + QTimer</w:t>
-            </w:r>
-            <w:r>
-              <w:t>架构（</w:t>
-            </w:r>
-            <w:r>
-              <w:t>25 ms</w:t>
-            </w:r>
-            <w:r>
-              <w:t>刷新），支持</w:t>
-            </w:r>
-            <w:r>
-              <w:t>DC</w:t>
-            </w:r>
-            <w:r>
-              <w:t>去除与</w:t>
-            </w:r>
-            <w:r>
-              <w:t>RMS</w:t>
-            </w:r>
-            <w:r>
-              <w:t>显示。通过</w:t>
-            </w:r>
-            <w:r>
-              <w:t>udev</w:t>
-            </w:r>
-            <w:r>
-              <w:t>规则实现免</w:t>
-            </w:r>
-            <w:r>
-              <w:t>sudo</w:t>
-            </w:r>
-            <w:r>
-              <w:t>访问，具备断线自动重连能力。</w:t>
+              <w:t>回波信号，构建结构化多模态数据集，为后续模型训练提供数据支撑。</w:t>
             </w:r>
           </w:p>
           <w:p>
@@ -6365,68 +7042,6 @@
                 <w:rFonts w:eastAsia="黑体"/>
                 <w:b/>
               </w:rPr>
-              <w:t xml:space="preserve">.4 </w:t>
-            </w:r>
-            <w:r>
-              <w:rPr>
-                <w:rFonts w:eastAsia="黑体"/>
-                <w:b/>
-              </w:rPr>
-              <w:t>多模态数据采集系统构建</w:t>
-            </w:r>
-          </w:p>
-          <w:p>
-            <w:pPr>
-              <w:spacing w:line="300" w:lineRule="auto"/>
-              <w:ind w:firstLine="420"/>
-              <w:jc w:val="left"/>
-            </w:pPr>
-            <w:r>
-              <w:t>开发基于视觉</w:t>
-            </w:r>
-            <w:r>
-              <w:t>ROI</w:t>
-            </w:r>
-            <w:r>
-              <w:t>的自主规划程序：用户在</w:t>
-            </w:r>
-            <w:r>
-              <w:t>RGB</w:t>
-            </w:r>
-            <w:r>
-              <w:t>图像中选取目标区域后，系统完成路径规划与末端精确接近。飞行过程中同步采集位姿、</w:t>
-            </w:r>
-            <w:r>
-              <w:t>RGBD</w:t>
-            </w:r>
-            <w:r>
-              <w:t>视频流与</w:t>
-            </w:r>
-            <w:r>
-              <w:t>EMAT</w:t>
-            </w:r>
-            <w:r>
-              <w:t>回波信号，构建结构化多模态数据集，为后续模型训练提供数据支撑。</w:t>
-            </w:r>
-          </w:p>
-          <w:p>
-            <w:pPr>
-              <w:spacing w:before="40" w:after="20" w:line="300" w:lineRule="auto"/>
-              <w:ind w:firstLine="422"/>
-              <w:jc w:val="left"/>
-            </w:pPr>
-            <w:r>
-              <w:rPr>
-                <w:rFonts w:eastAsia="黑体" w:hint="eastAsia"/>
-                <w:b/>
-              </w:rPr>
-              <w:t>3</w:t>
-            </w:r>
-            <w:r>
-              <w:rPr>
-                <w:rFonts w:eastAsia="黑体"/>
-                <w:b/>
-              </w:rPr>
               <w:t xml:space="preserve">.5 </w:t>
             </w:r>
             <w:r>
@@ -6444,19 +7059,7 @@
               <w:jc w:val="left"/>
             </w:pPr>
             <w:r>
-              <w:t>实现无人机完全自动驾驶下的任意曲面稳定接触。采用位置</w:t>
-            </w:r>
-            <w:r>
-              <w:t>-</w:t>
-            </w:r>
-            <w:r>
-              <w:t>速度串级</w:t>
-            </w:r>
-            <w:r>
-              <w:t>PID</w:t>
-            </w:r>
-            <w:r>
-              <w:t>控制，验证了从视觉引导到接触建立再到稳定扫查的完整流程。</w:t>
+              <w:t>实现无人机完全自动驾驶下的任意曲面稳定接触，验证了从视觉引导到接触建立再到稳定扫查的完整流程。</w:t>
             </w:r>
           </w:p>
         </w:tc>
@@ -6517,7 +7120,6 @@
               <w:jc w:val="left"/>
             </w:pPr>
             <w:r>
-              <w:lastRenderedPageBreak/>
               <w:t>按《研究生学位论文撰写格式规范》的格式要求分类填写与学位论文相关的阶段性研究成果</w:t>
             </w:r>
           </w:p>
@@ -6607,6 +7209,12 @@
               <w:t>PX4</w:t>
             </w:r>
             <w:r>
+              <w:rPr>
+                <w:rFonts w:hint="eastAsia"/>
+              </w:rPr>
+              <w:t>-Autopilot</w:t>
+            </w:r>
+            <w:r>
               <w:t>飞控，实现自主飞行与多模态数据同步采集。</w:t>
             </w:r>
           </w:p>
@@ -6650,13 +7258,7 @@
               <w:t>EMAT ROS</w:t>
             </w:r>
             <w:r>
-              <w:t>驱动节点（</w:t>
-            </w:r>
-            <w:r>
-              <w:t>C++17</w:t>
-            </w:r>
-            <w:r>
-              <w:t>），支持二进制协议通信、自动重连与</w:t>
+              <w:t>驱动节点，支持二进制协议通信、自动重连与</w:t>
             </w:r>
             <w:r>
               <w:t>Qt5</w:t>
@@ -6806,6 +7408,7 @@
               <w:jc w:val="left"/>
             </w:pPr>
             <w:r>
+              <w:lastRenderedPageBreak/>
               <w:t>导师对工作进展及研究计划的意见：</w:t>
             </w:r>
           </w:p>
@@ -7350,7 +7953,6 @@
               <w:jc w:val="right"/>
             </w:pPr>
             <w:r>
-              <w:lastRenderedPageBreak/>
               <w:t>负责人签名：</w:t>
             </w:r>
             <w:r>
@@ -7697,6 +8299,7 @@
               </w:rPr>
             </w:pPr>
             <w:r>
+              <w:lastRenderedPageBreak/>
               <w:t>2026.05-2026.11</w:t>
             </w:r>
           </w:p>
@@ -7885,7 +8488,6 @@
     <w:pPr>
       <w:pStyle w:val="a6"/>
       <w:ind w:firstLine="360"/>
-      <w:jc w:val="center"/>
     </w:pPr>
   </w:p>
 </w:ftr>

--- a/毕业设计/中期/华羽霄_中期报告表.docx
+++ b/毕业设计/中期/华羽霄_中期报告表.docx
@@ -859,7 +859,15 @@
           <w:sz w:val="30"/>
           <w:u w:val="single"/>
         </w:rPr>
-        <w:t>13</w:t>
+        <w:t>2</w:t>
+      </w:r>
+      <w:r>
+        <w:rPr>
+          <w:rFonts w:eastAsia="黑体" w:hint="eastAsia"/>
+          <w:sz w:val="30"/>
+          <w:u w:val="single"/>
+        </w:rPr>
+        <w:t>4</w:t>
       </w:r>
       <w:r>
         <w:rPr>
@@ -4871,8 +4879,7 @@
               <w:ind w:firstLine="420"/>
               <w:jc w:val="center"/>
               <w:rPr>
-                <w:rFonts w:eastAsiaTheme="minorEastAsia"/>
-                <w:i/>
+                <w:rFonts w:hint="eastAsia"/>
               </w:rPr>
             </w:pPr>
             <m:oMathPara>
@@ -6704,21 +6711,144 @@
                 <w:rFonts w:eastAsia="黑体"/>
                 <w:b/>
               </w:rPr>
-              <w:t>无人机实验平台搭建与集成（</w:t>
-            </w:r>
+              <w:t>无人机实验平台搭建与集成</w:t>
+            </w:r>
+          </w:p>
+          <w:p>
+            <w:pPr>
+              <w:spacing w:line="300" w:lineRule="auto"/>
+              <w:ind w:firstLine="420"/>
+              <w:jc w:val="left"/>
+            </w:pPr>
+            <w:r>
+              <w:t>本课题搭建了面向金属结构表面电磁超声无损检测的自适应探测无人机实验平台，实现了飞行控制、多源感知、状态估计与超声信号采集等功能的集成。飞行平台采用</w:t>
+            </w:r>
+            <w:r>
+              <w:t>S2-450</w:t>
+            </w:r>
+            <w:r>
+              <w:t>多旋翼无人机，以</w:t>
+            </w:r>
+            <w:r>
+              <w:t>PX4-Autopilot</w:t>
+            </w:r>
+            <w:r>
+              <w:t>为飞控核心，通过</w:t>
+            </w:r>
+            <w:r>
+              <w:t>MAVROS</w:t>
+            </w:r>
+            <w:r>
+              <w:t>实现局部位置与速度控制，单次续航约</w:t>
+            </w:r>
+            <w:r>
+              <w:t>15 min</w:t>
+            </w:r>
+            <w:r>
+              <w:t>。机载计算平台采用</w:t>
+            </w:r>
+            <w:r>
+              <w:t>NVIDIA Jetson Orin Nano</w:t>
+            </w:r>
+            <w:r>
+              <w:t>，运行</w:t>
+            </w:r>
+            <w:r>
+              <w:t>Ubuntu 20.04</w:t>
+            </w:r>
+            <w:r>
+              <w:t>与</w:t>
+            </w:r>
+            <w:r>
+              <w:t>ROS Noetic</w:t>
+            </w:r>
+            <w:r>
+              <w:t>，负责多模态数据同步采集、接触状态模型在线推理及飞控通信。</w:t>
+            </w:r>
+          </w:p>
+          <w:p>
+            <w:pPr>
+              <w:spacing w:line="300" w:lineRule="auto"/>
+              <w:ind w:firstLineChars="0" w:firstLine="0"/>
+              <w:jc w:val="center"/>
+            </w:pPr>
             <w:r>
               <w:rPr>
-                <w:rFonts w:eastAsia="黑体"/>
-                <w:b/>
+                <w:noProof/>
               </w:rPr>
-              <w:t>2025.11—2026.01</w:t>
-            </w:r>
+              <w:drawing>
+                <wp:inline distT="0" distB="0" distL="0" distR="0" wp14:anchorId="180FECD9" wp14:editId="55110753">
+                  <wp:extent cx="2846705" cy="2131695"/>
+                  <wp:effectExtent l="0" t="0" r="0" b="0"/>
+                  <wp:docPr id="1702754273" name="图片 1"/>
+                  <wp:cNvGraphicFramePr>
+                    <a:graphicFrameLocks xmlns:a="http://schemas.openxmlformats.org/drawingml/2006/main" noChangeAspect="1"/>
+                  </wp:cNvGraphicFramePr>
+                  <a:graphic xmlns:a="http://schemas.openxmlformats.org/drawingml/2006/main">
+                    <a:graphicData uri="http://schemas.openxmlformats.org/drawingml/2006/picture">
+                      <pic:pic xmlns:pic="http://schemas.openxmlformats.org/drawingml/2006/picture">
+                        <pic:nvPicPr>
+                          <pic:cNvPr id="0" name="Picture 1"/>
+                          <pic:cNvPicPr>
+                            <a:picLocks noChangeAspect="1" noChangeArrowheads="1"/>
+                          </pic:cNvPicPr>
+                        </pic:nvPicPr>
+                        <pic:blipFill>
+                          <a:blip r:embed="rId14">
+                            <a:extLst>
+                              <a:ext uri="{28A0092B-C50C-407E-A947-70E740481C1C}">
+                                <a14:useLocalDpi xmlns:a14="http://schemas.microsoft.com/office/drawing/2010/main" val="0"/>
+                              </a:ext>
+                            </a:extLst>
+                          </a:blip>
+                          <a:srcRect/>
+                          <a:stretch>
+                            <a:fillRect/>
+                          </a:stretch>
+                        </pic:blipFill>
+                        <pic:spPr bwMode="auto">
+                          <a:xfrm>
+                            <a:off x="0" y="0"/>
+                            <a:ext cx="2846705" cy="2131695"/>
+                          </a:xfrm>
+                          <a:prstGeom prst="rect">
+                            <a:avLst/>
+                          </a:prstGeom>
+                          <a:noFill/>
+                          <a:ln>
+                            <a:noFill/>
+                          </a:ln>
+                        </pic:spPr>
+                      </pic:pic>
+                    </a:graphicData>
+                  </a:graphic>
+                </wp:inline>
+              </w:drawing>
+            </w:r>
+          </w:p>
+          <w:p>
+            <w:pPr>
+              <w:spacing w:line="300" w:lineRule="auto"/>
+              <w:ind w:firstLineChars="0" w:firstLine="0"/>
+              <w:jc w:val="center"/>
+            </w:pPr>
             <w:r>
               <w:rPr>
-                <w:rFonts w:eastAsia="黑体"/>
-                <w:b/>
+                <w:rFonts w:hint="eastAsia"/>
               </w:rPr>
-              <w:t>）</w:t>
+              <w:t>图</w:t>
+            </w:r>
+            <w:r>
+              <w:rPr>
+                <w:rFonts w:hint="eastAsia"/>
+              </w:rPr>
+              <w:t>1</w:t>
+            </w:r>
+            <w:r>
+              <w:rPr>
+                <w:rFonts w:hint="eastAsia"/>
+              </w:rPr>
+              <w:t>搭载电磁超声探头的多旋翼无人机</w:t>
             </w:r>
           </w:p>
           <w:p>
@@ -6728,103 +6858,643 @@
               <w:jc w:val="left"/>
             </w:pPr>
             <w:r>
-              <w:t>完成无人机系统平台搭建，集成</w:t>
-            </w:r>
-            <w:r>
-              <w:t>Livox MID-360</w:t>
-            </w:r>
-            <w:r>
-              <w:t>激光雷达、</w:t>
-            </w:r>
-            <w:r>
-              <w:t>Intel RealSense D435</w:t>
-            </w:r>
-            <w:r>
-              <w:t>深度相机与</w:t>
-            </w:r>
-            <w:r>
-              <w:t>PX4</w:t>
-            </w:r>
-            <w:r>
-              <w:t>飞控。通过</w:t>
-            </w:r>
-            <w:r>
-              <w:t>MAVROS</w:t>
-            </w:r>
-            <w:r>
-              <w:t>实现飞控与地面计算机通信，利用</w:t>
-            </w:r>
-            <w:r>
-              <w:t>FAST-LIO 2.0</w:t>
-            </w:r>
-            <w:r>
-              <w:t>（</w:t>
-            </w:r>
-            <w:r>
-              <w:t>IEKF + ikd-Tree</w:t>
-            </w:r>
-            <w:r>
-              <w:t>）提供实时</w:t>
-            </w:r>
-            <w:r>
-              <w:t>6-DOF</w:t>
-            </w:r>
-            <w:r>
-              <w:t>位姿估计。开发</w:t>
-            </w:r>
-            <w:r>
-              <w:t>lidar_to_mavros.py</w:t>
-            </w:r>
-            <w:r>
-              <w:t>桥接节点，将里程计数据转换为</w:t>
-            </w:r>
-            <w:r>
-              <w:t>MAVROS</w:t>
-            </w:r>
-            <w:r>
-              <w:t>视觉位姿反馈。系统已实现遥控下的姿态稳定飞行。</w:t>
-            </w:r>
-          </w:p>
-          <w:p>
-            <w:pPr>
-              <w:spacing w:before="40" w:after="20" w:line="300" w:lineRule="auto"/>
-              <w:ind w:firstLine="422"/>
+              <w:t>在定位与环境感知方面，系统搭载</w:t>
+            </w:r>
+            <w:proofErr w:type="spellStart"/>
+            <w:r>
+              <w:t>Livox</w:t>
+            </w:r>
+            <w:proofErr w:type="spellEnd"/>
+            <w:r>
+              <w:t xml:space="preserve"> MID-360</w:t>
+            </w:r>
+            <w:r>
+              <w:t>激光雷达，结合</w:t>
+            </w:r>
+            <w:r>
+              <w:t>FAST-LIO2</w:t>
+            </w:r>
+            <w:r>
+              <w:t>实现激光雷达与惯性测量数据的紧耦合融合，以约</w:t>
+            </w:r>
+            <w:r>
+              <w:t>50 Hz</w:t>
+            </w:r>
+            <w:r>
+              <w:t>输出无人机六自由度位姿，为弱</w:t>
+            </w:r>
+            <w:r>
+              <w:t>GNSS</w:t>
+            </w:r>
+            <w:r>
+              <w:t>环境下的自主定位与运动状态分析提供支持。同时，采用</w:t>
+            </w:r>
+            <w:r>
+              <w:t>Intel RealSense D435 RGBD</w:t>
+            </w:r>
+            <w:r>
+              <w:t>相机，以约</w:t>
+            </w:r>
+            <w:r>
+              <w:t>30 Hz</w:t>
+            </w:r>
+            <w:r>
+              <w:t>采集对齐的彩色与深度图像，通过深度图感兴趣区域提取六维视觉特征，为目标接近与接触状态判别提供感知信息。</w:t>
+            </w:r>
+          </w:p>
+          <w:p>
+            <w:pPr>
+              <w:spacing w:line="300" w:lineRule="auto"/>
+              <w:ind w:firstLine="420"/>
               <w:jc w:val="left"/>
             </w:pPr>
             <w:r>
+              <w:t>在电磁超声检测方面，系统集成</w:t>
+            </w:r>
+            <w:r>
+              <w:t>KPROPUS AIR</w:t>
+            </w:r>
+            <w:r>
+              <w:t>测厚仪，通过</w:t>
+            </w:r>
+            <w:r>
+              <w:t>USB</w:t>
+            </w:r>
+            <w:r>
+              <w:t>接口与机载计算机通信，并开发</w:t>
+            </w:r>
+            <w:r>
+              <w:t>ROS</w:t>
+            </w:r>
+            <w:r>
+              <w:t>驱动节点，实现超声波形的实时读取与发布，采样率为</w:t>
+            </w:r>
+            <w:r>
+              <w:t>40 MHz</w:t>
+            </w:r>
+            <w:r>
+              <w:t>，波形发布频率约</w:t>
+            </w:r>
+            <w:r>
               <w:rPr>
-                <w:rFonts w:eastAsia="黑体" w:hint="eastAsia"/>
-                <w:b/>
+                <w:rFonts w:hint="eastAsia"/>
               </w:rPr>
-              <w:t>3</w:t>
-            </w:r>
+              <w:t>2</w:t>
+            </w:r>
+            <w:r>
+              <w:t xml:space="preserve"> Hz</w:t>
+            </w:r>
+            <w:r>
+              <w:t>。</w:t>
+            </w:r>
+          </w:p>
+          <w:tbl>
+            <w:tblPr>
+              <w:tblStyle w:val="af2"/>
+              <w:tblW w:w="0" w:type="auto"/>
+              <w:tblLook w:val="04A0" w:firstRow="1" w:lastRow="0" w:firstColumn="1" w:lastColumn="0" w:noHBand="0" w:noVBand="1"/>
+            </w:tblPr>
+            <w:tblGrid>
+              <w:gridCol w:w="4709"/>
+              <w:gridCol w:w="4709"/>
+            </w:tblGrid>
+            <w:tr>
+              <w:tc>
+                <w:tcPr>
+                  <w:tcW w:w="4709" w:type="dxa"/>
+                </w:tcPr>
+                <w:p>
+                  <w:pPr>
+                    <w:spacing w:line="300" w:lineRule="auto"/>
+                    <w:ind w:firstLineChars="0" w:firstLine="0"/>
+                    <w:jc w:val="center"/>
+                    <w:rPr>
+                      <w:rFonts w:hint="eastAsia"/>
+                    </w:rPr>
+                  </w:pPr>
+                  <w:r>
+                    <w:rPr>
+                      <w:noProof/>
+                    </w:rPr>
+                    <w:drawing>
+                      <wp:inline distT="0" distB="0" distL="0" distR="0" wp14:anchorId="20989DAD" wp14:editId="4CFE87D3">
+                        <wp:extent cx="2880000" cy="2107818"/>
+                        <wp:effectExtent l="0" t="0" r="0" b="6985"/>
+                        <wp:docPr id="703301224" name="图片 3"/>
+                        <wp:cNvGraphicFramePr>
+                          <a:graphicFrameLocks xmlns:a="http://schemas.openxmlformats.org/drawingml/2006/main" noChangeAspect="1"/>
+                        </wp:cNvGraphicFramePr>
+                        <a:graphic xmlns:a="http://schemas.openxmlformats.org/drawingml/2006/main">
+                          <a:graphicData uri="http://schemas.openxmlformats.org/drawingml/2006/picture">
+                            <pic:pic xmlns:pic="http://schemas.openxmlformats.org/drawingml/2006/picture">
+                              <pic:nvPicPr>
+                                <pic:cNvPr id="0" name="Picture 5"/>
+                                <pic:cNvPicPr>
+                                  <a:picLocks noChangeAspect="1" noChangeArrowheads="1"/>
+                                </pic:cNvPicPr>
+                              </pic:nvPicPr>
+                              <pic:blipFill>
+                                <a:blip r:embed="rId15" cstate="print">
+                                  <a:extLst>
+                                    <a:ext uri="{28A0092B-C50C-407E-A947-70E740481C1C}">
+                                      <a14:useLocalDpi xmlns:a14="http://schemas.microsoft.com/office/drawing/2010/main" val="0"/>
+                                    </a:ext>
+                                  </a:extLst>
+                                </a:blip>
+                                <a:srcRect/>
+                                <a:stretch>
+                                  <a:fillRect/>
+                                </a:stretch>
+                              </pic:blipFill>
+                              <pic:spPr bwMode="auto">
+                                <a:xfrm>
+                                  <a:off x="0" y="0"/>
+                                  <a:ext cx="2880000" cy="2107818"/>
+                                </a:xfrm>
+                                <a:prstGeom prst="rect">
+                                  <a:avLst/>
+                                </a:prstGeom>
+                                <a:noFill/>
+                                <a:ln>
+                                  <a:noFill/>
+                                </a:ln>
+                              </pic:spPr>
+                            </pic:pic>
+                          </a:graphicData>
+                        </a:graphic>
+                      </wp:inline>
+                    </w:drawing>
+                  </w:r>
+                </w:p>
+                <w:p>
+                  <w:pPr>
+                    <w:spacing w:line="300" w:lineRule="auto"/>
+                    <w:ind w:firstLineChars="0" w:firstLine="0"/>
+                    <w:jc w:val="center"/>
+                    <w:rPr>
+                      <w:rFonts w:hint="eastAsia"/>
+                    </w:rPr>
+                  </w:pPr>
+                  <w:r>
+                    <w:rPr>
+                      <w:rFonts w:hint="eastAsia"/>
+                    </w:rPr>
+                    <w:t>图</w:t>
+                  </w:r>
+                  <w:r>
+                    <w:rPr>
+                      <w:rFonts w:hint="eastAsia"/>
+                    </w:rPr>
+                    <w:t>1</w:t>
+                  </w:r>
+                  <w:r>
+                    <w:rPr>
+                      <w:rFonts w:hint="eastAsia"/>
+                    </w:rPr>
+                    <w:t>接触状态下</w:t>
+                  </w:r>
+                  <w:r>
+                    <w:rPr>
+                      <w:rFonts w:hint="eastAsia"/>
+                    </w:rPr>
+                    <w:t>EMAT</w:t>
+                  </w:r>
+                  <w:r>
+                    <w:rPr>
+                      <w:rFonts w:hint="eastAsia"/>
+                    </w:rPr>
+                    <w:t>回波</w:t>
+                  </w:r>
+                </w:p>
+              </w:tc>
+              <w:tc>
+                <w:tcPr>
+                  <w:tcW w:w="4709" w:type="dxa"/>
+                </w:tcPr>
+                <w:p>
+                  <w:pPr>
+                    <w:spacing w:line="300" w:lineRule="auto"/>
+                    <w:ind w:firstLineChars="0" w:firstLine="0"/>
+                    <w:jc w:val="center"/>
+                    <w:rPr>
+                      <w:rFonts w:hint="eastAsia"/>
+                    </w:rPr>
+                  </w:pPr>
+                  <w:r>
+                    <w:rPr>
+                      <w:rFonts w:hint="eastAsia"/>
+                      <w:noProof/>
+                    </w:rPr>
+                    <w:drawing>
+                      <wp:inline distT="0" distB="0" distL="0" distR="0" wp14:anchorId="39CEC52D" wp14:editId="21802B01">
+                        <wp:extent cx="2880000" cy="2110054"/>
+                        <wp:effectExtent l="0" t="0" r="0" b="5080"/>
+                        <wp:docPr id="1018076170" name="图片 5"/>
+                        <wp:cNvGraphicFramePr>
+                          <a:graphicFrameLocks xmlns:a="http://schemas.openxmlformats.org/drawingml/2006/main" noChangeAspect="1"/>
+                        </wp:cNvGraphicFramePr>
+                        <a:graphic xmlns:a="http://schemas.openxmlformats.org/drawingml/2006/main">
+                          <a:graphicData uri="http://schemas.openxmlformats.org/drawingml/2006/picture">
+                            <pic:pic xmlns:pic="http://schemas.openxmlformats.org/drawingml/2006/picture">
+                              <pic:nvPicPr>
+                                <pic:cNvPr id="1018076170" name="图片 1018076170"/>
+                                <pic:cNvPicPr/>
+                              </pic:nvPicPr>
+                              <pic:blipFill>
+                                <a:blip r:embed="rId16" cstate="print">
+                                  <a:extLst>
+                                    <a:ext uri="{28A0092B-C50C-407E-A947-70E740481C1C}">
+                                      <a14:useLocalDpi xmlns:a14="http://schemas.microsoft.com/office/drawing/2010/main" val="0"/>
+                                    </a:ext>
+                                  </a:extLst>
+                                </a:blip>
+                                <a:stretch>
+                                  <a:fillRect/>
+                                </a:stretch>
+                              </pic:blipFill>
+                              <pic:spPr>
+                                <a:xfrm>
+                                  <a:off x="0" y="0"/>
+                                  <a:ext cx="2880000" cy="2110054"/>
+                                </a:xfrm>
+                                <a:prstGeom prst="rect">
+                                  <a:avLst/>
+                                </a:prstGeom>
+                              </pic:spPr>
+                            </pic:pic>
+                          </a:graphicData>
+                        </a:graphic>
+                      </wp:inline>
+                    </w:drawing>
+                  </w:r>
+                </w:p>
+                <w:p>
+                  <w:pPr>
+                    <w:spacing w:line="300" w:lineRule="auto"/>
+                    <w:ind w:firstLineChars="0" w:firstLine="0"/>
+                    <w:jc w:val="center"/>
+                    <w:rPr>
+                      <w:rFonts w:hint="eastAsia"/>
+                    </w:rPr>
+                  </w:pPr>
+                  <w:r>
+                    <w:rPr>
+                      <w:rFonts w:hint="eastAsia"/>
+                    </w:rPr>
+                    <w:t>图</w:t>
+                  </w:r>
+                  <w:r>
+                    <w:rPr>
+                      <w:rFonts w:hint="eastAsia"/>
+                    </w:rPr>
+                    <w:t>2</w:t>
+                  </w:r>
+                  <w:r>
+                    <w:rPr>
+                      <w:rFonts w:hint="eastAsia"/>
+                    </w:rPr>
+                    <w:t>接触状态下</w:t>
+                  </w:r>
+                  <w:r>
+                    <w:rPr>
+                      <w:rFonts w:hint="eastAsia"/>
+                    </w:rPr>
+                    <w:t>EMAT</w:t>
+                  </w:r>
+                  <w:r>
+                    <w:rPr>
+                      <w:rFonts w:hint="eastAsia"/>
+                    </w:rPr>
+                    <w:t>包络</w:t>
+                  </w:r>
+                </w:p>
+              </w:tc>
+            </w:tr>
+            <w:tr>
+              <w:tc>
+                <w:tcPr>
+                  <w:tcW w:w="4709" w:type="dxa"/>
+                </w:tcPr>
+                <w:p>
+                  <w:pPr>
+                    <w:spacing w:line="300" w:lineRule="auto"/>
+                    <w:ind w:firstLineChars="0" w:firstLine="0"/>
+                    <w:jc w:val="center"/>
+                    <w:rPr>
+                      <w:rFonts w:hint="eastAsia"/>
+                    </w:rPr>
+                  </w:pPr>
+                  <w:r>
+                    <w:rPr>
+                      <w:rFonts w:hint="eastAsia"/>
+                      <w:noProof/>
+                    </w:rPr>
+                    <w:lastRenderedPageBreak/>
+                    <w:drawing>
+                      <wp:inline distT="0" distB="0" distL="0" distR="0" wp14:anchorId="6CCC1865" wp14:editId="1009B51A">
+                        <wp:extent cx="2880000" cy="2107072"/>
+                        <wp:effectExtent l="0" t="0" r="0" b="7620"/>
+                        <wp:docPr id="622760742" name="图片 6"/>
+                        <wp:cNvGraphicFramePr>
+                          <a:graphicFrameLocks xmlns:a="http://schemas.openxmlformats.org/drawingml/2006/main" noChangeAspect="1"/>
+                        </wp:cNvGraphicFramePr>
+                        <a:graphic xmlns:a="http://schemas.openxmlformats.org/drawingml/2006/main">
+                          <a:graphicData uri="http://schemas.openxmlformats.org/drawingml/2006/picture">
+                            <pic:pic xmlns:pic="http://schemas.openxmlformats.org/drawingml/2006/picture">
+                              <pic:nvPicPr>
+                                <pic:cNvPr id="622760742" name="图片 622760742"/>
+                                <pic:cNvPicPr/>
+                              </pic:nvPicPr>
+                              <pic:blipFill>
+                                <a:blip r:embed="rId17" cstate="print">
+                                  <a:extLst>
+                                    <a:ext uri="{28A0092B-C50C-407E-A947-70E740481C1C}">
+                                      <a14:useLocalDpi xmlns:a14="http://schemas.microsoft.com/office/drawing/2010/main" val="0"/>
+                                    </a:ext>
+                                  </a:extLst>
+                                </a:blip>
+                                <a:stretch>
+                                  <a:fillRect/>
+                                </a:stretch>
+                              </pic:blipFill>
+                              <pic:spPr>
+                                <a:xfrm>
+                                  <a:off x="0" y="0"/>
+                                  <a:ext cx="2880000" cy="2107072"/>
+                                </a:xfrm>
+                                <a:prstGeom prst="rect">
+                                  <a:avLst/>
+                                </a:prstGeom>
+                              </pic:spPr>
+                            </pic:pic>
+                          </a:graphicData>
+                        </a:graphic>
+                      </wp:inline>
+                    </w:drawing>
+                  </w:r>
+                </w:p>
+                <w:p>
+                  <w:pPr>
+                    <w:spacing w:line="300" w:lineRule="auto"/>
+                    <w:ind w:firstLineChars="0" w:firstLine="0"/>
+                    <w:jc w:val="center"/>
+                    <w:rPr>
+                      <w:rFonts w:hint="eastAsia"/>
+                    </w:rPr>
+                  </w:pPr>
+                  <w:r>
+                    <w:rPr>
+                      <w:rFonts w:hint="eastAsia"/>
+                    </w:rPr>
+                    <w:t>图</w:t>
+                  </w:r>
+                  <w:r>
+                    <w:rPr>
+                      <w:rFonts w:hint="eastAsia"/>
+                    </w:rPr>
+                    <w:t>3</w:t>
+                  </w:r>
+                  <w:r>
+                    <w:rPr>
+                      <w:rFonts w:hint="eastAsia"/>
+                    </w:rPr>
+                    <w:t>非接触状态下</w:t>
+                  </w:r>
+                  <w:r>
+                    <w:rPr>
+                      <w:rFonts w:hint="eastAsia"/>
+                    </w:rPr>
+                    <w:t>EMAT</w:t>
+                  </w:r>
+                  <w:r>
+                    <w:rPr>
+                      <w:rFonts w:hint="eastAsia"/>
+                    </w:rPr>
+                    <w:t>回波</w:t>
+                  </w:r>
+                </w:p>
+              </w:tc>
+              <w:tc>
+                <w:tcPr>
+                  <w:tcW w:w="4709" w:type="dxa"/>
+                </w:tcPr>
+                <w:p>
+                  <w:pPr>
+                    <w:spacing w:line="300" w:lineRule="auto"/>
+                    <w:ind w:firstLineChars="0" w:firstLine="0"/>
+                    <w:jc w:val="center"/>
+                    <w:rPr>
+                      <w:rFonts w:hint="eastAsia"/>
+                    </w:rPr>
+                  </w:pPr>
+                  <w:r>
+                    <w:rPr>
+                      <w:rFonts w:hint="eastAsia"/>
+                      <w:noProof/>
+                    </w:rPr>
+                    <w:drawing>
+                      <wp:inline distT="0" distB="0" distL="0" distR="0" wp14:anchorId="6C60697A" wp14:editId="625272C4">
+                        <wp:extent cx="2880000" cy="2110054"/>
+                        <wp:effectExtent l="0" t="0" r="0" b="5080"/>
+                        <wp:docPr id="338685148" name="图片 7"/>
+                        <wp:cNvGraphicFramePr>
+                          <a:graphicFrameLocks xmlns:a="http://schemas.openxmlformats.org/drawingml/2006/main" noChangeAspect="1"/>
+                        </wp:cNvGraphicFramePr>
+                        <a:graphic xmlns:a="http://schemas.openxmlformats.org/drawingml/2006/main">
+                          <a:graphicData uri="http://schemas.openxmlformats.org/drawingml/2006/picture">
+                            <pic:pic xmlns:pic="http://schemas.openxmlformats.org/drawingml/2006/picture">
+                              <pic:nvPicPr>
+                                <pic:cNvPr id="338685148" name="图片 338685148"/>
+                                <pic:cNvPicPr/>
+                              </pic:nvPicPr>
+                              <pic:blipFill>
+                                <a:blip r:embed="rId18" cstate="print">
+                                  <a:extLst>
+                                    <a:ext uri="{28A0092B-C50C-407E-A947-70E740481C1C}">
+                                      <a14:useLocalDpi xmlns:a14="http://schemas.microsoft.com/office/drawing/2010/main" val="0"/>
+                                    </a:ext>
+                                  </a:extLst>
+                                </a:blip>
+                                <a:stretch>
+                                  <a:fillRect/>
+                                </a:stretch>
+                              </pic:blipFill>
+                              <pic:spPr>
+                                <a:xfrm>
+                                  <a:off x="0" y="0"/>
+                                  <a:ext cx="2880000" cy="2110054"/>
+                                </a:xfrm>
+                                <a:prstGeom prst="rect">
+                                  <a:avLst/>
+                                </a:prstGeom>
+                              </pic:spPr>
+                            </pic:pic>
+                          </a:graphicData>
+                        </a:graphic>
+                      </wp:inline>
+                    </w:drawing>
+                  </w:r>
+                </w:p>
+                <w:p>
+                  <w:pPr>
+                    <w:spacing w:line="300" w:lineRule="auto"/>
+                    <w:ind w:firstLineChars="0" w:firstLine="0"/>
+                    <w:jc w:val="center"/>
+                    <w:rPr>
+                      <w:rFonts w:hint="eastAsia"/>
+                    </w:rPr>
+                  </w:pPr>
+                  <w:r>
+                    <w:rPr>
+                      <w:rFonts w:hint="eastAsia"/>
+                    </w:rPr>
+                    <w:t>图</w:t>
+                  </w:r>
+                  <w:r>
+                    <w:rPr>
+                      <w:rFonts w:hint="eastAsia"/>
+                    </w:rPr>
+                    <w:t>4</w:t>
+                  </w:r>
+                  <w:r>
+                    <w:rPr>
+                      <w:rFonts w:hint="eastAsia"/>
+                    </w:rPr>
+                    <w:t>非接触状态下</w:t>
+                  </w:r>
+                  <w:r>
+                    <w:rPr>
+                      <w:rFonts w:hint="eastAsia"/>
+                    </w:rPr>
+                    <w:t>EMAT</w:t>
+                  </w:r>
+                  <w:r>
+                    <w:rPr>
+                      <w:rFonts w:hint="eastAsia"/>
+                    </w:rPr>
+                    <w:t>包络</w:t>
+                  </w:r>
+                </w:p>
+              </w:tc>
+            </w:tr>
+          </w:tbl>
+          <w:p>
+            <w:pPr>
+              <w:spacing w:line="300" w:lineRule="auto"/>
+              <w:ind w:firstLine="420"/>
+              <w:jc w:val="left"/>
+            </w:pPr>
+            <w:r>
+              <w:t>基于上述硬件与软件架构，平台初步具备激光雷达惯性定位、深度视觉感知、电磁超声信号采集和物理约束</w:t>
+            </w:r>
+            <w:r>
+              <w:t>Transformer</w:t>
+            </w:r>
+            <w:r>
+              <w:t>在线推理能力，为后续开展多模态特征融合、接触状态识别及无人机自主接触检测闭环控制实验奠定了基础。</w:t>
+            </w:r>
+          </w:p>
+          <w:p>
+            <w:pPr>
+              <w:spacing w:line="300" w:lineRule="auto"/>
+              <w:ind w:firstLineChars="0" w:firstLine="0"/>
+              <w:jc w:val="left"/>
+            </w:pPr>
             <w:r>
               <w:rPr>
-                <w:rFonts w:eastAsia="黑体"/>
-                <w:b/>
+                <w:noProof/>
               </w:rPr>
-              <w:t xml:space="preserve">.3 </w:t>
-            </w:r>
+              <w:drawing>
+                <wp:inline distT="0" distB="0" distL="0" distR="0" wp14:anchorId="52BD7563" wp14:editId="424F5ACF">
+                  <wp:extent cx="5986780" cy="3742055"/>
+                  <wp:effectExtent l="0" t="0" r="0" b="0"/>
+                  <wp:docPr id="1313618223" name="图片 2"/>
+                  <wp:cNvGraphicFramePr>
+                    <a:graphicFrameLocks xmlns:a="http://schemas.openxmlformats.org/drawingml/2006/main" noChangeAspect="1"/>
+                  </wp:cNvGraphicFramePr>
+                  <a:graphic xmlns:a="http://schemas.openxmlformats.org/drawingml/2006/main">
+                    <a:graphicData uri="http://schemas.openxmlformats.org/drawingml/2006/picture">
+                      <pic:pic xmlns:pic="http://schemas.openxmlformats.org/drawingml/2006/picture">
+                        <pic:nvPicPr>
+                          <pic:cNvPr id="0" name="Picture 3"/>
+                          <pic:cNvPicPr>
+                            <a:picLocks noChangeAspect="1" noChangeArrowheads="1"/>
+                          </pic:cNvPicPr>
+                        </pic:nvPicPr>
+                        <pic:blipFill>
+                          <a:blip r:embed="rId19" cstate="print">
+                            <a:extLst>
+                              <a:ext uri="{28A0092B-C50C-407E-A947-70E740481C1C}">
+                                <a14:useLocalDpi xmlns:a14="http://schemas.microsoft.com/office/drawing/2010/main" val="0"/>
+                              </a:ext>
+                            </a:extLst>
+                          </a:blip>
+                          <a:srcRect/>
+                          <a:stretch>
+                            <a:fillRect/>
+                          </a:stretch>
+                        </pic:blipFill>
+                        <pic:spPr bwMode="auto">
+                          <a:xfrm>
+                            <a:off x="0" y="0"/>
+                            <a:ext cx="5986780" cy="3742055"/>
+                          </a:xfrm>
+                          <a:prstGeom prst="rect">
+                            <a:avLst/>
+                          </a:prstGeom>
+                          <a:noFill/>
+                          <a:ln>
+                            <a:noFill/>
+                          </a:ln>
+                        </pic:spPr>
+                      </pic:pic>
+                    </a:graphicData>
+                  </a:graphic>
+                </wp:inline>
+              </w:drawing>
+            </w:r>
+          </w:p>
+          <w:p>
+            <w:pPr>
+              <w:spacing w:line="300" w:lineRule="auto"/>
+              <w:ind w:firstLineChars="0" w:firstLine="0"/>
+              <w:jc w:val="left"/>
+            </w:pPr>
             <w:r>
               <w:rPr>
-                <w:rFonts w:eastAsia="黑体"/>
-                <w:b/>
+                <w:rFonts w:hint="eastAsia"/>
               </w:rPr>
-              <w:t>电磁超声探头硬件开发与调试（</w:t>
+              <w:t>图</w:t>
             </w:r>
             <w:r>
               <w:rPr>
-                <w:rFonts w:eastAsia="黑体"/>
-                <w:b/>
+                <w:rFonts w:hint="eastAsia"/>
               </w:rPr>
-              <w:t>2026.02—2026.04</w:t>
+              <w:t>5</w:t>
             </w:r>
             <w:r>
               <w:rPr>
-                <w:rFonts w:eastAsia="黑体"/>
-                <w:b/>
+                <w:rFonts w:hint="eastAsia"/>
               </w:rPr>
-              <w:t>）</w:t>
+              <w:t>无人机</w:t>
+            </w:r>
+            <w:r>
+              <w:rPr>
+                <w:rFonts w:hint="eastAsia"/>
+              </w:rPr>
+              <w:t>多模态感控</w:t>
+            </w:r>
+            <w:r>
+              <w:rPr>
+                <w:rFonts w:hint="eastAsia"/>
+              </w:rPr>
+              <w:t>接触</w:t>
+            </w:r>
+            <w:r>
+              <w:rPr>
+                <w:rFonts w:hint="eastAsia"/>
+              </w:rPr>
+              <w:t>实验打标</w:t>
             </w:r>
           </w:p>
           <w:p>
@@ -6834,160 +7504,48 @@
               <w:jc w:val="left"/>
             </w:pPr>
             <w:r>
-              <w:t>完成</w:t>
-            </w:r>
-            <w:r>
-              <w:t>EMAT</w:t>
-            </w:r>
-            <w:r>
-              <w:t>探头制作与调试。开发</w:t>
-            </w:r>
-            <w:r>
-              <w:t>ROS</w:t>
-            </w:r>
-            <w:r>
-              <w:t>驱动节点，通过</w:t>
-            </w:r>
-            <w:r>
-              <w:t>USB</w:t>
-            </w:r>
-            <w:r>
-              <w:t>直连</w:t>
-            </w:r>
-            <w:r>
-              <w:t>CH346C</w:t>
-            </w:r>
-            <w:r>
-              <w:t>芯片，以二进制协议（</w:t>
-            </w:r>
-            <w:r>
-              <w:t>0xAB</w:t>
-            </w:r>
-            <w:r>
-              <w:t>头，</w:t>
-            </w:r>
-            <w:r>
-              <w:t>CRC-8</w:t>
-            </w:r>
-            <w:r>
-              <w:t>校验）实现通信。支持厚度读取、波形采集（</w:t>
-            </w:r>
-            <w:r>
-              <w:t>4</w:t>
-            </w:r>
-            <w:r>
-              <w:t>块</w:t>
-            </w:r>
-            <w:r>
-              <w:t>×8185</w:t>
-            </w:r>
-            <w:r>
-              <w:t>采样点，</w:t>
-            </w:r>
-            <w:r>
-              <w:t>8-bit ADC</w:t>
-            </w:r>
-            <w:r>
-              <w:t>）、参数配置等命令。波形采集频率约</w:t>
-            </w:r>
-            <w:r>
-              <w:t>40 Hz</w:t>
-            </w:r>
-            <w:r>
-              <w:t>。开发</w:t>
-            </w:r>
-            <w:r>
-              <w:t>Qt5 C++</w:t>
-            </w:r>
-            <w:r>
-              <w:t>可视化工具，采用</w:t>
-            </w:r>
-            <w:r>
-              <w:t>ring buffer + QTimer</w:t>
-            </w:r>
-            <w:r>
-              <w:t>架构（</w:t>
-            </w:r>
-            <w:r>
-              <w:t>25 ms</w:t>
-            </w:r>
-            <w:r>
-              <w:t>刷新），支持</w:t>
-            </w:r>
-            <w:r>
-              <w:t>DC</w:t>
-            </w:r>
-            <w:r>
-              <w:t>去除与</w:t>
-            </w:r>
-            <w:r>
-              <w:t>RMS</w:t>
-            </w:r>
-            <w:r>
-              <w:t>显示。</w:t>
-            </w:r>
-          </w:p>
-          <w:p>
-            <w:pPr>
-              <w:spacing w:before="40" w:after="20" w:line="300" w:lineRule="auto"/>
-              <w:ind w:firstLine="422"/>
+              <w:rPr>
+                <w:rFonts w:hint="eastAsia"/>
+              </w:rPr>
+              <w:t xml:space="preserve">5.2 </w:t>
+            </w:r>
+            <w:r>
+              <w:rPr>
+                <w:rFonts w:hint="eastAsia"/>
+              </w:rPr>
+              <w:t>可视化结果</w:t>
+            </w:r>
+          </w:p>
+          <w:p>
+            <w:pPr>
+              <w:spacing w:line="300" w:lineRule="auto"/>
+              <w:ind w:firstLine="420"/>
               <w:jc w:val="left"/>
             </w:pPr>
+          </w:p>
+          <w:p>
+            <w:pPr>
+              <w:spacing w:line="300" w:lineRule="auto"/>
+              <w:ind w:firstLine="420"/>
+              <w:jc w:val="left"/>
+            </w:pPr>
             <w:r>
               <w:rPr>
-                <w:rFonts w:eastAsia="黑体" w:hint="eastAsia"/>
-                <w:b/>
+                <w:rFonts w:hint="eastAsia"/>
               </w:rPr>
-              <w:t>3</w:t>
+              <w:t xml:space="preserve">5.3 </w:t>
             </w:r>
             <w:r>
               <w:rPr>
-                <w:rFonts w:eastAsia="黑体"/>
-                <w:b/>
+                <w:rFonts w:hint="eastAsia"/>
               </w:rPr>
-              <w:t xml:space="preserve">.4 </w:t>
+              <w:t>对比</w:t>
             </w:r>
             <w:r>
               <w:rPr>
-                <w:rFonts w:eastAsia="黑体"/>
-                <w:b/>
+                <w:rFonts w:hint="eastAsia"/>
               </w:rPr>
-              <w:t>多模态数据采集系统构建</w:t>
-            </w:r>
-            <w:r>
-              <w:rPr>
-                <w:rFonts w:eastAsia="黑体" w:hint="eastAsia"/>
-                <w:b/>
-              </w:rPr>
-              <w:t>（</w:t>
-            </w:r>
-            <w:r>
-              <w:rPr>
-                <w:rFonts w:eastAsia="黑体" w:hint="eastAsia"/>
-                <w:b/>
-              </w:rPr>
-              <w:t xml:space="preserve">2026.05 </w:t>
-            </w:r>
-            <w:r>
-              <w:rPr>
-                <w:rFonts w:eastAsia="黑体"/>
-                <w:b/>
-              </w:rPr>
-              <w:t>–</w:t>
-            </w:r>
-            <w:r>
-              <w:rPr>
-                <w:rFonts w:eastAsia="黑体" w:hint="eastAsia"/>
-                <w:b/>
-              </w:rPr>
-              <w:t xml:space="preserve"> 2026.06</w:t>
-            </w:r>
-            <w:r>
-              <w:rPr>
-                <w:rFonts w:eastAsia="黑体" w:hint="eastAsia"/>
-                <w:b/>
-              </w:rPr>
-              <w:t>）</w:t>
+              <w:t>实验</w:t>
             </w:r>
           </w:p>
           <w:p>
@@ -6996,71 +7554,6 @@
               <w:ind w:firstLine="420"/>
               <w:jc w:val="left"/>
             </w:pPr>
-            <w:r>
-              <w:t>开发基于视觉</w:t>
-            </w:r>
-            <w:r>
-              <w:t>ROI</w:t>
-            </w:r>
-            <w:r>
-              <w:t>的自主规划程序：用户在</w:t>
-            </w:r>
-            <w:r>
-              <w:t>RGB</w:t>
-            </w:r>
-            <w:r>
-              <w:t>图像中选取目标区域后，系统完成路径规划与末端精确接近。飞行过程中同步采集位姿、</w:t>
-            </w:r>
-            <w:r>
-              <w:t>RGBD</w:t>
-            </w:r>
-            <w:r>
-              <w:t>视频流与</w:t>
-            </w:r>
-            <w:r>
-              <w:t>EMAT</w:t>
-            </w:r>
-            <w:r>
-              <w:t>回波信号，构建结构化多模态数据集，为后续模型训练提供数据支撑。</w:t>
-            </w:r>
-          </w:p>
-          <w:p>
-            <w:pPr>
-              <w:spacing w:before="40" w:after="20" w:line="300" w:lineRule="auto"/>
-              <w:ind w:firstLine="422"/>
-              <w:jc w:val="left"/>
-            </w:pPr>
-            <w:r>
-              <w:rPr>
-                <w:rFonts w:eastAsia="黑体" w:hint="eastAsia"/>
-                <w:b/>
-              </w:rPr>
-              <w:t>3</w:t>
-            </w:r>
-            <w:r>
-              <w:rPr>
-                <w:rFonts w:eastAsia="黑体"/>
-                <w:b/>
-              </w:rPr>
-              <w:t xml:space="preserve">.5 </w:t>
-            </w:r>
-            <w:r>
-              <w:rPr>
-                <w:rFonts w:eastAsia="黑体"/>
-                <w:b/>
-              </w:rPr>
-              <w:t>视觉引导与接触控制验证</w:t>
-            </w:r>
-          </w:p>
-          <w:p>
-            <w:pPr>
-              <w:spacing w:line="300" w:lineRule="auto"/>
-              <w:ind w:firstLine="420"/>
-              <w:jc w:val="left"/>
-            </w:pPr>
-            <w:r>
-              <w:t>实现无人机完全自动驾驶下的任意曲面稳定接触，验证了从视觉引导到接触建立再到稳定扫查的完整流程。</w:t>
-            </w:r>
           </w:p>
         </w:tc>
       </w:tr>
@@ -7115,272 +7608,127 @@
           </w:tcPr>
           <w:p>
             <w:pPr>
+              <w:spacing w:afterLines="50" w:after="120"/>
+              <w:ind w:firstLine="480"/>
+              <w:jc w:val="left"/>
+              <w:rPr>
+                <w:rFonts w:eastAsia="楷体"/>
+                <w:sz w:val="24"/>
+              </w:rPr>
+            </w:pPr>
+            <w:r>
+              <w:rPr>
+                <w:rFonts w:eastAsia="楷体"/>
+                <w:sz w:val="24"/>
+              </w:rPr>
+              <w:lastRenderedPageBreak/>
+              <w:t>按《研究生学位论文撰写格式规范》的格式要求分类填写与学位论文相关的阶段性研究成果，例如期刊论文、会议论文、专利、科研获奖等，限填第一作者或导师为第一作者时的第二作者成果，其中已录用、已投稿或拟投稿的在括号内注明（可续页）</w:t>
+            </w:r>
+          </w:p>
+          <w:tbl>
+            <w:tblPr>
+              <w:tblStyle w:val="af2"/>
+              <w:tblW w:w="0" w:type="auto"/>
+              <w:tblLook w:val="04A0" w:firstRow="1" w:lastRow="0" w:firstColumn="1" w:lastColumn="0" w:noHBand="0" w:noVBand="1"/>
+            </w:tblPr>
+            <w:tblGrid>
+              <w:gridCol w:w="9418"/>
+            </w:tblGrid>
+            <w:tr>
+              <w:tc>
+                <w:tcPr>
+                  <w:tcW w:w="9418" w:type="dxa"/>
+                </w:tcPr>
+                <w:p>
+                  <w:pPr>
+                    <w:spacing w:afterLines="50" w:after="120"/>
+                    <w:ind w:firstLine="420"/>
+                    <w:rPr>
+                      <w:rFonts w:ascii="楷体" w:eastAsia="楷体" w:hAnsi="楷体" w:hint="eastAsia"/>
+                    </w:rPr>
+                  </w:pPr>
+                  <w:r>
+                    <w:rPr>
+                      <w:rFonts w:ascii="楷体" w:eastAsia="楷体" w:hAnsi="楷体" w:hint="eastAsia"/>
+                    </w:rPr>
+                    <w:t>1.未按</w:t>
+                  </w:r>
+                  <w:r>
+                    <w:rPr>
+                      <w:rFonts w:ascii="楷体" w:eastAsia="楷体" w:hAnsi="楷体" w:hint="eastAsia"/>
+                    </w:rPr>
+                    <w:t>开题计划完成的</w:t>
+                  </w:r>
+                  <w:r>
+                    <w:rPr>
+                      <w:rFonts w:ascii="楷体" w:eastAsia="楷体" w:hAnsi="楷体" w:hint="eastAsia"/>
+                    </w:rPr>
+                    <w:t>研究</w:t>
+                  </w:r>
+                  <w:r>
+                    <w:rPr>
+                      <w:rFonts w:ascii="楷体" w:eastAsia="楷体" w:hAnsi="楷体" w:hint="eastAsia"/>
+                    </w:rPr>
+                    <w:t>工作</w:t>
+                  </w:r>
+                  <w:r>
+                    <w:rPr>
+                      <w:rFonts w:ascii="楷体" w:eastAsia="楷体" w:hAnsi="楷体" w:hint="eastAsia"/>
+                    </w:rPr>
+                    <w:t>，研究工作存在的原理性、技术性难题以及在实验条件等方面的限制（可续页）</w:t>
+                  </w:r>
+                </w:p>
+                <w:p>
+                  <w:pPr>
+                    <w:spacing w:line="300" w:lineRule="auto"/>
+                    <w:ind w:firstLineChars="0" w:firstLine="0"/>
+                    <w:jc w:val="left"/>
+                    <w:rPr>
+                      <w:rFonts w:hint="eastAsia"/>
+                    </w:rPr>
+                  </w:pPr>
+                </w:p>
+              </w:tc>
+            </w:tr>
+            <w:tr>
+              <w:tc>
+                <w:tcPr>
+                  <w:tcW w:w="9418" w:type="dxa"/>
+                </w:tcPr>
+                <w:p>
+                  <w:pPr>
+                    <w:spacing w:afterLines="50" w:after="120"/>
+                    <w:ind w:firstLine="420"/>
+                    <w:rPr>
+                      <w:rFonts w:ascii="楷体" w:eastAsia="楷体" w:hAnsi="楷体" w:hint="eastAsia"/>
+                    </w:rPr>
+                  </w:pPr>
+                  <w:r>
+                    <w:rPr>
+                      <w:rFonts w:ascii="楷体" w:eastAsia="楷体" w:hAnsi="楷体" w:hint="eastAsia"/>
+                    </w:rPr>
+                    <w:t>2.针对上述问题采取何种解决办法，对学位论文的研究内容及所采取的理论方法、技术路线和实施方案的进一步调整，以及下一步的研究研究计划（可续页）</w:t>
+                  </w:r>
+                </w:p>
+                <w:p>
+                  <w:pPr>
+                    <w:spacing w:line="300" w:lineRule="auto"/>
+                    <w:ind w:firstLineChars="0" w:firstLine="0"/>
+                    <w:jc w:val="left"/>
+                    <w:rPr>
+                      <w:rFonts w:hint="eastAsia"/>
+                    </w:rPr>
+                  </w:pPr>
+                </w:p>
+              </w:tc>
+            </w:tr>
+          </w:tbl>
+          <w:p>
+            <w:pPr>
               <w:spacing w:line="300" w:lineRule="auto"/>
               <w:ind w:firstLine="420"/>
               <w:jc w:val="left"/>
             </w:pPr>
-            <w:r>
-              <w:t>按《研究生学位论文撰写格式规范》的格式要求分类填写与学位论文相关的阶段性研究成果</w:t>
-            </w:r>
-          </w:p>
-          <w:p>
-            <w:pPr>
-              <w:spacing w:before="40" w:after="20" w:line="300" w:lineRule="auto"/>
-              <w:ind w:firstLine="422"/>
-              <w:jc w:val="left"/>
-            </w:pPr>
-            <w:r>
-              <w:rPr>
-                <w:rFonts w:eastAsia="黑体"/>
-                <w:b/>
-              </w:rPr>
-              <w:t xml:space="preserve">1. </w:t>
-            </w:r>
-            <w:r>
-              <w:rPr>
-                <w:rFonts w:eastAsia="黑体"/>
-                <w:b/>
-              </w:rPr>
-              <w:t>硬件系统</w:t>
-            </w:r>
-          </w:p>
-          <w:p>
-            <w:pPr>
-              <w:spacing w:line="300" w:lineRule="auto"/>
-              <w:ind w:firstLine="420"/>
-              <w:jc w:val="left"/>
-            </w:pPr>
-            <w:r>
-              <w:t>（</w:t>
-            </w:r>
-            <w:r>
-              <w:t>1</w:t>
-            </w:r>
-            <w:r>
-              <w:t>）完成</w:t>
-            </w:r>
-            <w:r>
-              <w:t>EMAT</w:t>
-            </w:r>
-            <w:r>
-              <w:t>探头制作、调试与</w:t>
-            </w:r>
-            <w:r>
-              <w:t>ROS</w:t>
-            </w:r>
-            <w:r>
-              <w:t>驱动开发，实现</w:t>
-            </w:r>
-            <w:r>
-              <w:t>40 Hz</w:t>
-            </w:r>
-            <w:r>
-              <w:t>稳定波形采集；</w:t>
-            </w:r>
-          </w:p>
-          <w:p>
-            <w:pPr>
-              <w:spacing w:line="300" w:lineRule="auto"/>
-              <w:ind w:firstLine="420"/>
-              <w:jc w:val="left"/>
-            </w:pPr>
-            <w:r>
-              <w:t>（</w:t>
-            </w:r>
-            <w:r>
-              <w:t>2</w:t>
-            </w:r>
-            <w:r>
-              <w:t>）完成无人机实验平台搭建，集成</w:t>
-            </w:r>
-            <w:r>
-              <w:t>LiDAR</w:t>
-            </w:r>
-            <w:r>
-              <w:t>、</w:t>
-            </w:r>
-            <w:r>
-              <w:t>RGBD</w:t>
-            </w:r>
-            <w:r>
-              <w:t>相机与</w:t>
-            </w:r>
-            <w:r>
-              <w:t>PX4</w:t>
-            </w:r>
-            <w:r>
-              <w:rPr>
-                <w:rFonts w:hint="eastAsia"/>
-              </w:rPr>
-              <w:t>-Autopilot</w:t>
-            </w:r>
-            <w:r>
-              <w:t>飞控，实现自主飞行与多模态数据同步采集。</w:t>
-            </w:r>
-          </w:p>
-          <w:p>
-            <w:pPr>
-              <w:spacing w:before="40" w:after="20" w:line="300" w:lineRule="auto"/>
-              <w:ind w:firstLine="422"/>
-              <w:jc w:val="left"/>
-            </w:pPr>
-            <w:r>
-              <w:rPr>
-                <w:rFonts w:eastAsia="黑体"/>
-                <w:b/>
-              </w:rPr>
-              <w:t xml:space="preserve">2. </w:t>
-            </w:r>
-            <w:r>
-              <w:rPr>
-                <w:rFonts w:eastAsia="黑体"/>
-                <w:b/>
-              </w:rPr>
-              <w:t>软件系统</w:t>
-            </w:r>
-          </w:p>
-          <w:p>
-            <w:pPr>
-              <w:spacing w:line="300" w:lineRule="auto"/>
-              <w:ind w:firstLine="420"/>
-              <w:jc w:val="left"/>
-            </w:pPr>
-            <w:r>
-              <w:t>（</w:t>
-            </w:r>
-            <w:r>
-              <w:t>1</w:t>
-            </w:r>
-            <w:r>
-              <w:t>）开发</w:t>
-            </w:r>
-            <w:r>
-              <w:t>EMAT ROS</w:t>
-            </w:r>
-            <w:r>
-              <w:t>驱动节点，支持二进制协议通信、自动重连与</w:t>
-            </w:r>
-            <w:r>
-              <w:t>Qt5</w:t>
-            </w:r>
-            <w:r>
-              <w:t>波形可视化；</w:t>
-            </w:r>
-          </w:p>
-          <w:p>
-            <w:pPr>
-              <w:spacing w:line="300" w:lineRule="auto"/>
-              <w:ind w:firstLine="420"/>
-              <w:jc w:val="left"/>
-            </w:pPr>
-            <w:r>
-              <w:t>（</w:t>
-            </w:r>
-            <w:r>
-              <w:t>2</w:t>
-            </w:r>
-            <w:r>
-              <w:t>）开发视觉引导自主规划程序，实现目标选取、路径规划与精确接近的完整流程；</w:t>
-            </w:r>
-          </w:p>
-          <w:p>
-            <w:pPr>
-              <w:spacing w:line="300" w:lineRule="auto"/>
-              <w:ind w:firstLine="420"/>
-              <w:jc w:val="left"/>
-            </w:pPr>
-            <w:r>
-              <w:t>（</w:t>
-            </w:r>
-            <w:r>
-              <w:t>3</w:t>
-            </w:r>
-            <w:r>
-              <w:t>）开发</w:t>
-            </w:r>
-            <w:r>
-              <w:t>record</w:t>
-            </w:r>
-            <w:r>
-              <w:t>数据记录节点，同步记录位姿、</w:t>
-            </w:r>
-            <w:r>
-              <w:t>RGBD</w:t>
-            </w:r>
-            <w:r>
-              <w:t>视频与</w:t>
-            </w:r>
-            <w:r>
-              <w:t>EMAT</w:t>
-            </w:r>
-            <w:r>
-              <w:t>波形数据。</w:t>
-            </w:r>
-          </w:p>
-          <w:p>
-            <w:pPr>
-              <w:spacing w:before="40" w:after="20" w:line="300" w:lineRule="auto"/>
-              <w:ind w:firstLine="422"/>
-              <w:jc w:val="left"/>
-            </w:pPr>
-            <w:r>
-              <w:rPr>
-                <w:rFonts w:eastAsia="黑体"/>
-                <w:b/>
-              </w:rPr>
-              <w:t xml:space="preserve">3. </w:t>
-            </w:r>
-            <w:r>
-              <w:rPr>
-                <w:rFonts w:eastAsia="黑体"/>
-                <w:b/>
-              </w:rPr>
-              <w:t>实验验证</w:t>
-            </w:r>
-          </w:p>
-          <w:p>
-            <w:pPr>
-              <w:spacing w:line="300" w:lineRule="auto"/>
-              <w:ind w:firstLine="420"/>
-              <w:jc w:val="left"/>
-            </w:pPr>
-            <w:r>
-              <w:t>（</w:t>
-            </w:r>
-            <w:r>
-              <w:t>1</w:t>
-            </w:r>
-            <w:r>
-              <w:t>）实现无人机完全自动驾驶下的任意曲面稳定接触；</w:t>
-            </w:r>
-          </w:p>
-          <w:p>
-            <w:pPr>
-              <w:spacing w:line="300" w:lineRule="auto"/>
-              <w:ind w:firstLine="420"/>
-              <w:jc w:val="left"/>
-            </w:pPr>
-            <w:r>
-              <w:t>（</w:t>
-            </w:r>
-            <w:r>
-              <w:t>2</w:t>
-            </w:r>
-            <w:r>
-              <w:t>）验证位置</w:t>
-            </w:r>
-            <w:r>
-              <w:t>-</w:t>
-            </w:r>
-            <w:r>
-              <w:t>速度串级</w:t>
-            </w:r>
-            <w:r>
-              <w:t>PID</w:t>
-            </w:r>
-            <w:r>
-              <w:t>接触控制闭环的有效性。</w:t>
-            </w:r>
           </w:p>
         </w:tc>
       </w:tr>
@@ -7408,7 +7756,6 @@
               <w:jc w:val="left"/>
             </w:pPr>
             <w:r>
-              <w:lastRenderedPageBreak/>
               <w:t>导师对工作进展及研究计划的意见：</w:t>
             </w:r>
           </w:p>
@@ -7953,6 +8300,7 @@
               <w:jc w:val="right"/>
             </w:pPr>
             <w:r>
+              <w:lastRenderedPageBreak/>
               <w:t>负责人签名：</w:t>
             </w:r>
             <w:r>
@@ -8299,7 +8647,6 @@
               </w:rPr>
             </w:pPr>
             <w:r>
-              <w:lastRenderedPageBreak/>
               <w:t>2026.05-2026.11</w:t>
             </w:r>
           </w:p>
@@ -8417,11 +8764,11 @@
       </w:r>
     </w:p>
     <w:sectPr>
-      <w:headerReference w:type="default" r:id="rId14"/>
-      <w:footerReference w:type="even" r:id="rId15"/>
-      <w:footerReference w:type="default" r:id="rId16"/>
-      <w:headerReference w:type="first" r:id="rId17"/>
-      <w:footerReference w:type="first" r:id="rId18"/>
+      <w:headerReference w:type="default" r:id="rId20"/>
+      <w:footerReference w:type="even" r:id="rId21"/>
+      <w:footerReference w:type="default" r:id="rId22"/>
+      <w:headerReference w:type="first" r:id="rId23"/>
+      <w:footerReference w:type="first" r:id="rId24"/>
       <w:pgSz w:w="11906" w:h="16838"/>
       <w:pgMar w:top="1134" w:right="1134" w:bottom="1134" w:left="1134" w:header="851" w:footer="992" w:gutter="0"/>
       <w:cols w:space="720"/>

--- a/毕业设计/中期/华羽霄_中期报告表.docx
+++ b/毕业设计/中期/华羽霄_中期报告表.docx
@@ -718,6 +718,7 @@
         </w:rPr>
         <w:t xml:space="preserve">        </w:t>
       </w:r>
+      <w:proofErr w:type="gramStart"/>
       <w:r>
         <w:rPr>
           <w:rFonts w:eastAsia="黑体"/>
@@ -742,6 +743,7 @@
         </w:rPr>
         <w:t>教授</w:t>
       </w:r>
+      <w:proofErr w:type="gramEnd"/>
       <w:r>
         <w:rPr>
           <w:rFonts w:eastAsia="黑体"/>
@@ -805,7 +807,16 @@
           <w:sz w:val="30"/>
           <w:u w:val="single"/>
         </w:rPr>
-        <w:t xml:space="preserve">  202</w:t>
+        <w:t xml:space="preserve">  </w:t>
+      </w:r>
+      <w:proofErr w:type="gramStart"/>
+      <w:r>
+        <w:rPr>
+          <w:rFonts w:eastAsia="黑体"/>
+          <w:sz w:val="30"/>
+          <w:u w:val="single"/>
+        </w:rPr>
+        <w:t>202</w:t>
       </w:r>
       <w:r>
         <w:rPr>
@@ -830,13 +841,23 @@
         </w:rPr>
         <w:t>年</w:t>
       </w:r>
+      <w:proofErr w:type="gramEnd"/>
       <w:r>
         <w:rPr>
           <w:rFonts w:eastAsia="黑体"/>
           <w:sz w:val="30"/>
           <w:u w:val="single"/>
         </w:rPr>
-        <w:t xml:space="preserve">  10  </w:t>
+        <w:t xml:space="preserve">  </w:t>
+      </w:r>
+      <w:proofErr w:type="gramStart"/>
+      <w:r>
+        <w:rPr>
+          <w:rFonts w:eastAsia="黑体"/>
+          <w:sz w:val="30"/>
+          <w:u w:val="single"/>
+        </w:rPr>
+        <w:t xml:space="preserve">10  </w:t>
       </w:r>
       <w:r>
         <w:rPr>
@@ -845,6 +866,7 @@
         </w:rPr>
         <w:t>月</w:t>
       </w:r>
+      <w:proofErr w:type="gramEnd"/>
       <w:r>
         <w:rPr>
           <w:rFonts w:eastAsia="黑体"/>
@@ -867,7 +889,7 @@
           <w:sz w:val="30"/>
           <w:u w:val="single"/>
         </w:rPr>
-        <w:t>4</w:t>
+        <w:t>8</w:t>
       </w:r>
       <w:r>
         <w:rPr>
@@ -1012,23 +1034,38 @@
               <w:t>开题报告通过时间：</w:t>
             </w:r>
             <w:r>
-              <w:t xml:space="preserve"> 2026  </w:t>
+              <w:t xml:space="preserve"> </w:t>
+            </w:r>
+            <w:proofErr w:type="gramStart"/>
+            <w:r>
+              <w:t xml:space="preserve">2026  </w:t>
             </w:r>
             <w:r>
               <w:t>年</w:t>
             </w:r>
-            <w:r>
-              <w:t xml:space="preserve">  2  </w:t>
+            <w:proofErr w:type="gramEnd"/>
+            <w:r>
+              <w:t xml:space="preserve">  </w:t>
+            </w:r>
+            <w:proofErr w:type="gramStart"/>
+            <w:r>
+              <w:t xml:space="preserve">2  </w:t>
             </w:r>
             <w:r>
               <w:t>月</w:t>
             </w:r>
-            <w:r>
-              <w:t xml:space="preserve">  25  </w:t>
+            <w:proofErr w:type="gramEnd"/>
+            <w:r>
+              <w:t xml:space="preserve">  </w:t>
+            </w:r>
+            <w:proofErr w:type="gramStart"/>
+            <w:r>
+              <w:t xml:space="preserve">25  </w:t>
             </w:r>
             <w:r>
               <w:t>日</w:t>
             </w:r>
+            <w:proofErr w:type="gramEnd"/>
           </w:p>
         </w:tc>
       </w:tr>
@@ -1268,12 +1305,16 @@
               <w:spacing w:before="40" w:after="20" w:line="300" w:lineRule="auto"/>
               <w:ind w:firstLine="422"/>
               <w:jc w:val="left"/>
-            </w:pPr>
-            <w:r>
               <w:rPr>
                 <w:rFonts w:eastAsia="黑体" w:hint="eastAsia"/>
                 <w:b/>
               </w:rPr>
+            </w:pPr>
+            <w:r>
+              <w:rPr>
+                <w:rFonts w:eastAsia="黑体" w:hint="eastAsia"/>
+                <w:b/>
+              </w:rPr>
               <w:t>2</w:t>
             </w:r>
             <w:r>
@@ -1288,21 +1329,14 @@
                 <w:rFonts w:eastAsia="黑体"/>
                 <w:b/>
               </w:rPr>
-              <w:t>电磁超声换能的电磁</w:t>
+              <w:t>电磁超声</w:t>
             </w:r>
             <w:r>
               <w:rPr>
                 <w:rFonts w:eastAsia="黑体"/>
                 <w:b/>
               </w:rPr>
-              <w:t>—</w:t>
-            </w:r>
-            <w:r>
-              <w:rPr>
-                <w:rFonts w:eastAsia="黑体"/>
-                <w:b/>
-              </w:rPr>
-              <w:t>弹性耦合机制</w:t>
+              <w:t>基于飞行时间的厚度测量原理</w:t>
             </w:r>
           </w:p>
           <w:p>
@@ -1941,10 +1975,704 @@
               <w:jc w:val="left"/>
             </w:pPr>
             <w:r>
+              <w:t>超声测厚的基本原理是测量超声波在材料中往返传播的飞行时间（</w:t>
+            </w:r>
+            <w:r>
+              <w:t>time-</w:t>
+            </w:r>
+            <w:proofErr w:type="spellStart"/>
+            <w:r>
+              <w:t>offlight</w:t>
+            </w:r>
+            <w:proofErr w:type="spellEnd"/>
+            <w:r>
+              <w:t>, TOF</w:t>
+            </w:r>
+            <w:r>
+              <w:t>），结合已知的声速反演材料厚度。对于厚度为</w:t>
+            </w:r>
+            <w:r>
+              <w:t xml:space="preserve"> </w:t>
+            </w:r>
+            <w:r>
+              <w:rPr>
+                <w:i/>
+                <w:iCs/>
+              </w:rPr>
+              <w:t xml:space="preserve">d </w:t>
+            </w:r>
+            <w:r>
+              <w:t>的平板，超声波从发</w:t>
+            </w:r>
+          </w:p>
+          <w:p>
+            <w:pPr>
+              <w:spacing w:line="300" w:lineRule="auto"/>
+              <w:ind w:firstLine="420"/>
+              <w:jc w:val="left"/>
+            </w:pPr>
+            <w:r>
+              <w:t>射面进入材料，在背面发生反射后返回接收面，其往返路径长度为</w:t>
+            </w:r>
+            <w:r>
+              <w:t xml:space="preserve"> 2</w:t>
+            </w:r>
+            <w:r>
+              <w:rPr>
+                <w:i/>
+                <w:iCs/>
+              </w:rPr>
+              <w:t>d</w:t>
+            </w:r>
+            <w:r>
+              <w:t>，</w:t>
+            </w:r>
+            <w:r>
+              <w:t xml:space="preserve"> TOF </w:t>
+            </w:r>
+            <w:r>
+              <w:t>为：</w:t>
+            </w:r>
+          </w:p>
+          <w:p>
+            <w:pPr>
+              <w:spacing w:line="300" w:lineRule="auto"/>
+              <w:ind w:firstLineChars="0" w:firstLine="0"/>
+              <w:jc w:val="center"/>
+              <w:rPr>
+                <w:rFonts w:hint="eastAsia"/>
+              </w:rPr>
+            </w:pPr>
+            <w:r>
+              <w:rPr>
+                <w:noProof/>
+                <w:position w:val="-23"/>
+              </w:rPr>
+              <w:drawing>
+                <wp:inline distT="0" distB="0" distL="0" distR="0" wp14:anchorId="5907C6A3" wp14:editId="7EA9D921">
+                  <wp:extent cx="883920" cy="436880"/>
+                  <wp:effectExtent l="0" t="0" r="0" b="0"/>
+                  <wp:docPr id="1" name="Picture 1" descr="{&quot;mathml&quot;:&quot;&lt;math style=\&quot;font-family:stix;font-size:16px;\&quot; xmlns=\&quot;http://www.w3.org/1998/Math/MathML\&quot;&gt;&lt;msub&gt;&lt;mi&gt;t&lt;/mi&gt;&lt;mtext&gt;TOF&lt;/mtext&gt;&lt;/msub&gt;&lt;mo&gt;=&lt;/mo&gt;&lt;mfrac&gt;&lt;mrow&gt;&lt;mn&gt;2&lt;/mn&gt;&lt;mi&gt;d&lt;/mi&gt;&lt;/mrow&gt;&lt;mi&gt;c&lt;/mi&gt;&lt;/mfrac&gt;&lt;/math&gt;&quot;,&quot;origin&quot;:&quot;MathType Legacy&quot;,&quot;version&quot;:&quot;v3.23.0&quot;}" title="t 下标 开始文本 TOF 结束文本 结束下标 等于 分数 c 分之 2 d 结束分数"/>
+                  <wp:cNvGraphicFramePr>
+                    <a:graphicFrameLocks xmlns:a="http://schemas.openxmlformats.org/drawingml/2006/main" noChangeAspect="1"/>
+                  </wp:cNvGraphicFramePr>
+                  <a:graphic xmlns:a="http://schemas.openxmlformats.org/drawingml/2006/main">
+                    <a:graphicData uri="http://schemas.openxmlformats.org/drawingml/2006/picture">
+                      <pic:pic xmlns:pic="http://schemas.openxmlformats.org/drawingml/2006/picture">
+                        <pic:nvPicPr>
+                          <pic:cNvPr id="1" name="Picture 1" descr="{&quot;mathml&quot;:&quot;&lt;math style=\&quot;font-family:stix;font-size:16px;\&quot; xmlns=\&quot;http://www.w3.org/1998/Math/MathML\&quot;&gt;&lt;msub&gt;&lt;mi&gt;t&lt;/mi&gt;&lt;mtext&gt;TOF&lt;/mtext&gt;&lt;/msub&gt;&lt;mo&gt;=&lt;/mo&gt;&lt;mfrac&gt;&lt;mrow&gt;&lt;mn&gt;2&lt;/mn&gt;&lt;mi&gt;d&lt;/mi&gt;&lt;/mrow&gt;&lt;mi&gt;c&lt;/mi&gt;&lt;/mfrac&gt;&lt;/math&gt;&quot;,&quot;origin&quot;:&quot;MathType Legacy&quot;,&quot;version&quot;:&quot;v3.23.0&quot;}" title="t 下标 开始文本 TOF 结束文本 结束下标 等于 分数 c 分之 2 d 结束分数"/>
+                          <pic:cNvPicPr/>
+                        </pic:nvPicPr>
+                        <pic:blipFill>
+                          <a:blip r:embed="rId14" cstate="print">
+                            <a:extLst>
+                              <a:ext uri="{28A0092B-C50C-407E-A947-70E740481C1C}">
+                                <a14:useLocalDpi xmlns:a14="http://schemas.microsoft.com/office/drawing/2010/main" val="0"/>
+                              </a:ext>
+                            </a:extLst>
+                          </a:blip>
+                          <a:stretch>
+                            <a:fillRect/>
+                          </a:stretch>
+                        </pic:blipFill>
+                        <pic:spPr>
+                          <a:xfrm>
+                            <a:off x="0" y="0"/>
+                            <a:ext cx="883920" cy="436880"/>
+                          </a:xfrm>
+                          <a:prstGeom prst="rect">
+                            <a:avLst/>
+                          </a:prstGeom>
+                        </pic:spPr>
+                      </pic:pic>
+                    </a:graphicData>
+                  </a:graphic>
+                </wp:inline>
+              </w:drawing>
+            </w:r>
+          </w:p>
+          <w:p>
+            <w:pPr>
+              <w:spacing w:line="300" w:lineRule="auto"/>
+              <w:ind w:firstLine="420"/>
+              <w:jc w:val="left"/>
+              <w:rPr>
+                <w:rFonts w:hint="eastAsia"/>
+              </w:rPr>
+            </w:pPr>
+            <w:r>
+              <w:t>其中</w:t>
+            </w:r>
+            <w:r>
+              <w:t xml:space="preserve"> </w:t>
+            </w:r>
+            <w:r>
+              <w:rPr>
+                <w:i/>
+                <w:iCs/>
+              </w:rPr>
+              <w:t xml:space="preserve">c </w:t>
+            </w:r>
+            <w:r>
+              <w:t>为所用波型的传播速度。由此可得厚度反演公式：</w:t>
+            </w:r>
+          </w:p>
+          <w:p>
+            <w:pPr>
+              <w:spacing w:line="300" w:lineRule="auto"/>
+              <w:ind w:firstLineChars="0" w:firstLine="0"/>
+              <w:jc w:val="center"/>
+              <w:rPr>
+                <w:rFonts w:hint="eastAsia"/>
+              </w:rPr>
+            </w:pPr>
+            <w:r>
+              <w:rPr>
+                <w:noProof/>
+                <w:position w:val="-28"/>
+              </w:rPr>
+              <w:drawing>
+                <wp:inline distT="0" distB="0" distL="0" distR="0" wp14:anchorId="458B1C2F" wp14:editId="5DF2B7E4">
+                  <wp:extent cx="1009904" cy="508000"/>
+                  <wp:effectExtent l="0" t="0" r="0" b="0"/>
+                  <wp:docPr id="1960510847" name="Picture 1" descr="{&quot;mathml&quot;:&quot;&lt;math style=\&quot;font-family:stix;font-size:16px;\&quot; xmlns=\&quot;http://www.w3.org/1998/Math/MathML\&quot;&gt;&lt;mi&gt;d&lt;/mi&gt;&lt;mo&gt;=&lt;/mo&gt;&lt;mfrac&gt;&lt;mrow&gt;&lt;mi&gt;c&lt;/mi&gt;&lt;mo&gt;&amp;#xB7;&lt;/mo&gt;&lt;msub&gt;&lt;mi&gt;t&lt;/mi&gt;&lt;mtext&gt;TOF&lt;/mtext&gt;&lt;/msub&gt;&lt;/mrow&gt;&lt;mn&gt;2&lt;/mn&gt;&lt;/mfrac&gt;&lt;/math&gt;&quot;,&quot;origin&quot;:&quot;MathType Legacy&quot;,&quot;version&quot;:&quot;v3.23.0&quot;}" title="d 等于 分数 2 分之 c 乘 t 下标 开始文本 TOF 结束文本 结束下标 结束分数"/>
+                  <wp:cNvGraphicFramePr>
+                    <a:graphicFrameLocks xmlns:a="http://schemas.openxmlformats.org/drawingml/2006/main" noChangeAspect="1"/>
+                  </wp:cNvGraphicFramePr>
+                  <a:graphic xmlns:a="http://schemas.openxmlformats.org/drawingml/2006/main">
+                    <a:graphicData uri="http://schemas.openxmlformats.org/drawingml/2006/picture">
+                      <pic:pic xmlns:pic="http://schemas.openxmlformats.org/drawingml/2006/picture">
+                        <pic:nvPicPr>
+                          <pic:cNvPr id="1" name="Picture 1" descr="{&quot;mathml&quot;:&quot;&lt;math style=\&quot;font-family:stix;font-size:16px;\&quot; xmlns=\&quot;http://www.w3.org/1998/Math/MathML\&quot;&gt;&lt;mi&gt;d&lt;/mi&gt;&lt;mo&gt;=&lt;/mo&gt;&lt;mfrac&gt;&lt;mrow&gt;&lt;mi&gt;c&lt;/mi&gt;&lt;mo&gt;&amp;#xB7;&lt;/mo&gt;&lt;msub&gt;&lt;mi&gt;t&lt;/mi&gt;&lt;mtext&gt;TOF&lt;/mtext&gt;&lt;/msub&gt;&lt;/mrow&gt;&lt;mn&gt;2&lt;/mn&gt;&lt;/mfrac&gt;&lt;/math&gt;&quot;,&quot;origin&quot;:&quot;MathType Legacy&quot;,&quot;version&quot;:&quot;v3.23.0&quot;}" title="d 等于 分数 2 分之 c 乘 t 下标 开始文本 TOF 结束文本 结束下标 结束分数"/>
+                          <pic:cNvPicPr/>
+                        </pic:nvPicPr>
+                        <pic:blipFill>
+                          <a:blip r:embed="rId15" cstate="print">
+                            <a:extLst>
+                              <a:ext uri="{28A0092B-C50C-407E-A947-70E740481C1C}">
+                                <a14:useLocalDpi xmlns:a14="http://schemas.microsoft.com/office/drawing/2010/main" val="0"/>
+                              </a:ext>
+                            </a:extLst>
+                          </a:blip>
+                          <a:stretch>
+                            <a:fillRect/>
+                          </a:stretch>
+                        </pic:blipFill>
+                        <pic:spPr>
+                          <a:xfrm>
+                            <a:off x="0" y="0"/>
+                            <a:ext cx="1009904" cy="508000"/>
+                          </a:xfrm>
+                          <a:prstGeom prst="rect">
+                            <a:avLst/>
+                          </a:prstGeom>
+                        </pic:spPr>
+                      </pic:pic>
+                    </a:graphicData>
+                  </a:graphic>
+                </wp:inline>
+              </w:drawing>
+            </w:r>
+          </w:p>
+          <w:p>
+            <w:pPr>
+              <w:spacing w:line="300" w:lineRule="auto"/>
+              <w:ind w:firstLine="420"/>
+              <w:jc w:val="left"/>
+            </w:pPr>
+            <w:r>
+              <w:t>在实际检测中，超声波在板内经历多次反射，形成一系列等时间间隔的回波序列。图</w:t>
+            </w:r>
+            <w:r>
+              <w:t>2-1</w:t>
+            </w:r>
+            <w:r>
+              <w:t>给出了接触状态下</w:t>
+            </w:r>
+            <w:r>
+              <w:t xml:space="preserve"> EMAT </w:t>
+            </w:r>
+            <w:r>
+              <w:t>回波的典型原始波形及其</w:t>
+            </w:r>
+            <w:r>
+              <w:t xml:space="preserve"> Hilbert </w:t>
+            </w:r>
+            <w:r>
+              <w:t>包络。</w:t>
+            </w:r>
+          </w:p>
+          <w:tbl>
+            <w:tblPr>
+              <w:tblStyle w:val="af2"/>
+              <w:tblW w:w="0" w:type="auto"/>
+              <w:tblLook w:val="04A0" w:firstRow="1" w:lastRow="0" w:firstColumn="1" w:lastColumn="0" w:noHBand="0" w:noVBand="1"/>
+            </w:tblPr>
+            <w:tblGrid>
+              <w:gridCol w:w="4709"/>
+              <w:gridCol w:w="4709"/>
+            </w:tblGrid>
+            <w:tr>
+              <w:tc>
+                <w:tcPr>
+                  <w:tcW w:w="4709" w:type="dxa"/>
+                </w:tcPr>
+                <w:p>
+                  <w:pPr>
+                    <w:spacing w:line="300" w:lineRule="auto"/>
+                    <w:ind w:firstLineChars="0" w:firstLine="0"/>
+                    <w:jc w:val="center"/>
+                    <w:rPr>
+                      <w:rFonts w:hint="eastAsia"/>
+                    </w:rPr>
+                  </w:pPr>
+                  <w:r>
+                    <w:rPr>
+                      <w:noProof/>
+                    </w:rPr>
+                    <w:drawing>
+                      <wp:inline distT="0" distB="0" distL="0" distR="0" wp14:anchorId="1DE604C6" wp14:editId="1C51DAE7">
+                        <wp:extent cx="2880000" cy="2107818"/>
+                        <wp:effectExtent l="0" t="0" r="0" b="6985"/>
+                        <wp:docPr id="703301224" name="图片 3"/>
+                        <wp:cNvGraphicFramePr>
+                          <a:graphicFrameLocks xmlns:a="http://schemas.openxmlformats.org/drawingml/2006/main" noChangeAspect="1"/>
+                        </wp:cNvGraphicFramePr>
+                        <a:graphic xmlns:a="http://schemas.openxmlformats.org/drawingml/2006/main">
+                          <a:graphicData uri="http://schemas.openxmlformats.org/drawingml/2006/picture">
+                            <pic:pic xmlns:pic="http://schemas.openxmlformats.org/drawingml/2006/picture">
+                              <pic:nvPicPr>
+                                <pic:cNvPr id="0" name="Picture 5"/>
+                                <pic:cNvPicPr>
+                                  <a:picLocks noChangeAspect="1" noChangeArrowheads="1"/>
+                                </pic:cNvPicPr>
+                              </pic:nvPicPr>
+                              <pic:blipFill>
+                                <a:blip r:embed="rId16" cstate="print">
+                                  <a:extLst>
+                                    <a:ext uri="{28A0092B-C50C-407E-A947-70E740481C1C}">
+                                      <a14:useLocalDpi xmlns:a14="http://schemas.microsoft.com/office/drawing/2010/main" val="0"/>
+                                    </a:ext>
+                                  </a:extLst>
+                                </a:blip>
+                                <a:srcRect/>
+                                <a:stretch>
+                                  <a:fillRect/>
+                                </a:stretch>
+                              </pic:blipFill>
+                              <pic:spPr bwMode="auto">
+                                <a:xfrm>
+                                  <a:off x="0" y="0"/>
+                                  <a:ext cx="2880000" cy="2107818"/>
+                                </a:xfrm>
+                                <a:prstGeom prst="rect">
+                                  <a:avLst/>
+                                </a:prstGeom>
+                                <a:noFill/>
+                                <a:ln>
+                                  <a:noFill/>
+                                </a:ln>
+                              </pic:spPr>
+                            </pic:pic>
+                          </a:graphicData>
+                        </a:graphic>
+                      </wp:inline>
+                    </w:drawing>
+                  </w:r>
+                </w:p>
+                <w:p>
+                  <w:pPr>
+                    <w:spacing w:line="300" w:lineRule="auto"/>
+                    <w:ind w:firstLineChars="0" w:firstLine="0"/>
+                    <w:jc w:val="center"/>
+                    <w:rPr>
+                      <w:rFonts w:hint="eastAsia"/>
+                    </w:rPr>
+                  </w:pPr>
+                  <w:r>
+                    <w:rPr>
+                      <w:rFonts w:hint="eastAsia"/>
+                    </w:rPr>
+                    <w:t>图</w:t>
+                  </w:r>
+                  <w:r>
+                    <w:rPr>
+                      <w:rFonts w:hint="eastAsia"/>
+                    </w:rPr>
+                    <w:t>1</w:t>
+                  </w:r>
+                  <w:r>
+                    <w:rPr>
+                      <w:rFonts w:hint="eastAsia"/>
+                    </w:rPr>
+                    <w:t>接触状态下</w:t>
+                  </w:r>
+                  <w:r>
+                    <w:rPr>
+                      <w:rFonts w:hint="eastAsia"/>
+                    </w:rPr>
+                    <w:t>EMAT</w:t>
+                  </w:r>
+                  <w:r>
+                    <w:rPr>
+                      <w:rFonts w:hint="eastAsia"/>
+                    </w:rPr>
+                    <w:t>回波</w:t>
+                  </w:r>
+                </w:p>
+              </w:tc>
+              <w:tc>
+                <w:tcPr>
+                  <w:tcW w:w="4709" w:type="dxa"/>
+                </w:tcPr>
+                <w:p>
+                  <w:pPr>
+                    <w:spacing w:line="300" w:lineRule="auto"/>
+                    <w:ind w:firstLineChars="0" w:firstLine="0"/>
+                    <w:jc w:val="center"/>
+                    <w:rPr>
+                      <w:rFonts w:hint="eastAsia"/>
+                    </w:rPr>
+                  </w:pPr>
+                  <w:r>
+                    <w:rPr>
+                      <w:rFonts w:hint="eastAsia"/>
+                      <w:noProof/>
+                    </w:rPr>
+                    <w:drawing>
+                      <wp:inline distT="0" distB="0" distL="0" distR="0" wp14:anchorId="0B478186" wp14:editId="5140AE98">
+                        <wp:extent cx="2880000" cy="2110054"/>
+                        <wp:effectExtent l="0" t="0" r="0" b="5080"/>
+                        <wp:docPr id="1018076170" name="图片 5"/>
+                        <wp:cNvGraphicFramePr>
+                          <a:graphicFrameLocks xmlns:a="http://schemas.openxmlformats.org/drawingml/2006/main" noChangeAspect="1"/>
+                        </wp:cNvGraphicFramePr>
+                        <a:graphic xmlns:a="http://schemas.openxmlformats.org/drawingml/2006/main">
+                          <a:graphicData uri="http://schemas.openxmlformats.org/drawingml/2006/picture">
+                            <pic:pic xmlns:pic="http://schemas.openxmlformats.org/drawingml/2006/picture">
+                              <pic:nvPicPr>
+                                <pic:cNvPr id="1018076170" name="图片 1018076170"/>
+                                <pic:cNvPicPr/>
+                              </pic:nvPicPr>
+                              <pic:blipFill>
+                                <a:blip r:embed="rId17" cstate="print">
+                                  <a:extLst>
+                                    <a:ext uri="{28A0092B-C50C-407E-A947-70E740481C1C}">
+                                      <a14:useLocalDpi xmlns:a14="http://schemas.microsoft.com/office/drawing/2010/main" val="0"/>
+                                    </a:ext>
+                                  </a:extLst>
+                                </a:blip>
+                                <a:stretch>
+                                  <a:fillRect/>
+                                </a:stretch>
+                              </pic:blipFill>
+                              <pic:spPr>
+                                <a:xfrm>
+                                  <a:off x="0" y="0"/>
+                                  <a:ext cx="2880000" cy="2110054"/>
+                                </a:xfrm>
+                                <a:prstGeom prst="rect">
+                                  <a:avLst/>
+                                </a:prstGeom>
+                              </pic:spPr>
+                            </pic:pic>
+                          </a:graphicData>
+                        </a:graphic>
+                      </wp:inline>
+                    </w:drawing>
+                  </w:r>
+                </w:p>
+                <w:p>
+                  <w:pPr>
+                    <w:spacing w:line="300" w:lineRule="auto"/>
+                    <w:ind w:firstLineChars="0" w:firstLine="0"/>
+                    <w:jc w:val="center"/>
+                    <w:rPr>
+                      <w:rFonts w:hint="eastAsia"/>
+                    </w:rPr>
+                  </w:pPr>
+                  <w:r>
+                    <w:rPr>
+                      <w:rFonts w:hint="eastAsia"/>
+                    </w:rPr>
+                    <w:t>图</w:t>
+                  </w:r>
+                  <w:r>
+                    <w:rPr>
+                      <w:rFonts w:hint="eastAsia"/>
+                    </w:rPr>
+                    <w:t>2</w:t>
+                  </w:r>
+                  <w:r>
+                    <w:rPr>
+                      <w:rFonts w:hint="eastAsia"/>
+                    </w:rPr>
+                    <w:t>接触状态下</w:t>
+                  </w:r>
+                  <w:r>
+                    <w:rPr>
+                      <w:rFonts w:hint="eastAsia"/>
+                    </w:rPr>
+                    <w:t>EMAT</w:t>
+                  </w:r>
+                  <w:r>
+                    <w:rPr>
+                      <w:rFonts w:hint="eastAsia"/>
+                    </w:rPr>
+                    <w:t>包络</w:t>
+                  </w:r>
+                </w:p>
+              </w:tc>
+            </w:tr>
+          </w:tbl>
+          <w:p>
+            <w:pPr>
+              <w:spacing w:line="300" w:lineRule="auto"/>
+              <w:ind w:firstLine="420"/>
+              <w:jc w:val="left"/>
+            </w:pPr>
+            <w:r>
               <w:t>EMAT</w:t>
             </w:r>
             <w:r>
-              <w:t>回波的每一个峰值都对应一次由电磁换能、弹性传播和边界反射共同决定的能量转移；无人机姿态的每一次微小调整，都会通过升距、法向角和切向滑移改变这一能量转移效率。由此，本课题把</w:t>
+              <w:t>回波的每一个峰值都对应一次由电磁换能、弹性传播和边界反射共同决定的能量转移；无人机姿态的每一次微小调整，都会通过升距、法向角和切向滑移改变这一能量转移效率。</w:t>
+            </w:r>
+          </w:p>
+          <w:tbl>
+            <w:tblPr>
+              <w:tblStyle w:val="af2"/>
+              <w:tblW w:w="0" w:type="auto"/>
+              <w:tblLook w:val="04A0" w:firstRow="1" w:lastRow="0" w:firstColumn="1" w:lastColumn="0" w:noHBand="0" w:noVBand="1"/>
+            </w:tblPr>
+            <w:tblGrid>
+              <w:gridCol w:w="4709"/>
+              <w:gridCol w:w="4709"/>
+            </w:tblGrid>
+            <w:tr>
+              <w:tc>
+                <w:tcPr>
+                  <w:tcW w:w="4709" w:type="dxa"/>
+                </w:tcPr>
+                <w:p>
+                  <w:pPr>
+                    <w:spacing w:line="300" w:lineRule="auto"/>
+                    <w:ind w:firstLineChars="0" w:firstLine="0"/>
+                    <w:jc w:val="center"/>
+                    <w:rPr>
+                      <w:rFonts w:hint="eastAsia"/>
+                    </w:rPr>
+                  </w:pPr>
+                  <w:r>
+                    <w:rPr>
+                      <w:rFonts w:hint="eastAsia"/>
+                      <w:noProof/>
+                    </w:rPr>
+                    <w:drawing>
+                      <wp:inline distT="0" distB="0" distL="0" distR="0" wp14:anchorId="3C3B6148" wp14:editId="4D0FE531">
+                        <wp:extent cx="2880000" cy="2107072"/>
+                        <wp:effectExtent l="0" t="0" r="0" b="7620"/>
+                        <wp:docPr id="622760742" name="图片 6"/>
+                        <wp:cNvGraphicFramePr>
+                          <a:graphicFrameLocks xmlns:a="http://schemas.openxmlformats.org/drawingml/2006/main" noChangeAspect="1"/>
+                        </wp:cNvGraphicFramePr>
+                        <a:graphic xmlns:a="http://schemas.openxmlformats.org/drawingml/2006/main">
+                          <a:graphicData uri="http://schemas.openxmlformats.org/drawingml/2006/picture">
+                            <pic:pic xmlns:pic="http://schemas.openxmlformats.org/drawingml/2006/picture">
+                              <pic:nvPicPr>
+                                <pic:cNvPr id="622760742" name="图片 622760742"/>
+                                <pic:cNvPicPr/>
+                              </pic:nvPicPr>
+                              <pic:blipFill>
+                                <a:blip r:embed="rId18" cstate="print">
+                                  <a:extLst>
+                                    <a:ext uri="{28A0092B-C50C-407E-A947-70E740481C1C}">
+                                      <a14:useLocalDpi xmlns:a14="http://schemas.microsoft.com/office/drawing/2010/main" val="0"/>
+                                    </a:ext>
+                                  </a:extLst>
+                                </a:blip>
+                                <a:stretch>
+                                  <a:fillRect/>
+                                </a:stretch>
+                              </pic:blipFill>
+                              <pic:spPr>
+                                <a:xfrm>
+                                  <a:off x="0" y="0"/>
+                                  <a:ext cx="2880000" cy="2107072"/>
+                                </a:xfrm>
+                                <a:prstGeom prst="rect">
+                                  <a:avLst/>
+                                </a:prstGeom>
+                              </pic:spPr>
+                            </pic:pic>
+                          </a:graphicData>
+                        </a:graphic>
+                      </wp:inline>
+                    </w:drawing>
+                  </w:r>
+                </w:p>
+                <w:p>
+                  <w:pPr>
+                    <w:spacing w:line="300" w:lineRule="auto"/>
+                    <w:ind w:firstLineChars="0" w:firstLine="0"/>
+                    <w:jc w:val="center"/>
+                    <w:rPr>
+                      <w:rFonts w:hint="eastAsia"/>
+                    </w:rPr>
+                  </w:pPr>
+                  <w:r>
+                    <w:rPr>
+                      <w:rFonts w:hint="eastAsia"/>
+                    </w:rPr>
+                    <w:t>图</w:t>
+                  </w:r>
+                  <w:r>
+                    <w:rPr>
+                      <w:rFonts w:hint="eastAsia"/>
+                    </w:rPr>
+                    <w:t>3</w:t>
+                  </w:r>
+                  <w:r>
+                    <w:rPr>
+                      <w:rFonts w:hint="eastAsia"/>
+                    </w:rPr>
+                    <w:t>非接触状态下</w:t>
+                  </w:r>
+                  <w:r>
+                    <w:rPr>
+                      <w:rFonts w:hint="eastAsia"/>
+                    </w:rPr>
+                    <w:t>EMAT</w:t>
+                  </w:r>
+                  <w:r>
+                    <w:rPr>
+                      <w:rFonts w:hint="eastAsia"/>
+                    </w:rPr>
+                    <w:t>回波</w:t>
+                  </w:r>
+                </w:p>
+              </w:tc>
+              <w:tc>
+                <w:tcPr>
+                  <w:tcW w:w="4709" w:type="dxa"/>
+                </w:tcPr>
+                <w:p>
+                  <w:pPr>
+                    <w:spacing w:line="300" w:lineRule="auto"/>
+                    <w:ind w:firstLineChars="0" w:firstLine="0"/>
+                    <w:jc w:val="center"/>
+                    <w:rPr>
+                      <w:rFonts w:hint="eastAsia"/>
+                    </w:rPr>
+                  </w:pPr>
+                  <w:r>
+                    <w:rPr>
+                      <w:rFonts w:hint="eastAsia"/>
+                      <w:noProof/>
+                    </w:rPr>
+                    <w:drawing>
+                      <wp:inline distT="0" distB="0" distL="0" distR="0" wp14:anchorId="75D86110" wp14:editId="0910A1F8">
+                        <wp:extent cx="2880000" cy="2110054"/>
+                        <wp:effectExtent l="0" t="0" r="0" b="5080"/>
+                        <wp:docPr id="338685148" name="图片 7"/>
+                        <wp:cNvGraphicFramePr>
+                          <a:graphicFrameLocks xmlns:a="http://schemas.openxmlformats.org/drawingml/2006/main" noChangeAspect="1"/>
+                        </wp:cNvGraphicFramePr>
+                        <a:graphic xmlns:a="http://schemas.openxmlformats.org/drawingml/2006/main">
+                          <a:graphicData uri="http://schemas.openxmlformats.org/drawingml/2006/picture">
+                            <pic:pic xmlns:pic="http://schemas.openxmlformats.org/drawingml/2006/picture">
+                              <pic:nvPicPr>
+                                <pic:cNvPr id="338685148" name="图片 338685148"/>
+                                <pic:cNvPicPr/>
+                              </pic:nvPicPr>
+                              <pic:blipFill>
+                                <a:blip r:embed="rId19" cstate="print">
+                                  <a:extLst>
+                                    <a:ext uri="{28A0092B-C50C-407E-A947-70E740481C1C}">
+                                      <a14:useLocalDpi xmlns:a14="http://schemas.microsoft.com/office/drawing/2010/main" val="0"/>
+                                    </a:ext>
+                                  </a:extLst>
+                                </a:blip>
+                                <a:stretch>
+                                  <a:fillRect/>
+                                </a:stretch>
+                              </pic:blipFill>
+                              <pic:spPr>
+                                <a:xfrm>
+                                  <a:off x="0" y="0"/>
+                                  <a:ext cx="2880000" cy="2110054"/>
+                                </a:xfrm>
+                                <a:prstGeom prst="rect">
+                                  <a:avLst/>
+                                </a:prstGeom>
+                              </pic:spPr>
+                            </pic:pic>
+                          </a:graphicData>
+                        </a:graphic>
+                      </wp:inline>
+                    </w:drawing>
+                  </w:r>
+                </w:p>
+                <w:p>
+                  <w:pPr>
+                    <w:spacing w:line="300" w:lineRule="auto"/>
+                    <w:ind w:firstLineChars="0" w:firstLine="0"/>
+                    <w:jc w:val="center"/>
+                    <w:rPr>
+                      <w:rFonts w:hint="eastAsia"/>
+                    </w:rPr>
+                  </w:pPr>
+                  <w:r>
+                    <w:rPr>
+                      <w:rFonts w:hint="eastAsia"/>
+                    </w:rPr>
+                    <w:t>图</w:t>
+                  </w:r>
+                  <w:r>
+                    <w:rPr>
+                      <w:rFonts w:hint="eastAsia"/>
+                    </w:rPr>
+                    <w:t>4</w:t>
+                  </w:r>
+                  <w:r>
+                    <w:rPr>
+                      <w:rFonts w:hint="eastAsia"/>
+                    </w:rPr>
+                    <w:t>非接触状态下</w:t>
+                  </w:r>
+                  <w:r>
+                    <w:rPr>
+                      <w:rFonts w:hint="eastAsia"/>
+                    </w:rPr>
+                    <w:t>EMAT</w:t>
+                  </w:r>
+                  <w:r>
+                    <w:rPr>
+                      <w:rFonts w:hint="eastAsia"/>
+                    </w:rPr>
+                    <w:t>包络</w:t>
+                  </w:r>
+                </w:p>
+              </w:tc>
+            </w:tr>
+          </w:tbl>
+          <w:p>
+            <w:pPr>
+              <w:spacing w:line="300" w:lineRule="auto"/>
+              <w:ind w:firstLineChars="0" w:firstLine="0"/>
+              <w:jc w:val="left"/>
+              <w:rPr>
+                <w:rFonts w:hint="eastAsia"/>
+              </w:rPr>
+            </w:pPr>
+          </w:p>
+          <w:p>
+            <w:pPr>
+              <w:spacing w:line="300" w:lineRule="auto"/>
+              <w:ind w:firstLine="420"/>
+              <w:jc w:val="left"/>
+            </w:pPr>
+            <w:r>
+              <w:t>由此，本课题把</w:t>
             </w:r>
             <w:r>
               <w:t>“</w:t>
@@ -1970,691 +2698,7 @@
                 <w:rFonts w:eastAsia="黑体" w:hint="eastAsia"/>
                 <w:b/>
               </w:rPr>
-              <w:t>2</w:t>
-            </w:r>
-            <w:r>
-              <w:rPr>
-                <w:rFonts w:eastAsia="黑体"/>
-                <w:b/>
-              </w:rPr>
-              <w:t xml:space="preserve">.2 </w:t>
-            </w:r>
-            <w:r>
-              <w:rPr>
-                <w:rFonts w:eastAsia="黑体"/>
-                <w:b/>
-              </w:rPr>
-              <w:t>接触边界、升距效应与回波统计表征</w:t>
-            </w:r>
-          </w:p>
-          <w:p>
-            <w:pPr>
-              <w:spacing w:line="300" w:lineRule="auto"/>
-              <w:ind w:firstLine="420"/>
-              <w:jc w:val="left"/>
-            </w:pPr>
-            <w:r>
-              <w:t>EMAT</w:t>
-            </w:r>
-            <w:r>
-              <w:t>常被称为非接触式超声技术，但在无人机自主检测任务中，探头与被测表面的相对位置仍然是决定信号质量的核心变量。升距过大时，涡流密度和磁场耦合效率迅速衰减；接触压力过大时，机体姿态扰动和表面摩擦又会破坏稳定扫查。因此，本课题所说的接触状态并非传统压电探头意义上的耦合剂接触，而是一个由升距、法向约束、末端力学稳定性和回波可观测性共同定义的工作状态。</w:t>
-            </w:r>
-          </w:p>
-          <w:p>
-            <w:pPr>
-              <w:spacing w:line="300" w:lineRule="auto"/>
-              <w:ind w:firstLine="420"/>
-              <w:jc w:val="left"/>
-            </w:pPr>
-            <w:r>
-              <w:t>在时域上，接收回波可以近似写成带衰减包络和噪声项的调制信号：</w:t>
-            </w:r>
-          </w:p>
-          <w:p>
-            <w:pPr>
-              <w:spacing w:before="60" w:after="60" w:line="300" w:lineRule="auto"/>
-              <w:ind w:firstLine="420"/>
-              <w:jc w:val="center"/>
-            </w:pPr>
-            <m:oMathPara>
-              <m:oMathParaPr>
-                <m:jc m:val="center"/>
-              </m:oMathParaPr>
-              <m:oMath>
-                <m:r>
-                  <w:rPr>
-                    <w:rFonts w:ascii="Cambria Math" w:hAnsi="Cambria Math"/>
-                  </w:rPr>
-                  <m:t>s</m:t>
-                </m:r>
-                <m:d>
-                  <m:dPr>
-                    <m:ctrlPr>
-                      <w:rPr>
-                        <w:rFonts w:ascii="Cambria Math" w:hAnsi="Cambria Math"/>
-                      </w:rPr>
-                    </m:ctrlPr>
-                  </m:dPr>
-                  <m:e>
-                    <m:r>
-                      <w:rPr>
-                        <w:rFonts w:ascii="Cambria Math" w:hAnsi="Cambria Math"/>
-                      </w:rPr>
-                      <m:t>t</m:t>
-                    </m:r>
-                  </m:e>
-                </m:d>
-                <m:r>
-                  <m:rPr>
-                    <m:lit/>
-                    <m:nor/>
-                  </m:rPr>
-                  <m:t>=</m:t>
-                </m:r>
-                <m:sSub>
-                  <m:sSubPr>
-                    <m:ctrlPr>
-                      <w:rPr>
-                        <w:rFonts w:ascii="Cambria Math" w:hAnsi="Cambria Math"/>
-                      </w:rPr>
-                    </m:ctrlPr>
-                  </m:sSubPr>
-                  <m:e>
-                    <m:r>
-                      <w:rPr>
-                        <w:rFonts w:ascii="Cambria Math" w:hAnsi="Cambria Math"/>
-                      </w:rPr>
-                      <m:t>A</m:t>
-                    </m:r>
-                  </m:e>
-                  <m:sub>
-                    <m:r>
-                      <w:rPr>
-                        <w:rFonts w:ascii="Cambria Math" w:hAnsi="Cambria Math"/>
-                      </w:rPr>
-                      <m:t>0</m:t>
-                    </m:r>
-                  </m:sub>
-                </m:sSub>
-                <m:r>
-                  <w:rPr>
-                    <w:rFonts w:ascii="Cambria Math" w:hAnsi="Cambria Math"/>
-                  </w:rPr>
-                  <m:t>exp</m:t>
-                </m:r>
-                <m:d>
-                  <m:dPr>
-                    <m:ctrlPr>
-                      <w:rPr>
-                        <w:rFonts w:ascii="Cambria Math" w:hAnsi="Cambria Math"/>
-                      </w:rPr>
-                    </m:ctrlPr>
-                  </m:dPr>
-                  <m:e>
-                    <m:r>
-                      <m:rPr>
-                        <m:lit/>
-                        <m:nor/>
-                      </m:rPr>
-                      <m:t>-</m:t>
-                    </m:r>
-                    <m:r>
-                      <w:rPr>
-                        <w:rFonts w:ascii="Cambria Math" w:hAnsi="Cambria Math"/>
-                      </w:rPr>
-                      <m:t>αt</m:t>
-                    </m:r>
-                  </m:e>
-                </m:d>
-                <m:r>
-                  <w:rPr>
-                    <w:rFonts w:ascii="Cambria Math" w:hAnsi="Cambria Math"/>
-                  </w:rPr>
-                  <m:t>sin</m:t>
-                </m:r>
-                <m:d>
-                  <m:dPr>
-                    <m:ctrlPr>
-                      <w:rPr>
-                        <w:rFonts w:ascii="Cambria Math" w:hAnsi="Cambria Math"/>
-                      </w:rPr>
-                    </m:ctrlPr>
-                  </m:dPr>
-                  <m:e>
-                    <m:r>
-                      <w:rPr>
-                        <w:rFonts w:ascii="Cambria Math" w:hAnsi="Cambria Math"/>
-                      </w:rPr>
-                      <m:t>2π</m:t>
-                    </m:r>
-                    <m:sSub>
-                      <m:sSubPr>
-                        <m:ctrlPr>
-                          <w:rPr>
-                            <w:rFonts w:ascii="Cambria Math" w:hAnsi="Cambria Math"/>
-                          </w:rPr>
-                        </m:ctrlPr>
-                      </m:sSubPr>
-                      <m:e>
-                        <m:r>
-                          <w:rPr>
-                            <w:rFonts w:ascii="Cambria Math" w:hAnsi="Cambria Math"/>
-                          </w:rPr>
-                          <m:t>f</m:t>
-                        </m:r>
-                      </m:e>
-                      <m:sub>
-                        <m:r>
-                          <w:rPr>
-                            <w:rFonts w:ascii="Cambria Math" w:hAnsi="Cambria Math"/>
-                          </w:rPr>
-                          <m:t>0</m:t>
-                        </m:r>
-                      </m:sub>
-                    </m:sSub>
-                    <m:r>
-                      <w:rPr>
-                        <w:rFonts w:ascii="Cambria Math" w:hAnsi="Cambria Math"/>
-                      </w:rPr>
-                      <m:t>t</m:t>
-                    </m:r>
-                    <m:r>
-                      <m:rPr>
-                        <m:lit/>
-                        <m:nor/>
-                      </m:rPr>
-                      <m:t>+</m:t>
-                    </m:r>
-                    <m:r>
-                      <w:rPr>
-                        <w:rFonts w:ascii="Cambria Math" w:hAnsi="Cambria Math"/>
-                      </w:rPr>
-                      <m:t>ϕ</m:t>
-                    </m:r>
-                  </m:e>
-                </m:d>
-                <m:r>
-                  <m:rPr>
-                    <m:lit/>
-                    <m:nor/>
-                  </m:rPr>
-                  <m:t>+</m:t>
-                </m:r>
-                <m:r>
-                  <w:rPr>
-                    <w:rFonts w:ascii="Cambria Math" w:hAnsi="Cambria Math"/>
-                  </w:rPr>
-                  <m:t>η</m:t>
-                </m:r>
-                <m:d>
-                  <m:dPr>
-                    <m:ctrlPr>
-                      <w:rPr>
-                        <w:rFonts w:ascii="Cambria Math" w:hAnsi="Cambria Math"/>
-                      </w:rPr>
-                    </m:ctrlPr>
-                  </m:dPr>
-                  <m:e>
-                    <m:r>
-                      <w:rPr>
-                        <w:rFonts w:ascii="Cambria Math" w:hAnsi="Cambria Math"/>
-                      </w:rPr>
-                      <m:t>t</m:t>
-                    </m:r>
-                  </m:e>
-                </m:d>
-              </m:oMath>
-            </m:oMathPara>
-          </w:p>
-          <w:p>
-            <w:pPr>
-              <w:spacing w:line="300" w:lineRule="auto"/>
-              <w:ind w:firstLine="420"/>
-              <w:jc w:val="left"/>
-            </w:pPr>
-            <w:r>
-              <w:t>其中包络幅值、中心频率附近的能量分布、相位延迟和噪声底共同构成接触状态的证据。接触边界改变时，等效声阻抗发生变化，反射系数随之改变：</w:t>
-            </w:r>
-          </w:p>
-          <w:p>
-            <w:pPr>
-              <w:spacing w:before="60" w:after="60" w:line="300" w:lineRule="auto"/>
-              <w:ind w:firstLine="420"/>
-              <w:jc w:val="center"/>
-            </w:pPr>
-            <m:oMathPara>
-              <m:oMathParaPr>
-                <m:jc m:val="center"/>
-              </m:oMathParaPr>
-              <m:oMath>
-                <m:r>
-                  <w:rPr>
-                    <w:rFonts w:ascii="Cambria Math" w:hAnsi="Cambria Math"/>
-                  </w:rPr>
-                  <m:t>R</m:t>
-                </m:r>
-                <m:r>
-                  <m:rPr>
-                    <m:lit/>
-                    <m:nor/>
-                  </m:rPr>
-                  <m:t>=</m:t>
-                </m:r>
-                <m:f>
-                  <m:fPr>
-                    <m:ctrlPr>
-                      <w:rPr>
-                        <w:rFonts w:ascii="Cambria Math" w:hAnsi="Cambria Math"/>
-                      </w:rPr>
-                    </m:ctrlPr>
-                  </m:fPr>
-                  <m:num>
-                    <m:sSub>
-                      <m:sSubPr>
-                        <m:ctrlPr>
-                          <w:rPr>
-                            <w:rFonts w:ascii="Cambria Math" w:hAnsi="Cambria Math"/>
-                          </w:rPr>
-                        </m:ctrlPr>
-                      </m:sSubPr>
-                      <m:e>
-                        <m:r>
-                          <w:rPr>
-                            <w:rFonts w:ascii="Cambria Math" w:hAnsi="Cambria Math"/>
-                          </w:rPr>
-                          <m:t>Z</m:t>
-                        </m:r>
-                      </m:e>
-                      <m:sub>
-                        <m:r>
-                          <w:rPr>
-                            <w:rFonts w:ascii="Cambria Math" w:hAnsi="Cambria Math"/>
-                          </w:rPr>
-                          <m:t>2</m:t>
-                        </m:r>
-                      </m:sub>
-                    </m:sSub>
-                    <m:r>
-                      <m:rPr>
-                        <m:lit/>
-                        <m:nor/>
-                      </m:rPr>
-                      <m:t>-</m:t>
-                    </m:r>
-                    <m:sSub>
-                      <m:sSubPr>
-                        <m:ctrlPr>
-                          <w:rPr>
-                            <w:rFonts w:ascii="Cambria Math" w:hAnsi="Cambria Math"/>
-                          </w:rPr>
-                        </m:ctrlPr>
-                      </m:sSubPr>
-                      <m:e>
-                        <m:r>
-                          <w:rPr>
-                            <w:rFonts w:ascii="Cambria Math" w:hAnsi="Cambria Math"/>
-                          </w:rPr>
-                          <m:t>Z</m:t>
-                        </m:r>
-                      </m:e>
-                      <m:sub>
-                        <m:r>
-                          <w:rPr>
-                            <w:rFonts w:ascii="Cambria Math" w:hAnsi="Cambria Math"/>
-                          </w:rPr>
-                          <m:t>1</m:t>
-                        </m:r>
-                      </m:sub>
-                    </m:sSub>
-                  </m:num>
-                  <m:den>
-                    <m:sSub>
-                      <m:sSubPr>
-                        <m:ctrlPr>
-                          <w:rPr>
-                            <w:rFonts w:ascii="Cambria Math" w:hAnsi="Cambria Math"/>
-                          </w:rPr>
-                        </m:ctrlPr>
-                      </m:sSubPr>
-                      <m:e>
-                        <m:r>
-                          <w:rPr>
-                            <w:rFonts w:ascii="Cambria Math" w:hAnsi="Cambria Math"/>
-                          </w:rPr>
-                          <m:t>Z</m:t>
-                        </m:r>
-                      </m:e>
-                      <m:sub>
-                        <m:r>
-                          <w:rPr>
-                            <w:rFonts w:ascii="Cambria Math" w:hAnsi="Cambria Math"/>
-                          </w:rPr>
-                          <m:t>2</m:t>
-                        </m:r>
-                      </m:sub>
-                    </m:sSub>
-                    <m:r>
-                      <m:rPr>
-                        <m:lit/>
-                        <m:nor/>
-                      </m:rPr>
-                      <m:t>+</m:t>
-                    </m:r>
-                    <m:sSub>
-                      <m:sSubPr>
-                        <m:ctrlPr>
-                          <w:rPr>
-                            <w:rFonts w:ascii="Cambria Math" w:hAnsi="Cambria Math"/>
-                          </w:rPr>
-                        </m:ctrlPr>
-                      </m:sSubPr>
-                      <m:e>
-                        <m:r>
-                          <w:rPr>
-                            <w:rFonts w:ascii="Cambria Math" w:hAnsi="Cambria Math"/>
-                          </w:rPr>
-                          <m:t>Z</m:t>
-                        </m:r>
-                      </m:e>
-                      <m:sub>
-                        <m:r>
-                          <w:rPr>
-                            <w:rFonts w:ascii="Cambria Math" w:hAnsi="Cambria Math"/>
-                          </w:rPr>
-                          <m:t>1</m:t>
-                        </m:r>
-                      </m:sub>
-                    </m:sSub>
-                  </m:den>
-                </m:f>
-              </m:oMath>
-            </m:oMathPara>
-          </w:p>
-          <w:p>
-            <w:pPr>
-              <w:spacing w:line="300" w:lineRule="auto"/>
-              <w:ind w:firstLine="420"/>
-              <w:jc w:val="left"/>
-            </w:pPr>
-            <w:r>
-              <w:t>当探头远离表面时，电磁能量向材料内部耦合不足，回波幅值降低且波形不稳定；当探头接近有效工作区间时，回波能量增强，主要峰值的到达时间更稳定，短时统计特征呈现更好的重复性。该机理意味着接触判别不能只依赖单帧幅值，而应综合观察时间窗口内的能量、相位、峰度、互相关和频谱重心等特征。</w:t>
-            </w:r>
-          </w:p>
-          <w:p>
-            <w:pPr>
-              <w:spacing w:line="300" w:lineRule="auto"/>
-              <w:ind w:firstLine="420"/>
-              <w:jc w:val="left"/>
-            </w:pPr>
-            <w:r>
-              <w:t>因此，本研究将接触状态建模为隐变量，并以回波、位姿和视觉特征为观测量。若记当前接触状态为二值变量，接触概率可表示为：</w:t>
-            </w:r>
-          </w:p>
-          <w:p>
-            <w:pPr>
-              <w:spacing w:before="60" w:after="60" w:line="300" w:lineRule="auto"/>
-              <w:ind w:firstLine="420"/>
-              <w:jc w:val="center"/>
-            </w:pPr>
-            <m:oMathPara>
-              <m:oMathParaPr>
-                <m:jc m:val="center"/>
-              </m:oMathParaPr>
-              <m:oMath>
-                <m:r>
-                  <w:rPr>
-                    <w:rFonts w:ascii="Cambria Math" w:hAnsi="Cambria Math"/>
-                  </w:rPr>
-                  <m:t>p</m:t>
-                </m:r>
-                <m:d>
-                  <m:dPr>
-                    <m:ctrlPr>
-                      <w:rPr>
-                        <w:rFonts w:ascii="Cambria Math" w:hAnsi="Cambria Math"/>
-                      </w:rPr>
-                    </m:ctrlPr>
-                  </m:dPr>
-                  <m:e>
-                    <m:sSub>
-                      <m:sSubPr>
-                        <m:ctrlPr>
-                          <w:rPr>
-                            <w:rFonts w:ascii="Cambria Math" w:hAnsi="Cambria Math"/>
-                          </w:rPr>
-                        </m:ctrlPr>
-                      </m:sSubPr>
-                      <m:e>
-                        <m:r>
-                          <w:rPr>
-                            <w:rFonts w:ascii="Cambria Math" w:hAnsi="Cambria Math"/>
-                          </w:rPr>
-                          <m:t>c</m:t>
-                        </m:r>
-                      </m:e>
-                      <m:sub>
-                        <m:r>
-                          <w:rPr>
-                            <w:rFonts w:ascii="Cambria Math" w:hAnsi="Cambria Math"/>
-                          </w:rPr>
-                          <m:t>t</m:t>
-                        </m:r>
-                      </m:sub>
-                    </m:sSub>
-                    <m:r>
-                      <m:rPr>
-                        <m:lit/>
-                        <m:nor/>
-                      </m:rPr>
-                      <m:t>=</m:t>
-                    </m:r>
-                    <m:r>
-                      <w:rPr>
-                        <w:rFonts w:ascii="Cambria Math" w:hAnsi="Cambria Math"/>
-                      </w:rPr>
-                      <m:t>1|</m:t>
-                    </m:r>
-                    <m:sSub>
-                      <m:sSubPr>
-                        <m:ctrlPr>
-                          <w:rPr>
-                            <w:rFonts w:ascii="Cambria Math" w:hAnsi="Cambria Math"/>
-                          </w:rPr>
-                        </m:ctrlPr>
-                      </m:sSubPr>
-                      <m:e>
-                        <m:r>
-                          <w:rPr>
-                            <w:rFonts w:ascii="Cambria Math" w:hAnsi="Cambria Math"/>
-                          </w:rPr>
-                          <m:t>x</m:t>
-                        </m:r>
-                      </m:e>
-                      <m:sub>
-                        <m:r>
-                          <w:rPr>
-                            <w:rFonts w:ascii="Cambria Math" w:hAnsi="Cambria Math"/>
-                          </w:rPr>
-                          <m:t>t</m:t>
-                        </m:r>
-                      </m:sub>
-                    </m:sSub>
-                  </m:e>
-                </m:d>
-                <m:r>
-                  <m:rPr>
-                    <m:lit/>
-                    <m:nor/>
-                  </m:rPr>
-                  <m:t>=</m:t>
-                </m:r>
-                <m:r>
-                  <w:rPr>
-                    <w:rFonts w:ascii="Cambria Math" w:hAnsi="Cambria Math"/>
-                  </w:rPr>
-                  <m:t>σ</m:t>
-                </m:r>
-                <m:d>
-                  <m:dPr>
-                    <m:ctrlPr>
-                      <w:rPr>
-                        <w:rFonts w:ascii="Cambria Math" w:hAnsi="Cambria Math"/>
-                      </w:rPr>
-                    </m:ctrlPr>
-                  </m:dPr>
-                  <m:e>
-                    <m:sSup>
-                      <m:sSupPr>
-                        <m:ctrlPr>
-                          <w:rPr>
-                            <w:rFonts w:ascii="Cambria Math" w:hAnsi="Cambria Math"/>
-                          </w:rPr>
-                        </m:ctrlPr>
-                      </m:sSupPr>
-                      <m:e>
-                        <m:r>
-                          <w:rPr>
-                            <w:rFonts w:ascii="Cambria Math" w:hAnsi="Cambria Math"/>
-                          </w:rPr>
-                          <m:t>w</m:t>
-                        </m:r>
-                      </m:e>
-                      <m:sup>
-                        <m:r>
-                          <w:rPr>
-                            <w:rFonts w:ascii="Cambria Math" w:hAnsi="Cambria Math"/>
-                          </w:rPr>
-                          <m:t>T</m:t>
-                        </m:r>
-                      </m:sup>
-                    </m:sSup>
-                    <m:r>
-                      <w:rPr>
-                        <w:rFonts w:ascii="Cambria Math" w:hAnsi="Cambria Math"/>
-                      </w:rPr>
-                      <m:t>Φ</m:t>
-                    </m:r>
-                    <m:d>
-                      <m:dPr>
-                        <m:ctrlPr>
-                          <w:rPr>
-                            <w:rFonts w:ascii="Cambria Math" w:hAnsi="Cambria Math"/>
-                          </w:rPr>
-                        </m:ctrlPr>
-                      </m:dPr>
-                      <m:e>
-                        <m:sSub>
-                          <m:sSubPr>
-                            <m:ctrlPr>
-                              <w:rPr>
-                                <w:rFonts w:ascii="Cambria Math" w:hAnsi="Cambria Math"/>
-                              </w:rPr>
-                            </m:ctrlPr>
-                          </m:sSubPr>
-                          <m:e>
-                            <m:r>
-                              <w:rPr>
-                                <w:rFonts w:ascii="Cambria Math" w:hAnsi="Cambria Math"/>
-                              </w:rPr>
-                              <m:t>x</m:t>
-                            </m:r>
-                          </m:e>
-                          <m:sub>
-                            <m:r>
-                              <w:rPr>
-                                <w:rFonts w:ascii="Cambria Math" w:hAnsi="Cambria Math"/>
-                              </w:rPr>
-                              <m:t>t</m:t>
-                            </m:r>
-                          </m:sub>
-                        </m:sSub>
-                      </m:e>
-                    </m:d>
-                    <m:r>
-                      <m:rPr>
-                        <m:lit/>
-                        <m:nor/>
-                      </m:rPr>
-                      <m:t>+</m:t>
-                    </m:r>
-                    <m:r>
-                      <w:rPr>
-                        <w:rFonts w:ascii="Cambria Math" w:hAnsi="Cambria Math"/>
-                      </w:rPr>
-                      <m:t>b</m:t>
-                    </m:r>
-                  </m:e>
-                </m:d>
-              </m:oMath>
-            </m:oMathPara>
-          </w:p>
-          <w:p>
-            <w:pPr>
-              <w:spacing w:line="300" w:lineRule="auto"/>
-              <w:ind w:firstLine="420"/>
-              <w:jc w:val="left"/>
-            </w:pPr>
-            <w:r>
-              <w:t>这一形式的意义不在于限定最终模型为线性分类器，而在于明确</w:t>
-            </w:r>
-            <w:r>
-              <w:t>“</w:t>
-            </w:r>
-            <w:r>
-              <w:t>接触</w:t>
-            </w:r>
-            <w:r>
-              <w:t>”</w:t>
-            </w:r>
-            <w:r>
-              <w:t>应被看作概率估计问题。概率输出能够表达临界接触、轻微脱离和稳定接触之间的连续过渡，并可直接接入飞行控制状态机，用于从目标接近、接触确认到保持扫查的平滑切换。</w:t>
-            </w:r>
-          </w:p>
-          <w:p>
-            <w:pPr>
-              <w:spacing w:line="300" w:lineRule="auto"/>
-              <w:ind w:firstLine="420"/>
-              <w:jc w:val="left"/>
-            </w:pPr>
-            <w:r>
-              <w:t>更进一步，接触边界的判别应具有滞回意识。无人机从远场接近表面时，回波增强通常伴随视觉深度减小和法向速度收敛；而从稳定接触转向脱离时，回波衰减往往先于视觉目标丢失出现。若模型只看当前时刻，容易把这两种过程混为一谈。为此，理论上需要在时间窗口内同时建模</w:t>
-            </w:r>
-            <w:r>
-              <w:t>“</w:t>
-            </w:r>
-            <w:r>
-              <w:t>进入接触区</w:t>
-            </w:r>
-            <w:r>
-              <w:t>”</w:t>
-            </w:r>
-            <w:r>
-              <w:t>和</w:t>
-            </w:r>
-            <w:r>
-              <w:t>“</w:t>
-            </w:r>
-            <w:r>
-              <w:t>离开接触区</w:t>
-            </w:r>
-            <w:r>
-              <w:t>”</w:t>
-            </w:r>
-            <w:r>
-              <w:t>两类方向性证据，使判别结果不仅准确，而且符合运动过程的先后顺序。</w:t>
-            </w:r>
-          </w:p>
-          <w:p>
-            <w:pPr>
-              <w:spacing w:before="40" w:after="20" w:line="300" w:lineRule="auto"/>
-              <w:ind w:firstLine="422"/>
-              <w:jc w:val="left"/>
-            </w:pPr>
-            <w:r>
-              <w:rPr>
-                <w:rFonts w:eastAsia="黑体" w:hint="eastAsia"/>
-                <w:b/>
-              </w:rPr>
+              <w:lastRenderedPageBreak/>
               <w:t>2</w:t>
             </w:r>
             <w:r>
@@ -3152,6 +3196,63 @@
           <w:p>
             <w:pPr>
               <w:spacing w:line="300" w:lineRule="auto"/>
+              <w:ind w:firstLineChars="0" w:firstLine="0"/>
+              <w:jc w:val="center"/>
+              <w:rPr>
+                <w:rFonts w:hint="eastAsia"/>
+              </w:rPr>
+            </w:pPr>
+            <w:r>
+              <w:rPr>
+                <w:rFonts w:hint="eastAsia"/>
+                <w:noProof/>
+              </w:rPr>
+              <w:drawing>
+                <wp:inline distT="0" distB="0" distL="0" distR="0" wp14:anchorId="018AA689" wp14:editId="48F75AB2">
+                  <wp:extent cx="4320000" cy="4569724"/>
+                  <wp:effectExtent l="0" t="0" r="4445" b="2540"/>
+                  <wp:docPr id="384189079" name="图片 4"/>
+                  <wp:cNvGraphicFramePr>
+                    <a:graphicFrameLocks xmlns:a="http://schemas.openxmlformats.org/drawingml/2006/main" noChangeAspect="1"/>
+                  </wp:cNvGraphicFramePr>
+                  <a:graphic xmlns:a="http://schemas.openxmlformats.org/drawingml/2006/main">
+                    <a:graphicData uri="http://schemas.openxmlformats.org/drawingml/2006/picture">
+                      <pic:pic xmlns:pic="http://schemas.openxmlformats.org/drawingml/2006/picture">
+                        <pic:nvPicPr>
+                          <pic:cNvPr id="384189079" name="图片 384189079"/>
+                          <pic:cNvPicPr/>
+                        </pic:nvPicPr>
+                        <pic:blipFill>
+                          <a:blip r:embed="rId20">
+                            <a:extLst>
+                              <a:ext uri="{28A0092B-C50C-407E-A947-70E740481C1C}">
+                                <a14:useLocalDpi xmlns:a14="http://schemas.microsoft.com/office/drawing/2010/main" val="0"/>
+                              </a:ext>
+                            </a:extLst>
+                          </a:blip>
+                          <a:stretch>
+                            <a:fillRect/>
+                          </a:stretch>
+                        </pic:blipFill>
+                        <pic:spPr>
+                          <a:xfrm>
+                            <a:off x="0" y="0"/>
+                            <a:ext cx="4320000" cy="4569724"/>
+                          </a:xfrm>
+                          <a:prstGeom prst="rect">
+                            <a:avLst/>
+                          </a:prstGeom>
+                        </pic:spPr>
+                      </pic:pic>
+                    </a:graphicData>
+                  </a:graphic>
+                </wp:inline>
+              </w:drawing>
+            </w:r>
+          </w:p>
+          <w:p>
+            <w:pPr>
+              <w:spacing w:line="300" w:lineRule="auto"/>
               <w:ind w:firstLine="420"/>
               <w:jc w:val="left"/>
             </w:pPr>
@@ -3640,6 +3741,63 @@
           </w:p>
           <w:p>
             <w:pPr>
+              <w:spacing w:before="60" w:after="60" w:line="300" w:lineRule="auto"/>
+              <w:ind w:firstLineChars="0" w:firstLine="0"/>
+              <w:rPr>
+                <w:rFonts w:hint="eastAsia"/>
+              </w:rPr>
+            </w:pPr>
+            <w:r>
+              <w:rPr>
+                <w:rFonts w:hint="eastAsia"/>
+                <w:noProof/>
+              </w:rPr>
+              <w:lastRenderedPageBreak/>
+              <w:drawing>
+                <wp:inline distT="0" distB="0" distL="0" distR="0" wp14:anchorId="56A63A1A" wp14:editId="50E5B514">
+                  <wp:extent cx="5986780" cy="1741805"/>
+                  <wp:effectExtent l="0" t="0" r="0" b="0"/>
+                  <wp:docPr id="47343442" name="图片 1"/>
+                  <wp:cNvGraphicFramePr>
+                    <a:graphicFrameLocks xmlns:a="http://schemas.openxmlformats.org/drawingml/2006/main" noChangeAspect="1"/>
+                  </wp:cNvGraphicFramePr>
+                  <a:graphic xmlns:a="http://schemas.openxmlformats.org/drawingml/2006/main">
+                    <a:graphicData uri="http://schemas.openxmlformats.org/drawingml/2006/picture">
+                      <pic:pic xmlns:pic="http://schemas.openxmlformats.org/drawingml/2006/picture">
+                        <pic:nvPicPr>
+                          <pic:cNvPr id="47343442" name="图片 47343442"/>
+                          <pic:cNvPicPr/>
+                        </pic:nvPicPr>
+                        <pic:blipFill>
+                          <a:blip r:embed="rId21">
+                            <a:extLst>
+                              <a:ext uri="{28A0092B-C50C-407E-A947-70E740481C1C}">
+                                <a14:useLocalDpi xmlns:a14="http://schemas.microsoft.com/office/drawing/2010/main" val="0"/>
+                              </a:ext>
+                            </a:extLst>
+                          </a:blip>
+                          <a:stretch>
+                            <a:fillRect/>
+                          </a:stretch>
+                        </pic:blipFill>
+                        <pic:spPr>
+                          <a:xfrm>
+                            <a:off x="0" y="0"/>
+                            <a:ext cx="5986780" cy="1741805"/>
+                          </a:xfrm>
+                          <a:prstGeom prst="rect">
+                            <a:avLst/>
+                          </a:prstGeom>
+                        </pic:spPr>
+                      </pic:pic>
+                    </a:graphicData>
+                  </a:graphic>
+                </wp:inline>
+              </w:drawing>
+            </w:r>
+          </w:p>
+          <w:p>
+            <w:pPr>
               <w:spacing w:line="300" w:lineRule="auto"/>
               <w:ind w:firstLine="420"/>
               <w:jc w:val="left"/>
@@ -3838,6 +3996,1235 @@
                 </m:r>
               </m:oMath>
             </m:oMathPara>
+          </w:p>
+          <w:p>
+            <w:pPr>
+              <w:spacing w:line="300" w:lineRule="auto"/>
+              <w:ind w:firstLine="420"/>
+              <w:jc w:val="left"/>
+            </w:pPr>
+            <w:r>
+              <w:rPr>
+                <w:rFonts w:hint="eastAsia"/>
+              </w:rPr>
+              <w:t xml:space="preserve">2.4.1 </w:t>
+            </w:r>
+            <w:r>
+              <w:rPr>
+                <w:rFonts w:hint="eastAsia"/>
+              </w:rPr>
+              <w:t>物理约束的数学建模</w:t>
+            </w:r>
+          </w:p>
+          <w:p>
+            <w:pPr>
+              <w:spacing w:line="300" w:lineRule="auto"/>
+              <w:ind w:firstLine="420"/>
+              <w:jc w:val="left"/>
+              <w:rPr>
+                <w:rFonts w:hint="eastAsia"/>
+              </w:rPr>
+            </w:pPr>
+            <w:r>
+              <w:t>设时间窗口长度为</w:t>
+            </w:r>
+            <w:r>
+              <w:t>T</w:t>
+            </w:r>
+            <w:r>
+              <w:t>，每个时间片</w:t>
+            </w:r>
+            <w:r>
+              <w:t>t \in \{1, \</w:t>
+            </w:r>
+            <w:proofErr w:type="spellStart"/>
+            <w:r>
+              <w:t>ldots</w:t>
+            </w:r>
+            <w:proofErr w:type="spellEnd"/>
+            <w:r>
+              <w:t>, T\}</w:t>
+            </w:r>
+            <w:r>
+              <w:t>对应一个测量时刻。辅助测量值包括：时间戳</w:t>
+            </w:r>
+            <w:r>
+              <w:rPr>
+                <w:noProof/>
+                <w:position w:val="-13"/>
+              </w:rPr>
+              <w:drawing>
+                <wp:inline distT="0" distB="0" distL="0" distR="0" wp14:anchorId="590C029D" wp14:editId="3B9E7839">
+                  <wp:extent cx="1225296" cy="223520"/>
+                  <wp:effectExtent l="0" t="0" r="0" b="0"/>
+                  <wp:docPr id="1063641722" name="Picture 1" descr="{&quot;mathml&quot;:&quot;&lt;math style=\&quot;font-family:stix;font-size:16px;\&quot; xmlns=\&quot;http://www.w3.org/1998/Math/MathML\&quot;&gt;&lt;mi mathvariant=\&quot;bold\&quot;&gt;t&lt;/mi&gt;&lt;mo&gt;=&lt;/mo&gt;&lt;mo&gt;(&lt;/mo&gt;&lt;msub&gt;&lt;mi&gt;t&lt;/mi&gt;&lt;mn&gt;1&lt;/mn&gt;&lt;/msub&gt;&lt;mo&gt;,&lt;/mo&gt;&lt;mo&gt;&amp;#x2026;&lt;/mo&gt;&lt;mo&gt;,&lt;/mo&gt;&lt;msub&gt;&lt;mi&gt;t&lt;/mi&gt;&lt;mi&gt;T&lt;/mi&gt;&lt;/msub&gt;&lt;mo&gt;)&lt;/mo&gt;&lt;/math&gt;&quot;,&quot;origin&quot;:&quot;MathType Legacy&quot;,&quot;version&quot;:&quot;v3.23.0&quot;}" title="粗体字 t 等于 左括号 t 下标 1 逗号 水平省略号 逗号 t 下标 T 右括号"/>
+                  <wp:cNvGraphicFramePr>
+                    <a:graphicFrameLocks xmlns:a="http://schemas.openxmlformats.org/drawingml/2006/main" noChangeAspect="1"/>
+                  </wp:cNvGraphicFramePr>
+                  <a:graphic xmlns:a="http://schemas.openxmlformats.org/drawingml/2006/main">
+                    <a:graphicData uri="http://schemas.openxmlformats.org/drawingml/2006/picture">
+                      <pic:pic xmlns:pic="http://schemas.openxmlformats.org/drawingml/2006/picture">
+                        <pic:nvPicPr>
+                          <pic:cNvPr id="1" name="Picture 1" descr="{&quot;mathml&quot;:&quot;&lt;math style=\&quot;font-family:stix;font-size:16px;\&quot; xmlns=\&quot;http://www.w3.org/1998/Math/MathML\&quot;&gt;&lt;mi mathvariant=\&quot;bold\&quot;&gt;t&lt;/mi&gt;&lt;mo&gt;=&lt;/mo&gt;&lt;mo&gt;(&lt;/mo&gt;&lt;msub&gt;&lt;mi&gt;t&lt;/mi&gt;&lt;mn&gt;1&lt;/mn&gt;&lt;/msub&gt;&lt;mo&gt;,&lt;/mo&gt;&lt;mo&gt;&amp;#x2026;&lt;/mo&gt;&lt;mo&gt;,&lt;/mo&gt;&lt;msub&gt;&lt;mi&gt;t&lt;/mi&gt;&lt;mi&gt;T&lt;/mi&gt;&lt;/msub&gt;&lt;mo&gt;)&lt;/mo&gt;&lt;/math&gt;&quot;,&quot;origin&quot;:&quot;MathType Legacy&quot;,&quot;version&quot;:&quot;v3.23.0&quot;}" title="粗体字 t 等于 左括号 t 下标 1 逗号 水平省略号 逗号 t 下标 T 右括号"/>
+                          <pic:cNvPicPr/>
+                        </pic:nvPicPr>
+                        <pic:blipFill>
+                          <a:blip r:embed="rId22" cstate="print">
+                            <a:extLst>
+                              <a:ext uri="{28A0092B-C50C-407E-A947-70E740481C1C}">
+                                <a14:useLocalDpi xmlns:a14="http://schemas.microsoft.com/office/drawing/2010/main" val="0"/>
+                              </a:ext>
+                            </a:extLst>
+                          </a:blip>
+                          <a:stretch>
+                            <a:fillRect/>
+                          </a:stretch>
+                        </pic:blipFill>
+                        <pic:spPr>
+                          <a:xfrm>
+                            <a:off x="0" y="0"/>
+                            <a:ext cx="1225296" cy="223520"/>
+                          </a:xfrm>
+                          <a:prstGeom prst="rect">
+                            <a:avLst/>
+                          </a:prstGeom>
+                        </pic:spPr>
+                      </pic:pic>
+                    </a:graphicData>
+                  </a:graphic>
+                </wp:inline>
+              </w:drawing>
+            </w:r>
+            <w:r>
+              <w:t>（单位为秒），空间位置</w:t>
+            </w:r>
+            <w:r>
+              <w:rPr>
+                <w:noProof/>
+                <w:position w:val="-14"/>
+              </w:rPr>
+              <w:drawing>
+                <wp:inline distT="0" distB="0" distL="0" distR="0" wp14:anchorId="46A18495" wp14:editId="09812CC0">
+                  <wp:extent cx="1324864" cy="227584"/>
+                  <wp:effectExtent l="0" t="0" r="0" b="0"/>
+                  <wp:docPr id="809776773" name="Picture 1" descr="{&quot;mathml&quot;:&quot;&lt;math style=\&quot;font-family:stix;font-size:16px;\&quot; xmlns=\&quot;http://www.w3.org/1998/Math/MathML\&quot;&gt;&lt;mi mathvariant=\&quot;bold\&quot;&gt;R&lt;/mi&gt;&lt;mo&gt;=&lt;/mo&gt;&lt;mo&gt;(&lt;/mo&gt;&lt;msub&gt;&lt;mi mathvariant=\&quot;bold\&quot;&gt;r&lt;/mi&gt;&lt;mn&gt;1&lt;/mn&gt;&lt;/msub&gt;&lt;mo&gt;,&lt;/mo&gt;&lt;mo&gt;&amp;#x2026;&lt;/mo&gt;&lt;mo&gt;,&lt;/mo&gt;&lt;msub&gt;&lt;mi mathvariant=\&quot;bold\&quot;&gt;r&lt;/mi&gt;&lt;mi&gt;T&lt;/mi&gt;&lt;/msub&gt;&lt;mo&gt;)&lt;/mo&gt;&lt;/math&gt;&quot;,&quot;origin&quot;:&quot;MathType Legacy&quot;,&quot;version&quot;:&quot;v3.23.0&quot;}" title="粗体字 R 等于 左括号 粗体字 r 下标 1 逗号 水平省略号 逗号 粗体字 r 下标 T 右括号"/>
+                  <wp:cNvGraphicFramePr>
+                    <a:graphicFrameLocks xmlns:a="http://schemas.openxmlformats.org/drawingml/2006/main" noChangeAspect="1"/>
+                  </wp:cNvGraphicFramePr>
+                  <a:graphic xmlns:a="http://schemas.openxmlformats.org/drawingml/2006/main">
+                    <a:graphicData uri="http://schemas.openxmlformats.org/drawingml/2006/picture">
+                      <pic:pic xmlns:pic="http://schemas.openxmlformats.org/drawingml/2006/picture">
+                        <pic:nvPicPr>
+                          <pic:cNvPr id="1" name="Picture 1" descr="{&quot;mathml&quot;:&quot;&lt;math style=\&quot;font-family:stix;font-size:16px;\&quot; xmlns=\&quot;http://www.w3.org/1998/Math/MathML\&quot;&gt;&lt;mi mathvariant=\&quot;bold\&quot;&gt;R&lt;/mi&gt;&lt;mo&gt;=&lt;/mo&gt;&lt;mo&gt;(&lt;/mo&gt;&lt;msub&gt;&lt;mi mathvariant=\&quot;bold\&quot;&gt;r&lt;/mi&gt;&lt;mn&gt;1&lt;/mn&gt;&lt;/msub&gt;&lt;mo&gt;,&lt;/mo&gt;&lt;mo&gt;&amp;#x2026;&lt;/mo&gt;&lt;mo&gt;,&lt;/mo&gt;&lt;msub&gt;&lt;mi mathvariant=\&quot;bold\&quot;&gt;r&lt;/mi&gt;&lt;mi&gt;T&lt;/mi&gt;&lt;/msub&gt;&lt;mo&gt;)&lt;/mo&gt;&lt;/math&gt;&quot;,&quot;origin&quot;:&quot;MathType Legacy&quot;,&quot;version&quot;:&quot;v3.23.0&quot;}" title="粗体字 R 等于 左括号 粗体字 r 下标 1 逗号 水平省略号 逗号 粗体字 r 下标 T 右括号"/>
+                          <pic:cNvPicPr/>
+                        </pic:nvPicPr>
+                        <pic:blipFill>
+                          <a:blip r:embed="rId23" cstate="print">
+                            <a:extLst>
+                              <a:ext uri="{28A0092B-C50C-407E-A947-70E740481C1C}">
+                                <a14:useLocalDpi xmlns:a14="http://schemas.microsoft.com/office/drawing/2010/main" val="0"/>
+                              </a:ext>
+                            </a:extLst>
+                          </a:blip>
+                          <a:stretch>
+                            <a:fillRect/>
+                          </a:stretch>
+                        </pic:blipFill>
+                        <pic:spPr>
+                          <a:xfrm>
+                            <a:off x="0" y="0"/>
+                            <a:ext cx="1324864" cy="227584"/>
+                          </a:xfrm>
+                          <a:prstGeom prst="rect">
+                            <a:avLst/>
+                          </a:prstGeom>
+                        </pic:spPr>
+                      </pic:pic>
+                    </a:graphicData>
+                  </a:graphic>
+                </wp:inline>
+              </w:drawing>
+            </w:r>
+            <w:r>
+              <w:t>其中</w:t>
+            </w:r>
+            <w:r>
+              <w:rPr>
+                <w:noProof/>
+                <w:position w:val="-14"/>
+              </w:rPr>
+              <w:drawing>
+                <wp:inline distT="0" distB="0" distL="0" distR="0" wp14:anchorId="0B969B8B" wp14:editId="4A28345F">
+                  <wp:extent cx="613664" cy="260096"/>
+                  <wp:effectExtent l="0" t="0" r="0" b="0"/>
+                  <wp:docPr id="557628861" name="Picture 1" descr="{&quot;mathml&quot;:&quot;&lt;math style=\&quot;font-family:stix;font-size:16px;\&quot; xmlns=\&quot;http://www.w3.org/1998/Math/MathML\&quot;&gt;&lt;msub&gt;&lt;mi mathvariant=\&quot;bold\&quot;&gt;r&lt;/mi&gt;&lt;mi&gt;i&lt;/mi&gt;&lt;/msub&gt;&lt;mo&gt;&amp;#x2208;&lt;/mo&gt;&lt;msup&gt;&lt;mi mathvariant=\&quot;normal\&quot;&gt;&amp;#x211D;&lt;/mi&gt;&lt;mn&gt;3&lt;/mn&gt;&lt;/msup&gt;&lt;/math&gt;&quot;,&quot;origin&quot;:&quot;MathType Legacy&quot;,&quot;version&quot;:&quot;v3.23.0&quot;}" title="粗体字 r 下标 i 属于 正体 实数 立方"/>
+                  <wp:cNvGraphicFramePr>
+                    <a:graphicFrameLocks xmlns:a="http://schemas.openxmlformats.org/drawingml/2006/main" noChangeAspect="1"/>
+                  </wp:cNvGraphicFramePr>
+                  <a:graphic xmlns:a="http://schemas.openxmlformats.org/drawingml/2006/main">
+                    <a:graphicData uri="http://schemas.openxmlformats.org/drawingml/2006/picture">
+                      <pic:pic xmlns:pic="http://schemas.openxmlformats.org/drawingml/2006/picture">
+                        <pic:nvPicPr>
+                          <pic:cNvPr id="1" name="Picture 1" descr="{&quot;mathml&quot;:&quot;&lt;math style=\&quot;font-family:stix;font-size:16px;\&quot; xmlns=\&quot;http://www.w3.org/1998/Math/MathML\&quot;&gt;&lt;msub&gt;&lt;mi mathvariant=\&quot;bold\&quot;&gt;r&lt;/mi&gt;&lt;mi&gt;i&lt;/mi&gt;&lt;/msub&gt;&lt;mo&gt;&amp;#x2208;&lt;/mo&gt;&lt;msup&gt;&lt;mi mathvariant=\&quot;normal\&quot;&gt;&amp;#x211D;&lt;/mi&gt;&lt;mn&gt;3&lt;/mn&gt;&lt;/msup&gt;&lt;/math&gt;&quot;,&quot;origin&quot;:&quot;MathType Legacy&quot;,&quot;version&quot;:&quot;v3.23.0&quot;}" title="粗体字 r 下标 i 属于 正体 实数 立方"/>
+                          <pic:cNvPicPr/>
+                        </pic:nvPicPr>
+                        <pic:blipFill>
+                          <a:blip r:embed="rId24" cstate="print">
+                            <a:extLst>
+                              <a:ext uri="{28A0092B-C50C-407E-A947-70E740481C1C}">
+                                <a14:useLocalDpi xmlns:a14="http://schemas.microsoft.com/office/drawing/2010/main" val="0"/>
+                              </a:ext>
+                            </a:extLst>
+                          </a:blip>
+                          <a:stretch>
+                            <a:fillRect/>
+                          </a:stretch>
+                        </pic:blipFill>
+                        <pic:spPr>
+                          <a:xfrm>
+                            <a:off x="0" y="0"/>
+                            <a:ext cx="613664" cy="260096"/>
+                          </a:xfrm>
+                          <a:prstGeom prst="rect">
+                            <a:avLst/>
+                          </a:prstGeom>
+                        </pic:spPr>
+                      </pic:pic>
+                    </a:graphicData>
+                  </a:graphic>
+                </wp:inline>
+              </w:drawing>
+            </w:r>
+            <w:r>
+              <w:t>为各帧在三维笛卡尔坐标系下的位置（单位为米），以及位姿残差</w:t>
+            </w:r>
+            <w:r>
+              <w:rPr>
+                <w:noProof/>
+                <w:position w:val="-14"/>
+              </w:rPr>
+              <w:drawing>
+                <wp:inline distT="0" distB="0" distL="0" distR="0" wp14:anchorId="7C68DF52" wp14:editId="089B5568">
+                  <wp:extent cx="1357376" cy="227584"/>
+                  <wp:effectExtent l="0" t="0" r="0" b="0"/>
+                  <wp:docPr id="872991414" name="Picture 1" descr="{&quot;mathml&quot;:&quot;&lt;math style=\&quot;font-family:stix;font-size:16px;\&quot; xmlns=\&quot;http://www.w3.org/1998/Math/MathML\&quot;&gt;&lt;mi mathvariant=\&quot;bold\&quot;&gt;E&lt;/mi&gt;&lt;mo&gt;=&lt;/mo&gt;&lt;mo&gt;(&lt;/mo&gt;&lt;msub&gt;&lt;mi mathvariant=\&quot;bold\&quot;&gt;e&lt;/mi&gt;&lt;mn&gt;1&lt;/mn&gt;&lt;/msub&gt;&lt;mo&gt;,&lt;/mo&gt;&lt;mo&gt;&amp;#x2026;&lt;/mo&gt;&lt;mo&gt;,&lt;/mo&gt;&lt;msub&gt;&lt;mi mathvariant=\&quot;bold\&quot;&gt;e&lt;/mi&gt;&lt;mi&gt;T&lt;/mi&gt;&lt;/msub&gt;&lt;mo&gt;)&lt;/mo&gt;&lt;/math&gt;&quot;,&quot;origin&quot;:&quot;MathType Legacy&quot;,&quot;version&quot;:&quot;v3.23.0&quot;}" title="粗体字 E 等于 左括号 粗体字 e 下标 1 逗号 水平省略号 逗号 粗体字 e 下标 T 右括号"/>
+                  <wp:cNvGraphicFramePr>
+                    <a:graphicFrameLocks xmlns:a="http://schemas.openxmlformats.org/drawingml/2006/main" noChangeAspect="1"/>
+                  </wp:cNvGraphicFramePr>
+                  <a:graphic xmlns:a="http://schemas.openxmlformats.org/drawingml/2006/main">
+                    <a:graphicData uri="http://schemas.openxmlformats.org/drawingml/2006/picture">
+                      <pic:pic xmlns:pic="http://schemas.openxmlformats.org/drawingml/2006/picture">
+                        <pic:nvPicPr>
+                          <pic:cNvPr id="1" name="Picture 1" descr="{&quot;mathml&quot;:&quot;&lt;math style=\&quot;font-family:stix;font-size:16px;\&quot; xmlns=\&quot;http://www.w3.org/1998/Math/MathML\&quot;&gt;&lt;mi mathvariant=\&quot;bold\&quot;&gt;E&lt;/mi&gt;&lt;mo&gt;=&lt;/mo&gt;&lt;mo&gt;(&lt;/mo&gt;&lt;msub&gt;&lt;mi mathvariant=\&quot;bold\&quot;&gt;e&lt;/mi&gt;&lt;mn&gt;1&lt;/mn&gt;&lt;/msub&gt;&lt;mo&gt;,&lt;/mo&gt;&lt;mo&gt;&amp;#x2026;&lt;/mo&gt;&lt;mo&gt;,&lt;/mo&gt;&lt;msub&gt;&lt;mi mathvariant=\&quot;bold\&quot;&gt;e&lt;/mi&gt;&lt;mi&gt;T&lt;/mi&gt;&lt;/msub&gt;&lt;mo&gt;)&lt;/mo&gt;&lt;/math&gt;&quot;,&quot;origin&quot;:&quot;MathType Legacy&quot;,&quot;version&quot;:&quot;v3.23.0&quot;}" title="粗体字 E 等于 左括号 粗体字 e 下标 1 逗号 水平省略号 逗号 粗体字 e 下标 T 右括号"/>
+                          <pic:cNvPicPr/>
+                        </pic:nvPicPr>
+                        <pic:blipFill>
+                          <a:blip r:embed="rId25" cstate="print">
+                            <a:extLst>
+                              <a:ext uri="{28A0092B-C50C-407E-A947-70E740481C1C}">
+                                <a14:useLocalDpi xmlns:a14="http://schemas.microsoft.com/office/drawing/2010/main" val="0"/>
+                              </a:ext>
+                            </a:extLst>
+                          </a:blip>
+                          <a:stretch>
+                            <a:fillRect/>
+                          </a:stretch>
+                        </pic:blipFill>
+                        <pic:spPr>
+                          <a:xfrm>
+                            <a:off x="0" y="0"/>
+                            <a:ext cx="1357376" cy="227584"/>
+                          </a:xfrm>
+                          <a:prstGeom prst="rect">
+                            <a:avLst/>
+                          </a:prstGeom>
+                        </pic:spPr>
+                      </pic:pic>
+                    </a:graphicData>
+                  </a:graphic>
+                </wp:inline>
+              </w:drawing>
+            </w:r>
+            <w:r>
+              <w:t>其中</w:t>
+            </w:r>
+            <w:r>
+              <w:rPr>
+                <w:noProof/>
+                <w:position w:val="-20"/>
+              </w:rPr>
+              <w:drawing>
+                <wp:inline distT="0" distB="0" distL="0" distR="0" wp14:anchorId="7C4F2FA5" wp14:editId="27913497">
+                  <wp:extent cx="2160016" cy="292608"/>
+                  <wp:effectExtent l="0" t="0" r="0" b="0"/>
+                  <wp:docPr id="646695213" name="Picture 1" descr="{&quot;mathml&quot;:&quot;&lt;math style=\&quot;font-family:stix;font-size:16px;\&quot; xmlns=\&quot;http://www.w3.org/1998/Math/MathML\&quot;&gt;&lt;msub&gt;&lt;mi mathvariant=\&quot;bold\&quot;&gt;e&lt;/mi&gt;&lt;mi&gt;i&lt;/mi&gt;&lt;/msub&gt;&lt;mo&gt;=&lt;/mo&gt;&lt;msub&gt;&lt;mi mathvariant=\&quot;bold\&quot;&gt;r&lt;/mi&gt;&lt;mrow&gt;&lt;mtext&gt;target&lt;/mtext&gt;&lt;mo&gt;,&lt;/mo&gt;&lt;mi&gt;i&lt;/mi&gt;&lt;/mrow&gt;&lt;/msub&gt;&lt;mo&gt;-&lt;/mo&gt;&lt;msub&gt;&lt;mi mathvariant=\&quot;bold\&quot;&gt;r&lt;/mi&gt;&lt;mrow&gt;&lt;mtext&gt;odom&lt;/mtext&gt;&lt;mo&gt;,&lt;/mo&gt;&lt;mi&gt;i&lt;/mi&gt;&lt;/mrow&gt;&lt;/msub&gt;&lt;mo&gt;&amp;#x2208;&lt;/mo&gt;&lt;msup&gt;&lt;mi mathvariant=\&quot;normal\&quot;&gt;&amp;#x211D;&lt;/mi&gt;&lt;mn&gt;3&lt;/mn&gt;&lt;/msup&gt;&lt;/math&gt;&quot;,&quot;origin&quot;:&quot;MathType Legacy&quot;,&quot;version&quot;:&quot;v3.23.0&quot;}" title="粗体字 e 下标 i 等于 粗体字 r 下标 开始文本 target 结束文本 逗号 i 结束下标 减 粗体字 r 下标 开始文本 odom 结束文本 逗号 i 结束下标 属于 正体 实数 立方"/>
+                  <wp:cNvGraphicFramePr>
+                    <a:graphicFrameLocks xmlns:a="http://schemas.openxmlformats.org/drawingml/2006/main" noChangeAspect="1"/>
+                  </wp:cNvGraphicFramePr>
+                  <a:graphic xmlns:a="http://schemas.openxmlformats.org/drawingml/2006/main">
+                    <a:graphicData uri="http://schemas.openxmlformats.org/drawingml/2006/picture">
+                      <pic:pic xmlns:pic="http://schemas.openxmlformats.org/drawingml/2006/picture">
+                        <pic:nvPicPr>
+                          <pic:cNvPr id="1" name="Picture 1" descr="{&quot;mathml&quot;:&quot;&lt;math style=\&quot;font-family:stix;font-size:16px;\&quot; xmlns=\&quot;http://www.w3.org/1998/Math/MathML\&quot;&gt;&lt;msub&gt;&lt;mi mathvariant=\&quot;bold\&quot;&gt;e&lt;/mi&gt;&lt;mi&gt;i&lt;/mi&gt;&lt;/msub&gt;&lt;mo&gt;=&lt;/mo&gt;&lt;msub&gt;&lt;mi mathvariant=\&quot;bold\&quot;&gt;r&lt;/mi&gt;&lt;mrow&gt;&lt;mtext&gt;target&lt;/mtext&gt;&lt;mo&gt;,&lt;/mo&gt;&lt;mi&gt;i&lt;/mi&gt;&lt;/mrow&gt;&lt;/msub&gt;&lt;mo&gt;-&lt;/mo&gt;&lt;msub&gt;&lt;mi mathvariant=\&quot;bold\&quot;&gt;r&lt;/mi&gt;&lt;mrow&gt;&lt;mtext&gt;odom&lt;/mtext&gt;&lt;mo&gt;,&lt;/mo&gt;&lt;mi&gt;i&lt;/mi&gt;&lt;/mrow&gt;&lt;/msub&gt;&lt;mo&gt;&amp;#x2208;&lt;/mo&gt;&lt;msup&gt;&lt;mi mathvariant=\&quot;normal\&quot;&gt;&amp;#x211D;&lt;/mi&gt;&lt;mn&gt;3&lt;/mn&gt;&lt;/msup&gt;&lt;/math&gt;&quot;,&quot;origin&quot;:&quot;MathType Legacy&quot;,&quot;version&quot;:&quot;v3.23.0&quot;}" title="粗体字 e 下标 i 等于 粗体字 r 下标 开始文本 target 结束文本 逗号 i 结束下标 减 粗体字 r 下标 开始文本 odom 结束文本 逗号 i 结束下标 属于 正体 实数 立方"/>
+                          <pic:cNvPicPr/>
+                        </pic:nvPicPr>
+                        <pic:blipFill>
+                          <a:blip r:embed="rId26" cstate="print">
+                            <a:extLst>
+                              <a:ext uri="{28A0092B-C50C-407E-A947-70E740481C1C}">
+                                <a14:useLocalDpi xmlns:a14="http://schemas.microsoft.com/office/drawing/2010/main" val="0"/>
+                              </a:ext>
+                            </a:extLst>
+                          </a:blip>
+                          <a:stretch>
+                            <a:fillRect/>
+                          </a:stretch>
+                        </pic:blipFill>
+                        <pic:spPr>
+                          <a:xfrm>
+                            <a:off x="0" y="0"/>
+                            <a:ext cx="2160016" cy="292608"/>
+                          </a:xfrm>
+                          <a:prstGeom prst="rect">
+                            <a:avLst/>
+                          </a:prstGeom>
+                        </pic:spPr>
+                      </pic:pic>
+                    </a:graphicData>
+                  </a:graphic>
+                </wp:inline>
+              </w:drawing>
+            </w:r>
+            <w:r>
+              <w:t>为目标位置与里程计位置之差（单位为米）。</w:t>
+            </w:r>
+          </w:p>
+          <w:p>
+            <w:pPr>
+              <w:spacing w:line="300" w:lineRule="auto"/>
+              <w:ind w:firstLine="420"/>
+              <w:jc w:val="left"/>
+              <w:rPr>
+                <w:rFonts w:hint="eastAsia"/>
+              </w:rPr>
+            </w:pPr>
+            <w:r>
+              <w:t>物理约束矩阵</w:t>
+            </w:r>
+            <w:r>
+              <w:rPr>
+                <w:noProof/>
+                <w:position w:val="-1"/>
+              </w:rPr>
+              <w:drawing>
+                <wp:inline distT="0" distB="0" distL="0" distR="0" wp14:anchorId="25E3561D" wp14:editId="304D7BC0">
+                  <wp:extent cx="857504" cy="170688"/>
+                  <wp:effectExtent l="0" t="0" r="0" b="0"/>
+                  <wp:docPr id="766862943" name="Picture 1" descr="{&quot;mathml&quot;:&quot;&lt;math style=\&quot;font-family:stix;font-size:16px;\&quot; xmlns=\&quot;http://www.w3.org/1998/Math/MathML\&quot;&gt;&lt;mi mathvariant=\&quot;bold\&quot;&gt;P&lt;/mi&gt;&lt;mo&gt;&amp;#x2208;&lt;/mo&gt;&lt;msup&gt;&lt;mi mathvariant=\&quot;normal\&quot;&gt;&amp;#x211D;&lt;/mi&gt;&lt;mrow&gt;&lt;mi&gt;T&lt;/mi&gt;&lt;mo&gt;&amp;#xD7;&lt;/mo&gt;&lt;mi&gt;T&lt;/mi&gt;&lt;/mrow&gt;&lt;/msup&gt;&lt;/math&gt;&quot;,&quot;origin&quot;:&quot;MathType Legacy&quot;,&quot;version&quot;:&quot;v3.23.0&quot;}" title="粗体字 P 属于 正体 实数 的 T 乘号 T 次方"/>
+                  <wp:cNvGraphicFramePr>
+                    <a:graphicFrameLocks xmlns:a="http://schemas.openxmlformats.org/drawingml/2006/main" noChangeAspect="1"/>
+                  </wp:cNvGraphicFramePr>
+                  <a:graphic xmlns:a="http://schemas.openxmlformats.org/drawingml/2006/main">
+                    <a:graphicData uri="http://schemas.openxmlformats.org/drawingml/2006/picture">
+                      <pic:pic xmlns:pic="http://schemas.openxmlformats.org/drawingml/2006/picture">
+                        <pic:nvPicPr>
+                          <pic:cNvPr id="1" name="Picture 1" descr="{&quot;mathml&quot;:&quot;&lt;math style=\&quot;font-family:stix;font-size:16px;\&quot; xmlns=\&quot;http://www.w3.org/1998/Math/MathML\&quot;&gt;&lt;mi mathvariant=\&quot;bold\&quot;&gt;P&lt;/mi&gt;&lt;mo&gt;&amp;#x2208;&lt;/mo&gt;&lt;msup&gt;&lt;mi mathvariant=\&quot;normal\&quot;&gt;&amp;#x211D;&lt;/mi&gt;&lt;mrow&gt;&lt;mi&gt;T&lt;/mi&gt;&lt;mo&gt;&amp;#xD7;&lt;/mo&gt;&lt;mi&gt;T&lt;/mi&gt;&lt;/mrow&gt;&lt;/msup&gt;&lt;/math&gt;&quot;,&quot;origin&quot;:&quot;MathType Legacy&quot;,&quot;version&quot;:&quot;v3.23.0&quot;}" title="粗体字 P 属于 正体 实数 的 T 乘号 T 次方"/>
+                          <pic:cNvPicPr/>
+                        </pic:nvPicPr>
+                        <pic:blipFill>
+                          <a:blip r:embed="rId27" cstate="print">
+                            <a:extLst>
+                              <a:ext uri="{28A0092B-C50C-407E-A947-70E740481C1C}">
+                                <a14:useLocalDpi xmlns:a14="http://schemas.microsoft.com/office/drawing/2010/main" val="0"/>
+                              </a:ext>
+                            </a:extLst>
+                          </a:blip>
+                          <a:stretch>
+                            <a:fillRect/>
+                          </a:stretch>
+                        </pic:blipFill>
+                        <pic:spPr>
+                          <a:xfrm>
+                            <a:off x="0" y="0"/>
+                            <a:ext cx="857504" cy="170688"/>
+                          </a:xfrm>
+                          <a:prstGeom prst="rect">
+                            <a:avLst/>
+                          </a:prstGeom>
+                        </pic:spPr>
+                      </pic:pic>
+                    </a:graphicData>
+                  </a:graphic>
+                </wp:inline>
+              </w:drawing>
+            </w:r>
+            <w:r>
+              <w:t>用于量化任意两个时间片</w:t>
+            </w:r>
+            <w:r>
+              <w:t>(</w:t>
+            </w:r>
+            <w:proofErr w:type="spellStart"/>
+            <w:r>
+              <w:t>i</w:t>
+            </w:r>
+            <w:proofErr w:type="spellEnd"/>
+            <w:r>
+              <w:t>, j)</w:t>
+            </w:r>
+            <w:r>
+              <w:t>之间的动力学相容性。该矩阵的构造基于无人机接触检测中的三项核心物理先验：时间邻近性、空间邻近性和位姿残差邻近性。</w:t>
+            </w:r>
+          </w:p>
+          <w:p>
+            <w:pPr>
+              <w:spacing w:line="300" w:lineRule="auto"/>
+              <w:ind w:firstLineChars="0" w:firstLine="0"/>
+              <w:jc w:val="left"/>
+            </w:pPr>
+            <w:r>
+              <w:rPr>
+                <w:rFonts w:hint="eastAsia"/>
+              </w:rPr>
+              <w:t xml:space="preserve">2.4.1.1 </w:t>
+            </w:r>
+            <w:r>
+              <w:t>时间邻近约束</w:t>
+            </w:r>
+          </w:p>
+          <w:p>
+            <w:pPr>
+              <w:spacing w:line="300" w:lineRule="auto"/>
+              <w:ind w:firstLine="420"/>
+              <w:jc w:val="left"/>
+            </w:pPr>
+            <w:r>
+              <w:t>在接触检测任务中，相邻时间帧的接触状态具有强相关性，而时间间隔较大的帧之间的直接关联较弱。这一物理直觉由无人机运动的连续性保证</w:t>
+            </w:r>
+            <w:r>
+              <w:t>---</w:t>
+            </w:r>
+            <w:r>
+              <w:t>在毫秒至亚秒级的时间尺度上，无人机的位姿和探头</w:t>
+            </w:r>
+            <w:r>
+              <w:t>-</w:t>
+            </w:r>
+            <w:r>
+              <w:t>表面距离均为连续变化量，不存在瞬时跳变。因此，模型在分配注意力权重时应优先关注时间上相邻的帧。</w:t>
+            </w:r>
+          </w:p>
+          <w:p>
+            <w:pPr>
+              <w:spacing w:line="300" w:lineRule="auto"/>
+              <w:ind w:firstLine="420"/>
+              <w:jc w:val="left"/>
+            </w:pPr>
+            <w:r>
+              <w:t>形式化地，定义归一化时间差矩阵：</w:t>
+            </w:r>
+          </w:p>
+          <w:p>
+            <w:pPr>
+              <w:spacing w:line="300" w:lineRule="auto"/>
+              <w:ind w:firstLineChars="0" w:firstLine="0"/>
+              <w:jc w:val="center"/>
+            </w:pPr>
+            <w:r>
+              <w:rPr>
+                <w:noProof/>
+                <w:position w:val="-23"/>
+              </w:rPr>
+              <w:drawing>
+                <wp:inline distT="0" distB="0" distL="0" distR="0" wp14:anchorId="5F53B15E" wp14:editId="4A6C1AD0">
+                  <wp:extent cx="2369312" cy="499872"/>
+                  <wp:effectExtent l="0" t="0" r="0" b="0"/>
+                  <wp:docPr id="825705243" name="Picture 1" descr="{&quot;mathml&quot;:&quot;&lt;math style=\&quot;font-family:stix;font-size:16px;\&quot; xmlns=\&quot;http://www.w3.org/1998/Math/MathML\&quot;&gt;&lt;msub&gt;&lt;mi mathvariant=\&quot;bold\&quot;&gt;T&lt;/mi&gt;&lt;mrow&gt;&lt;mi&gt;i&lt;/mi&gt;&lt;mi&gt;j&lt;/mi&gt;&lt;/mrow&gt;&lt;/msub&gt;&lt;mo&gt;=&lt;/mo&gt;&lt;mfrac&gt;&lt;mrow&gt;&lt;mo&gt;|&lt;/mo&gt;&lt;msub&gt;&lt;mi&gt;t&lt;/mi&gt;&lt;mi&gt;i&lt;/mi&gt;&lt;/msub&gt;&lt;mo&gt;-&lt;/mo&gt;&lt;msub&gt;&lt;mi&gt;t&lt;/mi&gt;&lt;mi&gt;j&lt;/mi&gt;&lt;/msub&gt;&lt;mo&gt;|&lt;/mo&gt;&lt;/mrow&gt;&lt;mi&gt;&amp;#x3C4;&lt;/mi&gt;&lt;/mfrac&gt;&lt;mo&gt;,&lt;/mo&gt;&lt;mo&gt;&amp;#xA0;&amp;#xA0;&lt;/mo&gt;&lt;mi&gt;i&lt;/mi&gt;&lt;mo&gt;,&lt;/mo&gt;&lt;mi&gt;j&lt;/mi&gt;&lt;mo&gt;=&lt;/mo&gt;&lt;mn&gt;1&lt;/mn&gt;&lt;mo&gt;,&lt;/mo&gt;&lt;mo&gt;&amp;#x2026;&lt;/mo&gt;&lt;mo&gt;,&lt;/mo&gt;&lt;mi&gt;T&lt;/mi&gt;&lt;/math&gt;&quot;,&quot;origin&quot;:&quot;MathType Legacy&quot;,&quot;version&quot;:&quot;v3.23.0&quot;}" title="粗体字 T 下标 i j 结束下标 等于 分数 tau （ 小写 ） 分之 竖线 t 下标 i 减 t 下标 j 竖线 结束分数 逗号    i 逗号 j 等于 1 逗号 水平省略号 逗号 T"/>
+                  <wp:cNvGraphicFramePr>
+                    <a:graphicFrameLocks xmlns:a="http://schemas.openxmlformats.org/drawingml/2006/main" noChangeAspect="1"/>
+                  </wp:cNvGraphicFramePr>
+                  <a:graphic xmlns:a="http://schemas.openxmlformats.org/drawingml/2006/main">
+                    <a:graphicData uri="http://schemas.openxmlformats.org/drawingml/2006/picture">
+                      <pic:pic xmlns:pic="http://schemas.openxmlformats.org/drawingml/2006/picture">
+                        <pic:nvPicPr>
+                          <pic:cNvPr id="1" name="Picture 1" descr="{&quot;mathml&quot;:&quot;&lt;math style=\&quot;font-family:stix;font-size:16px;\&quot; xmlns=\&quot;http://www.w3.org/1998/Math/MathML\&quot;&gt;&lt;msub&gt;&lt;mi mathvariant=\&quot;bold\&quot;&gt;T&lt;/mi&gt;&lt;mrow&gt;&lt;mi&gt;i&lt;/mi&gt;&lt;mi&gt;j&lt;/mi&gt;&lt;/mrow&gt;&lt;/msub&gt;&lt;mo&gt;=&lt;/mo&gt;&lt;mfrac&gt;&lt;mrow&gt;&lt;mo&gt;|&lt;/mo&gt;&lt;msub&gt;&lt;mi&gt;t&lt;/mi&gt;&lt;mi&gt;i&lt;/mi&gt;&lt;/msub&gt;&lt;mo&gt;-&lt;/mo&gt;&lt;msub&gt;&lt;mi&gt;t&lt;/mi&gt;&lt;mi&gt;j&lt;/mi&gt;&lt;/msub&gt;&lt;mo&gt;|&lt;/mo&gt;&lt;/mrow&gt;&lt;mi&gt;&amp;#x3C4;&lt;/mi&gt;&lt;/mfrac&gt;&lt;mo&gt;,&lt;/mo&gt;&lt;mo&gt;&amp;#xA0;&amp;#xA0;&lt;/mo&gt;&lt;mi&gt;i&lt;/mi&gt;&lt;mo&gt;,&lt;/mo&gt;&lt;mi&gt;j&lt;/mi&gt;&lt;mo&gt;=&lt;/mo&gt;&lt;mn&gt;1&lt;/mn&gt;&lt;mo&gt;,&lt;/mo&gt;&lt;mo&gt;&amp;#x2026;&lt;/mo&gt;&lt;mo&gt;,&lt;/mo&gt;&lt;mi&gt;T&lt;/mi&gt;&lt;/math&gt;&quot;,&quot;origin&quot;:&quot;MathType Legacy&quot;,&quot;version&quot;:&quot;v3.23.0&quot;}" title="粗体字 T 下标 i j 结束下标 等于 分数 tau （ 小写 ） 分之 竖线 t 下标 i 减 t 下标 j 竖线 结束分数 逗号    i 逗号 j 等于 1 逗号 水平省略号 逗号 T"/>
+                          <pic:cNvPicPr/>
+                        </pic:nvPicPr>
+                        <pic:blipFill>
+                          <a:blip r:embed="rId28" cstate="print">
+                            <a:extLst>
+                              <a:ext uri="{28A0092B-C50C-407E-A947-70E740481C1C}">
+                                <a14:useLocalDpi xmlns:a14="http://schemas.microsoft.com/office/drawing/2010/main" val="0"/>
+                              </a:ext>
+                            </a:extLst>
+                          </a:blip>
+                          <a:stretch>
+                            <a:fillRect/>
+                          </a:stretch>
+                        </pic:blipFill>
+                        <pic:spPr>
+                          <a:xfrm>
+                            <a:off x="0" y="0"/>
+                            <a:ext cx="2369312" cy="499872"/>
+                          </a:xfrm>
+                          <a:prstGeom prst="rect">
+                            <a:avLst/>
+                          </a:prstGeom>
+                        </pic:spPr>
+                      </pic:pic>
+                    </a:graphicData>
+                  </a:graphic>
+                </wp:inline>
+              </w:drawing>
+            </w:r>
+          </w:p>
+          <w:p>
+            <w:pPr>
+              <w:spacing w:line="300" w:lineRule="auto"/>
+              <w:ind w:firstLine="420"/>
+              <w:jc w:val="left"/>
+            </w:pPr>
+            <w:r>
+              <w:t>其中</w:t>
+            </w:r>
+            <w:r>
+              <w:rPr>
+                <w:noProof/>
+              </w:rPr>
+              <w:drawing>
+                <wp:inline distT="0" distB="0" distL="0" distR="0" wp14:anchorId="1CB212BA" wp14:editId="57754F32">
+                  <wp:extent cx="95504" cy="89408"/>
+                  <wp:effectExtent l="0" t="0" r="0" b="0"/>
+                  <wp:docPr id="1020989574" name="Picture 1" descr="{&quot;mathml&quot;:&quot;&lt;math style=\&quot;font-family:stix;font-size:16px;\&quot; xmlns=\&quot;http://www.w3.org/1998/Math/MathML\&quot;&gt;&lt;mi&gt;&amp;#x3C4;&lt;/mi&gt;&lt;/math&gt;&quot;,&quot;origin&quot;:&quot;MathType Legacy&quot;,&quot;version&quot;:&quot;v3.23.0&quot;}" title="tau （ 小写 ）"/>
+                  <wp:cNvGraphicFramePr>
+                    <a:graphicFrameLocks xmlns:a="http://schemas.openxmlformats.org/drawingml/2006/main" noChangeAspect="1"/>
+                  </wp:cNvGraphicFramePr>
+                  <a:graphic xmlns:a="http://schemas.openxmlformats.org/drawingml/2006/main">
+                    <a:graphicData uri="http://schemas.openxmlformats.org/drawingml/2006/picture">
+                      <pic:pic xmlns:pic="http://schemas.openxmlformats.org/drawingml/2006/picture">
+                        <pic:nvPicPr>
+                          <pic:cNvPr id="1" name="Picture 1" descr="{&quot;mathml&quot;:&quot;&lt;math style=\&quot;font-family:stix;font-size:16px;\&quot; xmlns=\&quot;http://www.w3.org/1998/Math/MathML\&quot;&gt;&lt;mi&gt;&amp;#x3C4;&lt;/mi&gt;&lt;/math&gt;&quot;,&quot;origin&quot;:&quot;MathType Legacy&quot;,&quot;version&quot;:&quot;v3.23.0&quot;}" title="tau （ 小写 ）"/>
+                          <pic:cNvPicPr/>
+                        </pic:nvPicPr>
+                        <pic:blipFill>
+                          <a:blip r:embed="rId29" cstate="print">
+                            <a:extLst>
+                              <a:ext uri="{28A0092B-C50C-407E-A947-70E740481C1C}">
+                                <a14:useLocalDpi xmlns:a14="http://schemas.microsoft.com/office/drawing/2010/main" val="0"/>
+                              </a:ext>
+                            </a:extLst>
+                          </a:blip>
+                          <a:stretch>
+                            <a:fillRect/>
+                          </a:stretch>
+                        </pic:blipFill>
+                        <pic:spPr>
+                          <a:xfrm>
+                            <a:off x="0" y="0"/>
+                            <a:ext cx="95504" cy="89408"/>
+                          </a:xfrm>
+                          <a:prstGeom prst="rect">
+                            <a:avLst/>
+                          </a:prstGeom>
+                        </pic:spPr>
+                      </pic:pic>
+                    </a:graphicData>
+                  </a:graphic>
+                </wp:inline>
+              </w:drawing>
+            </w:r>
+            <w:r>
+              <w:t xml:space="preserve"> = 1.0</w:t>
+            </w:r>
+            <w:r>
+              <w:t>秒为时间归一化常数。</w:t>
+            </w:r>
+            <w:r>
+              <w:rPr>
+                <w:noProof/>
+                <w:position w:val="-19"/>
+              </w:rPr>
+              <w:drawing>
+                <wp:inline distT="0" distB="0" distL="0" distR="0" wp14:anchorId="15755196" wp14:editId="17B009D1">
+                  <wp:extent cx="245872" cy="256032"/>
+                  <wp:effectExtent l="0" t="0" r="0" b="0"/>
+                  <wp:docPr id="559005827" name="Picture 1" descr="{&quot;mathml&quot;:&quot;&lt;math style=\&quot;font-family:stix;font-size:16px;\&quot; xmlns=\&quot;http://www.w3.org/1998/Math/MathML\&quot;&gt;&lt;msub&gt;&lt;mi mathvariant=\&quot;bold\&quot;&gt;T&lt;/mi&gt;&lt;mrow&gt;&lt;mi&gt;i&lt;/mi&gt;&lt;mi&gt;j&lt;/mi&gt;&lt;/mrow&gt;&lt;/msub&gt;&lt;/math&gt;&quot;,&quot;origin&quot;:&quot;MathType Legacy&quot;,&quot;version&quot;:&quot;v3.23.0&quot;}" title="粗体字 T 下标 i j 结束下标"/>
+                  <wp:cNvGraphicFramePr>
+                    <a:graphicFrameLocks xmlns:a="http://schemas.openxmlformats.org/drawingml/2006/main" noChangeAspect="1"/>
+                  </wp:cNvGraphicFramePr>
+                  <a:graphic xmlns:a="http://schemas.openxmlformats.org/drawingml/2006/main">
+                    <a:graphicData uri="http://schemas.openxmlformats.org/drawingml/2006/picture">
+                      <pic:pic xmlns:pic="http://schemas.openxmlformats.org/drawingml/2006/picture">
+                        <pic:nvPicPr>
+                          <pic:cNvPr id="1" name="Picture 1" descr="{&quot;mathml&quot;:&quot;&lt;math style=\&quot;font-family:stix;font-size:16px;\&quot; xmlns=\&quot;http://www.w3.org/1998/Math/MathML\&quot;&gt;&lt;msub&gt;&lt;mi mathvariant=\&quot;bold\&quot;&gt;T&lt;/mi&gt;&lt;mrow&gt;&lt;mi&gt;i&lt;/mi&gt;&lt;mi&gt;j&lt;/mi&gt;&lt;/mrow&gt;&lt;/msub&gt;&lt;/math&gt;&quot;,&quot;origin&quot;:&quot;MathType Legacy&quot;,&quot;version&quot;:&quot;v3.23.0&quot;}" title="粗体字 T 下标 i j 结束下标"/>
+                          <pic:cNvPicPr/>
+                        </pic:nvPicPr>
+                        <pic:blipFill>
+                          <a:blip r:embed="rId30" cstate="print">
+                            <a:extLst>
+                              <a:ext uri="{28A0092B-C50C-407E-A947-70E740481C1C}">
+                                <a14:useLocalDpi xmlns:a14="http://schemas.microsoft.com/office/drawing/2010/main" val="0"/>
+                              </a:ext>
+                            </a:extLst>
+                          </a:blip>
+                          <a:stretch>
+                            <a:fillRect/>
+                          </a:stretch>
+                        </pic:blipFill>
+                        <pic:spPr>
+                          <a:xfrm>
+                            <a:off x="0" y="0"/>
+                            <a:ext cx="245872" cy="256032"/>
+                          </a:xfrm>
+                          <a:prstGeom prst="rect">
+                            <a:avLst/>
+                          </a:prstGeom>
+                        </pic:spPr>
+                      </pic:pic>
+                    </a:graphicData>
+                  </a:graphic>
+                </wp:inline>
+              </w:drawing>
+            </w:r>
+            <w:r>
+              <w:t>越小，表示两帧在时间上越邻近，物理相容性越高。</w:t>
+            </w:r>
+          </w:p>
+          <w:p>
+            <w:pPr>
+              <w:spacing w:line="300" w:lineRule="auto"/>
+              <w:ind w:firstLineChars="0" w:firstLine="0"/>
+              <w:jc w:val="center"/>
+              <w:rPr>
+                <w:rFonts w:hint="eastAsia"/>
+              </w:rPr>
+            </w:pPr>
+            <w:r>
+              <w:rPr>
+                <w:rFonts w:hint="eastAsia"/>
+                <w:noProof/>
+              </w:rPr>
+              <w:lastRenderedPageBreak/>
+              <w:drawing>
+                <wp:inline distT="0" distB="0" distL="0" distR="0" wp14:anchorId="4CA5CF68" wp14:editId="669D3360">
+                  <wp:extent cx="2880000" cy="2880000"/>
+                  <wp:effectExtent l="0" t="0" r="0" b="0"/>
+                  <wp:docPr id="366539344" name="图片 9"/>
+                  <wp:cNvGraphicFramePr>
+                    <a:graphicFrameLocks xmlns:a="http://schemas.openxmlformats.org/drawingml/2006/main" noChangeAspect="1"/>
+                  </wp:cNvGraphicFramePr>
+                  <a:graphic xmlns:a="http://schemas.openxmlformats.org/drawingml/2006/main">
+                    <a:graphicData uri="http://schemas.openxmlformats.org/drawingml/2006/picture">
+                      <pic:pic xmlns:pic="http://schemas.openxmlformats.org/drawingml/2006/picture">
+                        <pic:nvPicPr>
+                          <pic:cNvPr id="366539344" name="图片 366539344"/>
+                          <pic:cNvPicPr/>
+                        </pic:nvPicPr>
+                        <pic:blipFill>
+                          <a:blip r:embed="rId31">
+                            <a:extLst>
+                              <a:ext uri="{28A0092B-C50C-407E-A947-70E740481C1C}">
+                                <a14:useLocalDpi xmlns:a14="http://schemas.microsoft.com/office/drawing/2010/main" val="0"/>
+                              </a:ext>
+                            </a:extLst>
+                          </a:blip>
+                          <a:stretch>
+                            <a:fillRect/>
+                          </a:stretch>
+                        </pic:blipFill>
+                        <pic:spPr>
+                          <a:xfrm>
+                            <a:off x="0" y="0"/>
+                            <a:ext cx="2880000" cy="2880000"/>
+                          </a:xfrm>
+                          <a:prstGeom prst="rect">
+                            <a:avLst/>
+                          </a:prstGeom>
+                        </pic:spPr>
+                      </pic:pic>
+                    </a:graphicData>
+                  </a:graphic>
+                </wp:inline>
+              </w:drawing>
+            </w:r>
+          </w:p>
+          <w:p>
+            <w:pPr>
+              <w:spacing w:line="300" w:lineRule="auto"/>
+              <w:ind w:firstLineChars="0" w:firstLine="0"/>
+              <w:jc w:val="left"/>
+            </w:pPr>
+            <w:r>
+              <w:rPr>
+                <w:rFonts w:hint="eastAsia"/>
+              </w:rPr>
+              <w:t>2.4.1.2</w:t>
+            </w:r>
+            <w:r>
+              <w:t>空间邻近约束</w:t>
+            </w:r>
+          </w:p>
+          <w:p>
+            <w:pPr>
+              <w:spacing w:line="300" w:lineRule="auto"/>
+              <w:ind w:firstLine="420"/>
+              <w:jc w:val="left"/>
+            </w:pPr>
+            <w:r>
+              <w:t>无人机在三维空间中的运动轨迹具有物理连续性</w:t>
+            </w:r>
+            <w:r>
+              <w:t>---</w:t>
+            </w:r>
+            <w:r>
+              <w:t>两个时间帧之间的欧氏空间距离受限于无人机的最大飞行速度和加速度约束。当两帧空间相距较远时，它们所对应的接触状态很可能分别属于不同的检测阶段（例如，一帧处于自由飞行阶段，另一帧处于接触保持阶段）。因此，注意力权重应优先分配给空间邻近的帧。</w:t>
+            </w:r>
+          </w:p>
+          <w:p>
+            <w:pPr>
+              <w:spacing w:line="300" w:lineRule="auto"/>
+              <w:ind w:firstLine="420"/>
+              <w:jc w:val="left"/>
+            </w:pPr>
+            <w:r>
+              <w:t>定义归一化空间距离矩阵：</w:t>
+            </w:r>
+          </w:p>
+          <w:p>
+            <w:pPr>
+              <w:spacing w:line="300" w:lineRule="auto"/>
+              <w:ind w:firstLineChars="0" w:firstLine="0"/>
+              <w:jc w:val="center"/>
+            </w:pPr>
+            <w:r>
+              <w:rPr>
+                <w:noProof/>
+                <w:position w:val="-23"/>
+              </w:rPr>
+              <w:drawing>
+                <wp:inline distT="0" distB="0" distL="0" distR="0" wp14:anchorId="650D6600" wp14:editId="0DC7525E">
+                  <wp:extent cx="2586736" cy="577088"/>
+                  <wp:effectExtent l="0" t="0" r="0" b="0"/>
+                  <wp:docPr id="430300570" name="Picture 1" descr="{&quot;mathml&quot;:&quot;&lt;math style=\&quot;font-family:stix;font-size:16px;\&quot; xmlns=\&quot;http://www.w3.org/1998/Math/MathML\&quot;&gt;&lt;msub&gt;&lt;mi mathvariant=\&quot;bold\&quot;&gt;S&lt;/mi&gt;&lt;mrow&gt;&lt;mi&gt;i&lt;/mi&gt;&lt;mi&gt;j&lt;/mi&gt;&lt;/mrow&gt;&lt;/msub&gt;&lt;mo&gt;=&lt;/mo&gt;&lt;mfrac&gt;&lt;mrow&gt;&lt;mo&gt;&amp;#x2016;&lt;/mo&gt;&lt;msub&gt;&lt;mi mathvariant=\&quot;bold\&quot;&gt;r&lt;/mi&gt;&lt;mi&gt;i&lt;/mi&gt;&lt;/msub&gt;&lt;mo&gt;-&lt;/mo&gt;&lt;msub&gt;&lt;mi mathvariant=\&quot;bold\&quot;&gt;r&lt;/mi&gt;&lt;mi&gt;j&lt;/mi&gt;&lt;/msub&gt;&lt;msub&gt;&lt;mo&gt;&amp;#x2016;&lt;/mo&gt;&lt;mn&gt;2&lt;/mn&gt;&lt;/msub&gt;&lt;/mrow&gt;&lt;mi&gt;L&lt;/mi&gt;&lt;/mfrac&gt;&lt;mo&gt;,&lt;/mo&gt;&lt;mo&gt;&amp;#xA0;&amp;#xA0;&lt;/mo&gt;&lt;mi&gt;i&lt;/mi&gt;&lt;mo&gt;,&lt;/mo&gt;&lt;mi&gt;j&lt;/mi&gt;&lt;mo&gt;=&lt;/mo&gt;&lt;mn&gt;1&lt;/mn&gt;&lt;mo&gt;,&lt;/mo&gt;&lt;mo&gt;&amp;#x2026;&lt;/mo&gt;&lt;mo&gt;,&lt;/mo&gt;&lt;mi&gt;T&lt;/mi&gt;&lt;/math&gt;&quot;,&quot;origin&quot;:&quot;MathType Legacy&quot;,&quot;version&quot;:&quot;v3.23.0&quot;}" title="粗体字 S 下标 i j 结束下标 等于 分数 L 分之 ‖ 粗体字 r 下标 i 减 粗体字 r 下标 j ‖ 下标 2 结束分数 逗号    i 逗号 j 等于 1 逗号 水平省略号 逗号 T"/>
+                  <wp:cNvGraphicFramePr>
+                    <a:graphicFrameLocks xmlns:a="http://schemas.openxmlformats.org/drawingml/2006/main" noChangeAspect="1"/>
+                  </wp:cNvGraphicFramePr>
+                  <a:graphic xmlns:a="http://schemas.openxmlformats.org/drawingml/2006/main">
+                    <a:graphicData uri="http://schemas.openxmlformats.org/drawingml/2006/picture">
+                      <pic:pic xmlns:pic="http://schemas.openxmlformats.org/drawingml/2006/picture">
+                        <pic:nvPicPr>
+                          <pic:cNvPr id="1" name="Picture 1" descr="{&quot;mathml&quot;:&quot;&lt;math style=\&quot;font-family:stix;font-size:16px;\&quot; xmlns=\&quot;http://www.w3.org/1998/Math/MathML\&quot;&gt;&lt;msub&gt;&lt;mi mathvariant=\&quot;bold\&quot;&gt;S&lt;/mi&gt;&lt;mrow&gt;&lt;mi&gt;i&lt;/mi&gt;&lt;mi&gt;j&lt;/mi&gt;&lt;/mrow&gt;&lt;/msub&gt;&lt;mo&gt;=&lt;/mo&gt;&lt;mfrac&gt;&lt;mrow&gt;&lt;mo&gt;&amp;#x2016;&lt;/mo&gt;&lt;msub&gt;&lt;mi mathvariant=\&quot;bold\&quot;&gt;r&lt;/mi&gt;&lt;mi&gt;i&lt;/mi&gt;&lt;/msub&gt;&lt;mo&gt;-&lt;/mo&gt;&lt;msub&gt;&lt;mi mathvariant=\&quot;bold\&quot;&gt;r&lt;/mi&gt;&lt;mi&gt;j&lt;/mi&gt;&lt;/msub&gt;&lt;msub&gt;&lt;mo&gt;&amp;#x2016;&lt;/mo&gt;&lt;mn&gt;2&lt;/mn&gt;&lt;/msub&gt;&lt;/mrow&gt;&lt;mi&gt;L&lt;/mi&gt;&lt;/mfrac&gt;&lt;mo&gt;,&lt;/mo&gt;&lt;mo&gt;&amp;#xA0;&amp;#xA0;&lt;/mo&gt;&lt;mi&gt;i&lt;/mi&gt;&lt;mo&gt;,&lt;/mo&gt;&lt;mi&gt;j&lt;/mi&gt;&lt;mo&gt;=&lt;/mo&gt;&lt;mn&gt;1&lt;/mn&gt;&lt;mo&gt;,&lt;/mo&gt;&lt;mo&gt;&amp;#x2026;&lt;/mo&gt;&lt;mo&gt;,&lt;/mo&gt;&lt;mi&gt;T&lt;/mi&gt;&lt;/math&gt;&quot;,&quot;origin&quot;:&quot;MathType Legacy&quot;,&quot;version&quot;:&quot;v3.23.0&quot;}" title="粗体字 S 下标 i j 结束下标 等于 分数 L 分之 ‖ 粗体字 r 下标 i 减 粗体字 r 下标 j ‖ 下标 2 结束分数 逗号    i 逗号 j 等于 1 逗号 水平省略号 逗号 T"/>
+                          <pic:cNvPicPr/>
+                        </pic:nvPicPr>
+                        <pic:blipFill>
+                          <a:blip r:embed="rId32" cstate="print">
+                            <a:extLst>
+                              <a:ext uri="{28A0092B-C50C-407E-A947-70E740481C1C}">
+                                <a14:useLocalDpi xmlns:a14="http://schemas.microsoft.com/office/drawing/2010/main" val="0"/>
+                              </a:ext>
+                            </a:extLst>
+                          </a:blip>
+                          <a:stretch>
+                            <a:fillRect/>
+                          </a:stretch>
+                        </pic:blipFill>
+                        <pic:spPr>
+                          <a:xfrm>
+                            <a:off x="0" y="0"/>
+                            <a:ext cx="2586736" cy="577088"/>
+                          </a:xfrm>
+                          <a:prstGeom prst="rect">
+                            <a:avLst/>
+                          </a:prstGeom>
+                        </pic:spPr>
+                      </pic:pic>
+                    </a:graphicData>
+                  </a:graphic>
+                </wp:inline>
+              </w:drawing>
+            </w:r>
+          </w:p>
+          <w:p>
+            <w:pPr>
+              <w:spacing w:line="300" w:lineRule="auto"/>
+              <w:ind w:firstLine="420"/>
+              <w:jc w:val="left"/>
+            </w:pPr>
+            <w:r>
+              <w:t>其中</w:t>
+            </w:r>
+            <w:r>
+              <w:t>L = 1.0</w:t>
+            </w:r>
+            <w:r>
+              <w:t>米为空间归一化常数。</w:t>
+            </w:r>
+            <w:r>
+              <w:rPr>
+                <w:noProof/>
+                <w:position w:val="-19"/>
+              </w:rPr>
+              <w:drawing>
+                <wp:inline distT="0" distB="0" distL="0" distR="0" wp14:anchorId="4EF1E766" wp14:editId="13ED32EC">
+                  <wp:extent cx="235712" cy="258064"/>
+                  <wp:effectExtent l="0" t="0" r="0" b="0"/>
+                  <wp:docPr id="1731569902" name="Picture 1" descr="{&quot;mathml&quot;:&quot;&lt;math style=\&quot;font-family:stix;font-size:16px;\&quot; xmlns=\&quot;http://www.w3.org/1998/Math/MathML\&quot;&gt;&lt;msub&gt;&lt;mi mathvariant=\&quot;bold\&quot;&gt;S&lt;/mi&gt;&lt;mrow&gt;&lt;mi&gt;i&lt;/mi&gt;&lt;mi&gt;j&lt;/mi&gt;&lt;/mrow&gt;&lt;/msub&gt;&lt;/math&gt;&quot;,&quot;origin&quot;:&quot;MathType Legacy&quot;,&quot;version&quot;:&quot;v3.23.0&quot;}" title="粗体字 S 下标 i j 结束下标"/>
+                  <wp:cNvGraphicFramePr>
+                    <a:graphicFrameLocks xmlns:a="http://schemas.openxmlformats.org/drawingml/2006/main" noChangeAspect="1"/>
+                  </wp:cNvGraphicFramePr>
+                  <a:graphic xmlns:a="http://schemas.openxmlformats.org/drawingml/2006/main">
+                    <a:graphicData uri="http://schemas.openxmlformats.org/drawingml/2006/picture">
+                      <pic:pic xmlns:pic="http://schemas.openxmlformats.org/drawingml/2006/picture">
+                        <pic:nvPicPr>
+                          <pic:cNvPr id="1" name="Picture 1" descr="{&quot;mathml&quot;:&quot;&lt;math style=\&quot;font-family:stix;font-size:16px;\&quot; xmlns=\&quot;http://www.w3.org/1998/Math/MathML\&quot;&gt;&lt;msub&gt;&lt;mi mathvariant=\&quot;bold\&quot;&gt;S&lt;/mi&gt;&lt;mrow&gt;&lt;mi&gt;i&lt;/mi&gt;&lt;mi&gt;j&lt;/mi&gt;&lt;/mrow&gt;&lt;/msub&gt;&lt;/math&gt;&quot;,&quot;origin&quot;:&quot;MathType Legacy&quot;,&quot;version&quot;:&quot;v3.23.0&quot;}" title="粗体字 S 下标 i j 结束下标"/>
+                          <pic:cNvPicPr/>
+                        </pic:nvPicPr>
+                        <pic:blipFill>
+                          <a:blip r:embed="rId33" cstate="print">
+                            <a:extLst>
+                              <a:ext uri="{28A0092B-C50C-407E-A947-70E740481C1C}">
+                                <a14:useLocalDpi xmlns:a14="http://schemas.microsoft.com/office/drawing/2010/main" val="0"/>
+                              </a:ext>
+                            </a:extLst>
+                          </a:blip>
+                          <a:stretch>
+                            <a:fillRect/>
+                          </a:stretch>
+                        </pic:blipFill>
+                        <pic:spPr>
+                          <a:xfrm>
+                            <a:off x="0" y="0"/>
+                            <a:ext cx="235712" cy="258064"/>
+                          </a:xfrm>
+                          <a:prstGeom prst="rect">
+                            <a:avLst/>
+                          </a:prstGeom>
+                        </pic:spPr>
+                      </pic:pic>
+                    </a:graphicData>
+                  </a:graphic>
+                </wp:inline>
+              </w:drawing>
+            </w:r>
+            <w:r>
+              <w:t>越小，表示两帧在空间上越邻近。</w:t>
+            </w:r>
+          </w:p>
+          <w:p>
+            <w:pPr>
+              <w:spacing w:line="300" w:lineRule="auto"/>
+              <w:ind w:firstLineChars="0" w:firstLine="0"/>
+              <w:jc w:val="center"/>
+              <w:rPr>
+                <w:rFonts w:hint="eastAsia"/>
+              </w:rPr>
+            </w:pPr>
+            <w:r>
+              <w:rPr>
+                <w:rFonts w:hint="eastAsia"/>
+                <w:noProof/>
+              </w:rPr>
+              <w:drawing>
+                <wp:inline distT="0" distB="0" distL="0" distR="0" wp14:anchorId="005D9AE5" wp14:editId="5E1F40CF">
+                  <wp:extent cx="2880000" cy="2880000"/>
+                  <wp:effectExtent l="0" t="0" r="0" b="0"/>
+                  <wp:docPr id="1670325722" name="图片 8"/>
+                  <wp:cNvGraphicFramePr>
+                    <a:graphicFrameLocks xmlns:a="http://schemas.openxmlformats.org/drawingml/2006/main" noChangeAspect="1"/>
+                  </wp:cNvGraphicFramePr>
+                  <a:graphic xmlns:a="http://schemas.openxmlformats.org/drawingml/2006/main">
+                    <a:graphicData uri="http://schemas.openxmlformats.org/drawingml/2006/picture">
+                      <pic:pic xmlns:pic="http://schemas.openxmlformats.org/drawingml/2006/picture">
+                        <pic:nvPicPr>
+                          <pic:cNvPr id="1670325722" name="图片 1670325722"/>
+                          <pic:cNvPicPr/>
+                        </pic:nvPicPr>
+                        <pic:blipFill>
+                          <a:blip r:embed="rId34">
+                            <a:extLst>
+                              <a:ext uri="{28A0092B-C50C-407E-A947-70E740481C1C}">
+                                <a14:useLocalDpi xmlns:a14="http://schemas.microsoft.com/office/drawing/2010/main" val="0"/>
+                              </a:ext>
+                            </a:extLst>
+                          </a:blip>
+                          <a:stretch>
+                            <a:fillRect/>
+                          </a:stretch>
+                        </pic:blipFill>
+                        <pic:spPr>
+                          <a:xfrm>
+                            <a:off x="0" y="0"/>
+                            <a:ext cx="2880000" cy="2880000"/>
+                          </a:xfrm>
+                          <a:prstGeom prst="rect">
+                            <a:avLst/>
+                          </a:prstGeom>
+                        </pic:spPr>
+                      </pic:pic>
+                    </a:graphicData>
+                  </a:graphic>
+                </wp:inline>
+              </w:drawing>
+            </w:r>
+          </w:p>
+          <w:p>
+            <w:pPr>
+              <w:spacing w:line="300" w:lineRule="auto"/>
+              <w:ind w:firstLineChars="0" w:firstLine="0"/>
+              <w:jc w:val="left"/>
+            </w:pPr>
+            <w:r>
+              <w:rPr>
+                <w:rFonts w:hint="eastAsia"/>
+              </w:rPr>
+              <w:t xml:space="preserve">2.4.1.3 </w:t>
+            </w:r>
+            <w:r>
+              <w:t>位姿残差约束</w:t>
+            </w:r>
+          </w:p>
+          <w:p>
+            <w:pPr>
+              <w:spacing w:line="300" w:lineRule="auto"/>
+              <w:ind w:firstLine="420"/>
+              <w:jc w:val="left"/>
+              <w:rPr>
+                <w:rFonts w:hint="eastAsia"/>
+              </w:rPr>
+            </w:pPr>
+            <w:r>
+              <w:t>位姿残差</w:t>
+            </w:r>
+            <w:r>
+              <w:rPr>
+                <w:noProof/>
+                <w:position w:val="-14"/>
+              </w:rPr>
+              <w:drawing>
+                <wp:inline distT="0" distB="0" distL="0" distR="0" wp14:anchorId="00382236" wp14:editId="0CAAEA5A">
+                  <wp:extent cx="168656" cy="184912"/>
+                  <wp:effectExtent l="0" t="0" r="0" b="0"/>
+                  <wp:docPr id="1428367630" name="Picture 1" descr="{&quot;mathml&quot;:&quot;&lt;math style=\&quot;font-family:stix;font-size:16px;\&quot; xmlns=\&quot;http://www.w3.org/1998/Math/MathML\&quot;&gt;&lt;msub&gt;&lt;mi mathvariant=\&quot;bold\&quot;&gt;e&lt;/mi&gt;&lt;mi&gt;i&lt;/mi&gt;&lt;/msub&gt;&lt;/math&gt;&quot;,&quot;origin&quot;:&quot;MathType Legacy&quot;,&quot;version&quot;:&quot;v3.23.0&quot;}" title="粗体字 e 下标 i"/>
+                  <wp:cNvGraphicFramePr>
+                    <a:graphicFrameLocks xmlns:a="http://schemas.openxmlformats.org/drawingml/2006/main" noChangeAspect="1"/>
+                  </wp:cNvGraphicFramePr>
+                  <a:graphic xmlns:a="http://schemas.openxmlformats.org/drawingml/2006/main">
+                    <a:graphicData uri="http://schemas.openxmlformats.org/drawingml/2006/picture">
+                      <pic:pic xmlns:pic="http://schemas.openxmlformats.org/drawingml/2006/picture">
+                        <pic:nvPicPr>
+                          <pic:cNvPr id="1" name="Picture 1" descr="{&quot;mathml&quot;:&quot;&lt;math style=\&quot;font-family:stix;font-size:16px;\&quot; xmlns=\&quot;http://www.w3.org/1998/Math/MathML\&quot;&gt;&lt;msub&gt;&lt;mi mathvariant=\&quot;bold\&quot;&gt;e&lt;/mi&gt;&lt;mi&gt;i&lt;/mi&gt;&lt;/msub&gt;&lt;/math&gt;&quot;,&quot;origin&quot;:&quot;MathType Legacy&quot;,&quot;version&quot;:&quot;v3.23.0&quot;}" title="粗体字 e 下标 i"/>
+                          <pic:cNvPicPr/>
+                        </pic:nvPicPr>
+                        <pic:blipFill>
+                          <a:blip r:embed="rId35" cstate="print">
+                            <a:extLst>
+                              <a:ext uri="{28A0092B-C50C-407E-A947-70E740481C1C}">
+                                <a14:useLocalDpi xmlns:a14="http://schemas.microsoft.com/office/drawing/2010/main" val="0"/>
+                              </a:ext>
+                            </a:extLst>
+                          </a:blip>
+                          <a:stretch>
+                            <a:fillRect/>
+                          </a:stretch>
+                        </pic:blipFill>
+                        <pic:spPr>
+                          <a:xfrm>
+                            <a:off x="0" y="0"/>
+                            <a:ext cx="168656" cy="184912"/>
+                          </a:xfrm>
+                          <a:prstGeom prst="rect">
+                            <a:avLst/>
+                          </a:prstGeom>
+                        </pic:spPr>
+                      </pic:pic>
+                    </a:graphicData>
+                  </a:graphic>
+                </wp:inline>
+              </w:drawing>
+            </w:r>
+            <w:r>
+              <w:t>是衡量无人机在时刻</w:t>
+            </w:r>
+            <w:proofErr w:type="spellStart"/>
+            <w:r>
+              <w:t>i</w:t>
+            </w:r>
+            <w:proofErr w:type="spellEnd"/>
+            <w:r>
+              <w:t>与目标表面接近程度的核心运动学指标。当无人机接近目标表面时，残差逐渐下降并趋近于零；当无人机远离表面时，残差增大。在滑动窗口内，不同帧的残差范数差异反映了它们在接触运动序列中的相对位置</w:t>
+            </w:r>
+            <w:r>
+              <w:t>---</w:t>
+            </w:r>
+            <w:r>
+              <w:t>残差越小的帧，通常越接近接触建立或接触保持状</w:t>
+            </w:r>
+            <w:r>
+              <w:lastRenderedPageBreak/>
+              <w:t>态。</w:t>
+            </w:r>
+          </w:p>
+          <w:p>
+            <w:pPr>
+              <w:spacing w:line="300" w:lineRule="auto"/>
+              <w:ind w:firstLine="420"/>
+              <w:jc w:val="left"/>
+            </w:pPr>
+            <w:r>
+              <w:t>基于这一物理直觉，定义归一化位姿残差邻近矩阵：</w:t>
+            </w:r>
+          </w:p>
+          <w:p>
+            <w:pPr>
+              <w:spacing w:line="300" w:lineRule="auto"/>
+              <w:ind w:firstLineChars="0" w:firstLine="0"/>
+              <w:jc w:val="center"/>
+              <w:rPr>
+                <w:rFonts w:hint="eastAsia"/>
+              </w:rPr>
+            </w:pPr>
+            <w:r>
+              <w:rPr>
+                <w:noProof/>
+                <w:position w:val="-28"/>
+              </w:rPr>
+              <w:drawing>
+                <wp:inline distT="0" distB="0" distL="0" distR="0" wp14:anchorId="49B8C5D1" wp14:editId="7CC3B2BA">
+                  <wp:extent cx="2952496" cy="607568"/>
+                  <wp:effectExtent l="0" t="0" r="0" b="0"/>
+                  <wp:docPr id="1676011623" name="Picture 1" descr="{&quot;mathml&quot;:&quot;&lt;math style=\&quot;font-family:stix;font-size:16px;\&quot; xmlns=\&quot;http://www.w3.org/1998/Math/MathML\&quot;&gt;&lt;msub&gt;&lt;mi mathvariant=\&quot;bold\&quot;&gt;D&lt;/mi&gt;&lt;mrow&gt;&lt;mi&gt;i&lt;/mi&gt;&lt;mi&gt;j&lt;/mi&gt;&lt;/mrow&gt;&lt;/msub&gt;&lt;mo&gt;=&lt;/mo&gt;&lt;mfrac&gt;&lt;mrow&gt;&lt;mo&gt;&amp;#x2016;&lt;/mo&gt;&lt;msub&gt;&lt;mi mathvariant=\&quot;bold\&quot;&gt;e&lt;/mi&gt;&lt;mi&gt;i&lt;/mi&gt;&lt;/msub&gt;&lt;msub&gt;&lt;mo&gt;&amp;#x2016;&lt;/mo&gt;&lt;mn&gt;2&lt;/mn&gt;&lt;/msub&gt;&lt;mo&gt;+&lt;/mo&gt;&lt;mo&gt;&amp;#x2016;&lt;/mo&gt;&lt;msub&gt;&lt;mi mathvariant=\&quot;bold\&quot;&gt;e&lt;/mi&gt;&lt;mi&gt;j&lt;/mi&gt;&lt;/msub&gt;&lt;msub&gt;&lt;mo&gt;&amp;#x2016;&lt;/mo&gt;&lt;mn&gt;2&lt;/mn&gt;&lt;/msub&gt;&lt;/mrow&gt;&lt;mrow&gt;&lt;mn&gt;2&lt;/mn&gt;&lt;mi&gt;R&lt;/mi&gt;&lt;/mrow&gt;&lt;/mfrac&gt;&lt;mo&gt;,&lt;/mo&gt;&lt;mo&gt;&amp;#xA0;&amp;#xA0;&lt;/mo&gt;&lt;mi&gt;i&lt;/mi&gt;&lt;mo&gt;,&lt;/mo&gt;&lt;mi&gt;j&lt;/mi&gt;&lt;mo&gt;=&lt;/mo&gt;&lt;mn&gt;1&lt;/mn&gt;&lt;mo&gt;,&lt;/mo&gt;&lt;mo&gt;&amp;#x2026;&lt;/mo&gt;&lt;mo&gt;,&lt;/mo&gt;&lt;mi&gt;T&lt;/mi&gt;&lt;/math&gt;&quot;,&quot;origin&quot;:&quot;MathType Legacy&quot;,&quot;version&quot;:&quot;v3.23.0&quot;}" title="粗体字 D 下标 i j 结束下标 等于 分数 2 R 分之 ‖ 粗体字 e 下标 i ‖ 下标 2 加 ‖ 粗体字 e 下标 j ‖ 下标 2 结束分数 逗号    i 逗号 j 等于 1 逗号 水平省略号 逗号 T"/>
+                  <wp:cNvGraphicFramePr>
+                    <a:graphicFrameLocks xmlns:a="http://schemas.openxmlformats.org/drawingml/2006/main" noChangeAspect="1"/>
+                  </wp:cNvGraphicFramePr>
+                  <a:graphic xmlns:a="http://schemas.openxmlformats.org/drawingml/2006/main">
+                    <a:graphicData uri="http://schemas.openxmlformats.org/drawingml/2006/picture">
+                      <pic:pic xmlns:pic="http://schemas.openxmlformats.org/drawingml/2006/picture">
+                        <pic:nvPicPr>
+                          <pic:cNvPr id="1" name="Picture 1" descr="{&quot;mathml&quot;:&quot;&lt;math style=\&quot;font-family:stix;font-size:16px;\&quot; xmlns=\&quot;http://www.w3.org/1998/Math/MathML\&quot;&gt;&lt;msub&gt;&lt;mi mathvariant=\&quot;bold\&quot;&gt;D&lt;/mi&gt;&lt;mrow&gt;&lt;mi&gt;i&lt;/mi&gt;&lt;mi&gt;j&lt;/mi&gt;&lt;/mrow&gt;&lt;/msub&gt;&lt;mo&gt;=&lt;/mo&gt;&lt;mfrac&gt;&lt;mrow&gt;&lt;mo&gt;&amp;#x2016;&lt;/mo&gt;&lt;msub&gt;&lt;mi mathvariant=\&quot;bold\&quot;&gt;e&lt;/mi&gt;&lt;mi&gt;i&lt;/mi&gt;&lt;/msub&gt;&lt;msub&gt;&lt;mo&gt;&amp;#x2016;&lt;/mo&gt;&lt;mn&gt;2&lt;/mn&gt;&lt;/msub&gt;&lt;mo&gt;+&lt;/mo&gt;&lt;mo&gt;&amp;#x2016;&lt;/mo&gt;&lt;msub&gt;&lt;mi mathvariant=\&quot;bold\&quot;&gt;e&lt;/mi&gt;&lt;mi&gt;j&lt;/mi&gt;&lt;/msub&gt;&lt;msub&gt;&lt;mo&gt;&amp;#x2016;&lt;/mo&gt;&lt;mn&gt;2&lt;/mn&gt;&lt;/msub&gt;&lt;/mrow&gt;&lt;mrow&gt;&lt;mn&gt;2&lt;/mn&gt;&lt;mi&gt;R&lt;/mi&gt;&lt;/mrow&gt;&lt;/mfrac&gt;&lt;mo&gt;,&lt;/mo&gt;&lt;mo&gt;&amp;#xA0;&amp;#xA0;&lt;/mo&gt;&lt;mi&gt;i&lt;/mi&gt;&lt;mo&gt;,&lt;/mo&gt;&lt;mi&gt;j&lt;/mi&gt;&lt;mo&gt;=&lt;/mo&gt;&lt;mn&gt;1&lt;/mn&gt;&lt;mo&gt;,&lt;/mo&gt;&lt;mo&gt;&amp;#x2026;&lt;/mo&gt;&lt;mo&gt;,&lt;/mo&gt;&lt;mi&gt;T&lt;/mi&gt;&lt;/math&gt;&quot;,&quot;origin&quot;:&quot;MathType Legacy&quot;,&quot;version&quot;:&quot;v3.23.0&quot;}" title="粗体字 D 下标 i j 结束下标 等于 分数 2 R 分之 ‖ 粗体字 e 下标 i ‖ 下标 2 加 ‖ 粗体字 e 下标 j ‖ 下标 2 结束分数 逗号    i 逗号 j 等于 1 逗号 水平省略号 逗号 T"/>
+                          <pic:cNvPicPr/>
+                        </pic:nvPicPr>
+                        <pic:blipFill>
+                          <a:blip r:embed="rId36" cstate="print">
+                            <a:extLst>
+                              <a:ext uri="{28A0092B-C50C-407E-A947-70E740481C1C}">
+                                <a14:useLocalDpi xmlns:a14="http://schemas.microsoft.com/office/drawing/2010/main" val="0"/>
+                              </a:ext>
+                            </a:extLst>
+                          </a:blip>
+                          <a:stretch>
+                            <a:fillRect/>
+                          </a:stretch>
+                        </pic:blipFill>
+                        <pic:spPr>
+                          <a:xfrm>
+                            <a:off x="0" y="0"/>
+                            <a:ext cx="2952496" cy="607568"/>
+                          </a:xfrm>
+                          <a:prstGeom prst="rect">
+                            <a:avLst/>
+                          </a:prstGeom>
+                        </pic:spPr>
+                      </pic:pic>
+                    </a:graphicData>
+                  </a:graphic>
+                </wp:inline>
+              </w:drawing>
+            </w:r>
+          </w:p>
+          <w:p>
+            <w:pPr>
+              <w:spacing w:line="300" w:lineRule="auto"/>
+              <w:ind w:firstLine="420"/>
+              <w:jc w:val="left"/>
+            </w:pPr>
+            <w:r>
+              <w:t>其中</w:t>
+            </w:r>
+            <w:r>
+              <w:t>R = 1.0</w:t>
+            </w:r>
+            <w:r>
+              <w:t>米为残差归一化常数。</w:t>
+            </w:r>
+            <w:r>
+              <w:rPr>
+                <w:noProof/>
+                <w:position w:val="-19"/>
+              </w:rPr>
+              <w:drawing>
+                <wp:inline distT="0" distB="0" distL="0" distR="0" wp14:anchorId="3FF2592F" wp14:editId="6F2FE14E">
+                  <wp:extent cx="268224" cy="256032"/>
+                  <wp:effectExtent l="0" t="0" r="0" b="0"/>
+                  <wp:docPr id="1421811438" name="Picture 1" descr="{&quot;mathml&quot;:&quot;&lt;math style=\&quot;font-family:stix;font-size:16px;\&quot; xmlns=\&quot;http://www.w3.org/1998/Math/MathML\&quot;&gt;&lt;msub&gt;&lt;mi mathvariant=\&quot;bold\&quot;&gt;D&lt;/mi&gt;&lt;mrow&gt;&lt;mi&gt;i&lt;/mi&gt;&lt;mi&gt;j&lt;/mi&gt;&lt;/mrow&gt;&lt;/msub&gt;&lt;/math&gt;&quot;,&quot;origin&quot;:&quot;MathType Legacy&quot;,&quot;version&quot;:&quot;v3.23.0&quot;}" title="粗体字 D 下标 i j 结束下标"/>
+                  <wp:cNvGraphicFramePr>
+                    <a:graphicFrameLocks xmlns:a="http://schemas.openxmlformats.org/drawingml/2006/main" noChangeAspect="1"/>
+                  </wp:cNvGraphicFramePr>
+                  <a:graphic xmlns:a="http://schemas.openxmlformats.org/drawingml/2006/main">
+                    <a:graphicData uri="http://schemas.openxmlformats.org/drawingml/2006/picture">
+                      <pic:pic xmlns:pic="http://schemas.openxmlformats.org/drawingml/2006/picture">
+                        <pic:nvPicPr>
+                          <pic:cNvPr id="1" name="Picture 1" descr="{&quot;mathml&quot;:&quot;&lt;math style=\&quot;font-family:stix;font-size:16px;\&quot; xmlns=\&quot;http://www.w3.org/1998/Math/MathML\&quot;&gt;&lt;msub&gt;&lt;mi mathvariant=\&quot;bold\&quot;&gt;D&lt;/mi&gt;&lt;mrow&gt;&lt;mi&gt;i&lt;/mi&gt;&lt;mi&gt;j&lt;/mi&gt;&lt;/mrow&gt;&lt;/msub&gt;&lt;/math&gt;&quot;,&quot;origin&quot;:&quot;MathType Legacy&quot;,&quot;version&quot;:&quot;v3.23.0&quot;}" title="粗体字 D 下标 i j 结束下标"/>
+                          <pic:cNvPicPr/>
+                        </pic:nvPicPr>
+                        <pic:blipFill>
+                          <a:blip r:embed="rId37" cstate="print">
+                            <a:extLst>
+                              <a:ext uri="{28A0092B-C50C-407E-A947-70E740481C1C}">
+                                <a14:useLocalDpi xmlns:a14="http://schemas.microsoft.com/office/drawing/2010/main" val="0"/>
+                              </a:ext>
+                            </a:extLst>
+                          </a:blip>
+                          <a:stretch>
+                            <a:fillRect/>
+                          </a:stretch>
+                        </pic:blipFill>
+                        <pic:spPr>
+                          <a:xfrm>
+                            <a:off x="0" y="0"/>
+                            <a:ext cx="268224" cy="256032"/>
+                          </a:xfrm>
+                          <a:prstGeom prst="rect">
+                            <a:avLst/>
+                          </a:prstGeom>
+                        </pic:spPr>
+                      </pic:pic>
+                    </a:graphicData>
+                  </a:graphic>
+                </wp:inline>
+              </w:drawing>
+            </w:r>
+            <w:r>
+              <w:t>衡量两个帧各自与目标表面距离的均值。</w:t>
+            </w:r>
+            <w:r>
+              <w:rPr>
+                <w:noProof/>
+                <w:position w:val="-19"/>
+              </w:rPr>
+              <w:drawing>
+                <wp:inline distT="0" distB="0" distL="0" distR="0" wp14:anchorId="4DD9064A" wp14:editId="5345D144">
+                  <wp:extent cx="268224" cy="256032"/>
+                  <wp:effectExtent l="0" t="0" r="0" b="0"/>
+                  <wp:docPr id="1603255422" name="Picture 1" descr="{&quot;mathml&quot;:&quot;&lt;math style=\&quot;font-family:stix;font-size:16px;\&quot; xmlns=\&quot;http://www.w3.org/1998/Math/MathML\&quot;&gt;&lt;msub&gt;&lt;mi mathvariant=\&quot;bold\&quot;&gt;D&lt;/mi&gt;&lt;mrow&gt;&lt;mi&gt;i&lt;/mi&gt;&lt;mi&gt;j&lt;/mi&gt;&lt;/mrow&gt;&lt;/msub&gt;&lt;/math&gt;&quot;,&quot;origin&quot;:&quot;MathType Legacy&quot;,&quot;version&quot;:&quot;v3.23.0&quot;}" title="粗体字 D 下标 i j 结束下标"/>
+                  <wp:cNvGraphicFramePr>
+                    <a:graphicFrameLocks xmlns:a="http://schemas.openxmlformats.org/drawingml/2006/main" noChangeAspect="1"/>
+                  </wp:cNvGraphicFramePr>
+                  <a:graphic xmlns:a="http://schemas.openxmlformats.org/drawingml/2006/main">
+                    <a:graphicData uri="http://schemas.openxmlformats.org/drawingml/2006/picture">
+                      <pic:pic xmlns:pic="http://schemas.openxmlformats.org/drawingml/2006/picture">
+                        <pic:nvPicPr>
+                          <pic:cNvPr id="1" name="Picture 1" descr="{&quot;mathml&quot;:&quot;&lt;math style=\&quot;font-family:stix;font-size:16px;\&quot; xmlns=\&quot;http://www.w3.org/1998/Math/MathML\&quot;&gt;&lt;msub&gt;&lt;mi mathvariant=\&quot;bold\&quot;&gt;D&lt;/mi&gt;&lt;mrow&gt;&lt;mi&gt;i&lt;/mi&gt;&lt;mi&gt;j&lt;/mi&gt;&lt;/mrow&gt;&lt;/msub&gt;&lt;/math&gt;&quot;,&quot;origin&quot;:&quot;MathType Legacy&quot;,&quot;version&quot;:&quot;v3.23.0&quot;}" title="粗体字 D 下标 i j 结束下标"/>
+                          <pic:cNvPicPr/>
+                        </pic:nvPicPr>
+                        <pic:blipFill>
+                          <a:blip r:embed="rId37" cstate="print">
+                            <a:extLst>
+                              <a:ext uri="{28A0092B-C50C-407E-A947-70E740481C1C}">
+                                <a14:useLocalDpi xmlns:a14="http://schemas.microsoft.com/office/drawing/2010/main" val="0"/>
+                              </a:ext>
+                            </a:extLst>
+                          </a:blip>
+                          <a:stretch>
+                            <a:fillRect/>
+                          </a:stretch>
+                        </pic:blipFill>
+                        <pic:spPr>
+                          <a:xfrm>
+                            <a:off x="0" y="0"/>
+                            <a:ext cx="268224" cy="256032"/>
+                          </a:xfrm>
+                          <a:prstGeom prst="rect">
+                            <a:avLst/>
+                          </a:prstGeom>
+                        </pic:spPr>
+                      </pic:pic>
+                    </a:graphicData>
+                  </a:graphic>
+                </wp:inline>
+              </w:drawing>
+            </w:r>
+            <w:r>
+              <w:t>较小的帧对通常对应接触状态相似的时间片段（两者均接近目标或均远离目标）。</w:t>
+            </w:r>
+          </w:p>
+          <w:p>
+            <w:pPr>
+              <w:spacing w:line="300" w:lineRule="auto"/>
+              <w:ind w:firstLineChars="0" w:firstLine="0"/>
+              <w:jc w:val="center"/>
+              <w:rPr>
+                <w:rFonts w:hint="eastAsia"/>
+              </w:rPr>
+            </w:pPr>
+            <w:r>
+              <w:rPr>
+                <w:rFonts w:hint="eastAsia"/>
+                <w:noProof/>
+              </w:rPr>
+              <w:drawing>
+                <wp:inline distT="0" distB="0" distL="0" distR="0" wp14:anchorId="3038FBD1" wp14:editId="2398E0DE">
+                  <wp:extent cx="2880000" cy="2880000"/>
+                  <wp:effectExtent l="0" t="0" r="0" b="0"/>
+                  <wp:docPr id="701043113" name="图片 7"/>
+                  <wp:cNvGraphicFramePr>
+                    <a:graphicFrameLocks xmlns:a="http://schemas.openxmlformats.org/drawingml/2006/main" noChangeAspect="1"/>
+                  </wp:cNvGraphicFramePr>
+                  <a:graphic xmlns:a="http://schemas.openxmlformats.org/drawingml/2006/main">
+                    <a:graphicData uri="http://schemas.openxmlformats.org/drawingml/2006/picture">
+                      <pic:pic xmlns:pic="http://schemas.openxmlformats.org/drawingml/2006/picture">
+                        <pic:nvPicPr>
+                          <pic:cNvPr id="701043113" name="图片 701043113"/>
+                          <pic:cNvPicPr/>
+                        </pic:nvPicPr>
+                        <pic:blipFill>
+                          <a:blip r:embed="rId38">
+                            <a:extLst>
+                              <a:ext uri="{28A0092B-C50C-407E-A947-70E740481C1C}">
+                                <a14:useLocalDpi xmlns:a14="http://schemas.microsoft.com/office/drawing/2010/main" val="0"/>
+                              </a:ext>
+                            </a:extLst>
+                          </a:blip>
+                          <a:stretch>
+                            <a:fillRect/>
+                          </a:stretch>
+                        </pic:blipFill>
+                        <pic:spPr>
+                          <a:xfrm>
+                            <a:off x="0" y="0"/>
+                            <a:ext cx="2880000" cy="2880000"/>
+                          </a:xfrm>
+                          <a:prstGeom prst="rect">
+                            <a:avLst/>
+                          </a:prstGeom>
+                        </pic:spPr>
+                      </pic:pic>
+                    </a:graphicData>
+                  </a:graphic>
+                </wp:inline>
+              </w:drawing>
+            </w:r>
+          </w:p>
+          <w:p>
+            <w:pPr>
+              <w:spacing w:line="300" w:lineRule="auto"/>
+              <w:ind w:firstLine="420"/>
+              <w:jc w:val="left"/>
+              <w:rPr>
+                <w:rFonts w:hint="eastAsia"/>
+              </w:rPr>
+            </w:pPr>
+            <w:r>
+              <w:rPr>
+                <w:rFonts w:hint="eastAsia"/>
+              </w:rPr>
+              <w:t xml:space="preserve">2.4.2 </w:t>
+            </w:r>
+            <w:r>
+              <w:rPr>
+                <w:rFonts w:hint="eastAsia"/>
+              </w:rPr>
+              <w:t>物理约束矩阵</w:t>
+            </w:r>
           </w:p>
           <w:p>
             <w:pPr>
@@ -4084,7 +5471,74 @@
               <w:jc w:val="left"/>
             </w:pPr>
             <w:r>
-              <w:t>其中时间间隔约束保证模型优先关注相邻动态片段，空间残差约束保证注意力集中在运动学可解释的状态转移上。将该先验以对数偏置形式加入注意力计算，可得物理约束注意力：</w:t>
+              <w:t>其中时间间隔约束保证模型优先关注相邻动态片段，空间残差约束保证注意力集中在运动学可解释的状态转移上。</w:t>
+            </w:r>
+          </w:p>
+          <w:p>
+            <w:pPr>
+              <w:spacing w:line="300" w:lineRule="auto"/>
+              <w:ind w:firstLineChars="0" w:firstLine="0"/>
+              <w:jc w:val="left"/>
+              <w:rPr>
+                <w:rFonts w:hint="eastAsia"/>
+              </w:rPr>
+            </w:pPr>
+            <w:r>
+              <w:rPr>
+                <w:rFonts w:hint="eastAsia"/>
+                <w:noProof/>
+              </w:rPr>
+              <w:drawing>
+                <wp:inline distT="0" distB="0" distL="0" distR="0" wp14:anchorId="1B96729A" wp14:editId="64C17171">
+                  <wp:extent cx="5986780" cy="1866900"/>
+                  <wp:effectExtent l="0" t="0" r="0" b="0"/>
+                  <wp:docPr id="1892958186" name="图片 6"/>
+                  <wp:cNvGraphicFramePr>
+                    <a:graphicFrameLocks xmlns:a="http://schemas.openxmlformats.org/drawingml/2006/main" noChangeAspect="1"/>
+                  </wp:cNvGraphicFramePr>
+                  <a:graphic xmlns:a="http://schemas.openxmlformats.org/drawingml/2006/main">
+                    <a:graphicData uri="http://schemas.openxmlformats.org/drawingml/2006/picture">
+                      <pic:pic xmlns:pic="http://schemas.openxmlformats.org/drawingml/2006/picture">
+                        <pic:nvPicPr>
+                          <pic:cNvPr id="1892958186" name="图片 1892958186"/>
+                          <pic:cNvPicPr/>
+                        </pic:nvPicPr>
+                        <pic:blipFill>
+                          <a:blip r:embed="rId39" cstate="print">
+                            <a:extLst>
+                              <a:ext uri="{28A0092B-C50C-407E-A947-70E740481C1C}">
+                                <a14:useLocalDpi xmlns:a14="http://schemas.microsoft.com/office/drawing/2010/main" val="0"/>
+                              </a:ext>
+                            </a:extLst>
+                          </a:blip>
+                          <a:stretch>
+                            <a:fillRect/>
+                          </a:stretch>
+                        </pic:blipFill>
+                        <pic:spPr>
+                          <a:xfrm>
+                            <a:off x="0" y="0"/>
+                            <a:ext cx="5986780" cy="1866900"/>
+                          </a:xfrm>
+                          <a:prstGeom prst="rect">
+                            <a:avLst/>
+                          </a:prstGeom>
+                        </pic:spPr>
+                      </pic:pic>
+                    </a:graphicData>
+                  </a:graphic>
+                </wp:inline>
+              </w:drawing>
+            </w:r>
+          </w:p>
+          <w:p>
+            <w:pPr>
+              <w:spacing w:line="300" w:lineRule="auto"/>
+              <w:ind w:firstLine="420"/>
+              <w:jc w:val="left"/>
+            </w:pPr>
+            <w:r>
+              <w:t>将该先验以对数偏置形式加入注意力计算，可得物理约束注意力：</w:t>
             </w:r>
           </w:p>
           <w:p>
@@ -4206,6 +5660,7 @@
               <w:jc w:val="left"/>
             </w:pPr>
             <w:r>
+              <w:lastRenderedPageBreak/>
               <w:t>训练目标相应地由分类损失、时序平滑损失和物理一致性损失共同组成：</w:t>
             </w:r>
           </w:p>
@@ -4392,7 +5847,6 @@
                 <w:rFonts w:eastAsia="黑体" w:hint="eastAsia"/>
                 <w:b/>
               </w:rPr>
-              <w:lastRenderedPageBreak/>
               <w:t>2</w:t>
             </w:r>
             <w:r>
@@ -4878,9 +6332,6 @@
               <w:spacing w:before="60" w:after="60" w:line="300" w:lineRule="auto"/>
               <w:ind w:firstLine="420"/>
               <w:jc w:val="center"/>
-              <w:rPr>
-                <w:rFonts w:hint="eastAsia"/>
-              </w:rPr>
             </w:pPr>
             <m:oMathPara>
               <m:oMath>
@@ -5665,6 +7116,7 @@
               <w:jc w:val="left"/>
             </w:pPr>
             <w:r>
+              <w:lastRenderedPageBreak/>
               <w:t>从论文理论结构看，不确定性传播和可靠性判据把模型从</w:t>
             </w:r>
             <w:r>
@@ -5727,7 +7179,6 @@
               <w:jc w:val="left"/>
             </w:pPr>
             <w:r>
-              <w:lastRenderedPageBreak/>
               <w:t>理论框架还必须回答数据如何支撑模型。无人机接触检测并不存在天然完美标签：视觉上看似接近的时刻，超声回波可能仍未进入有效耦合区；回波突然增强的时刻，也可能来自电磁噪声或姿态冲击。因此，本研究计划采用弱标签与人工复核结合的方式构建训练集。初始标签由状态机事件、位姿误差阈值和回波稳定度共同生成，再通过局部窗口复核修正临界片段，使模型学习到连续过程而非孤立帧。</w:t>
             </w:r>
           </w:p>
@@ -6574,6 +8025,7 @@
                 <w:rFonts w:eastAsia="黑体"/>
                 <w:b/>
               </w:rPr>
+              <w:lastRenderedPageBreak/>
               <w:t xml:space="preserve">3.8 </w:t>
             </w:r>
             <w:r>
@@ -6631,7 +8083,6 @@
               <w:jc w:val="left"/>
             </w:pPr>
             <w:r>
-              <w:lastRenderedPageBreak/>
               <w:t>下一阶段将基于已采集数据完成特征标注、模型训练与消融实验，重点验证物理约束注意力相对于单模态阈值、普通</w:t>
             </w:r>
             <w:r>
@@ -6794,7 +8245,7 @@
                           </pic:cNvPicPr>
                         </pic:nvPicPr>
                         <pic:blipFill>
-                          <a:blip r:embed="rId14">
+                          <a:blip r:embed="rId40">
                             <a:extLst>
                               <a:ext uri="{28A0092B-C50C-407E-A947-70E740481C1C}">
                                 <a14:useLocalDpi xmlns:a14="http://schemas.microsoft.com/office/drawing/2010/main" val="0"/>
@@ -6948,436 +8399,6 @@
               <w:t>。</w:t>
             </w:r>
           </w:p>
-          <w:tbl>
-            <w:tblPr>
-              <w:tblStyle w:val="af2"/>
-              <w:tblW w:w="0" w:type="auto"/>
-              <w:tblLook w:val="04A0" w:firstRow="1" w:lastRow="0" w:firstColumn="1" w:lastColumn="0" w:noHBand="0" w:noVBand="1"/>
-            </w:tblPr>
-            <w:tblGrid>
-              <w:gridCol w:w="4709"/>
-              <w:gridCol w:w="4709"/>
-            </w:tblGrid>
-            <w:tr>
-              <w:tc>
-                <w:tcPr>
-                  <w:tcW w:w="4709" w:type="dxa"/>
-                </w:tcPr>
-                <w:p>
-                  <w:pPr>
-                    <w:spacing w:line="300" w:lineRule="auto"/>
-                    <w:ind w:firstLineChars="0" w:firstLine="0"/>
-                    <w:jc w:val="center"/>
-                    <w:rPr>
-                      <w:rFonts w:hint="eastAsia"/>
-                    </w:rPr>
-                  </w:pPr>
-                  <w:r>
-                    <w:rPr>
-                      <w:noProof/>
-                    </w:rPr>
-                    <w:drawing>
-                      <wp:inline distT="0" distB="0" distL="0" distR="0" wp14:anchorId="20989DAD" wp14:editId="4CFE87D3">
-                        <wp:extent cx="2880000" cy="2107818"/>
-                        <wp:effectExtent l="0" t="0" r="0" b="6985"/>
-                        <wp:docPr id="703301224" name="图片 3"/>
-                        <wp:cNvGraphicFramePr>
-                          <a:graphicFrameLocks xmlns:a="http://schemas.openxmlformats.org/drawingml/2006/main" noChangeAspect="1"/>
-                        </wp:cNvGraphicFramePr>
-                        <a:graphic xmlns:a="http://schemas.openxmlformats.org/drawingml/2006/main">
-                          <a:graphicData uri="http://schemas.openxmlformats.org/drawingml/2006/picture">
-                            <pic:pic xmlns:pic="http://schemas.openxmlformats.org/drawingml/2006/picture">
-                              <pic:nvPicPr>
-                                <pic:cNvPr id="0" name="Picture 5"/>
-                                <pic:cNvPicPr>
-                                  <a:picLocks noChangeAspect="1" noChangeArrowheads="1"/>
-                                </pic:cNvPicPr>
-                              </pic:nvPicPr>
-                              <pic:blipFill>
-                                <a:blip r:embed="rId15" cstate="print">
-                                  <a:extLst>
-                                    <a:ext uri="{28A0092B-C50C-407E-A947-70E740481C1C}">
-                                      <a14:useLocalDpi xmlns:a14="http://schemas.microsoft.com/office/drawing/2010/main" val="0"/>
-                                    </a:ext>
-                                  </a:extLst>
-                                </a:blip>
-                                <a:srcRect/>
-                                <a:stretch>
-                                  <a:fillRect/>
-                                </a:stretch>
-                              </pic:blipFill>
-                              <pic:spPr bwMode="auto">
-                                <a:xfrm>
-                                  <a:off x="0" y="0"/>
-                                  <a:ext cx="2880000" cy="2107818"/>
-                                </a:xfrm>
-                                <a:prstGeom prst="rect">
-                                  <a:avLst/>
-                                </a:prstGeom>
-                                <a:noFill/>
-                                <a:ln>
-                                  <a:noFill/>
-                                </a:ln>
-                              </pic:spPr>
-                            </pic:pic>
-                          </a:graphicData>
-                        </a:graphic>
-                      </wp:inline>
-                    </w:drawing>
-                  </w:r>
-                </w:p>
-                <w:p>
-                  <w:pPr>
-                    <w:spacing w:line="300" w:lineRule="auto"/>
-                    <w:ind w:firstLineChars="0" w:firstLine="0"/>
-                    <w:jc w:val="center"/>
-                    <w:rPr>
-                      <w:rFonts w:hint="eastAsia"/>
-                    </w:rPr>
-                  </w:pPr>
-                  <w:r>
-                    <w:rPr>
-                      <w:rFonts w:hint="eastAsia"/>
-                    </w:rPr>
-                    <w:t>图</w:t>
-                  </w:r>
-                  <w:r>
-                    <w:rPr>
-                      <w:rFonts w:hint="eastAsia"/>
-                    </w:rPr>
-                    <w:t>1</w:t>
-                  </w:r>
-                  <w:r>
-                    <w:rPr>
-                      <w:rFonts w:hint="eastAsia"/>
-                    </w:rPr>
-                    <w:t>接触状态下</w:t>
-                  </w:r>
-                  <w:r>
-                    <w:rPr>
-                      <w:rFonts w:hint="eastAsia"/>
-                    </w:rPr>
-                    <w:t>EMAT</w:t>
-                  </w:r>
-                  <w:r>
-                    <w:rPr>
-                      <w:rFonts w:hint="eastAsia"/>
-                    </w:rPr>
-                    <w:t>回波</w:t>
-                  </w:r>
-                </w:p>
-              </w:tc>
-              <w:tc>
-                <w:tcPr>
-                  <w:tcW w:w="4709" w:type="dxa"/>
-                </w:tcPr>
-                <w:p>
-                  <w:pPr>
-                    <w:spacing w:line="300" w:lineRule="auto"/>
-                    <w:ind w:firstLineChars="0" w:firstLine="0"/>
-                    <w:jc w:val="center"/>
-                    <w:rPr>
-                      <w:rFonts w:hint="eastAsia"/>
-                    </w:rPr>
-                  </w:pPr>
-                  <w:r>
-                    <w:rPr>
-                      <w:rFonts w:hint="eastAsia"/>
-                      <w:noProof/>
-                    </w:rPr>
-                    <w:drawing>
-                      <wp:inline distT="0" distB="0" distL="0" distR="0" wp14:anchorId="39CEC52D" wp14:editId="21802B01">
-                        <wp:extent cx="2880000" cy="2110054"/>
-                        <wp:effectExtent l="0" t="0" r="0" b="5080"/>
-                        <wp:docPr id="1018076170" name="图片 5"/>
-                        <wp:cNvGraphicFramePr>
-                          <a:graphicFrameLocks xmlns:a="http://schemas.openxmlformats.org/drawingml/2006/main" noChangeAspect="1"/>
-                        </wp:cNvGraphicFramePr>
-                        <a:graphic xmlns:a="http://schemas.openxmlformats.org/drawingml/2006/main">
-                          <a:graphicData uri="http://schemas.openxmlformats.org/drawingml/2006/picture">
-                            <pic:pic xmlns:pic="http://schemas.openxmlformats.org/drawingml/2006/picture">
-                              <pic:nvPicPr>
-                                <pic:cNvPr id="1018076170" name="图片 1018076170"/>
-                                <pic:cNvPicPr/>
-                              </pic:nvPicPr>
-                              <pic:blipFill>
-                                <a:blip r:embed="rId16" cstate="print">
-                                  <a:extLst>
-                                    <a:ext uri="{28A0092B-C50C-407E-A947-70E740481C1C}">
-                                      <a14:useLocalDpi xmlns:a14="http://schemas.microsoft.com/office/drawing/2010/main" val="0"/>
-                                    </a:ext>
-                                  </a:extLst>
-                                </a:blip>
-                                <a:stretch>
-                                  <a:fillRect/>
-                                </a:stretch>
-                              </pic:blipFill>
-                              <pic:spPr>
-                                <a:xfrm>
-                                  <a:off x="0" y="0"/>
-                                  <a:ext cx="2880000" cy="2110054"/>
-                                </a:xfrm>
-                                <a:prstGeom prst="rect">
-                                  <a:avLst/>
-                                </a:prstGeom>
-                              </pic:spPr>
-                            </pic:pic>
-                          </a:graphicData>
-                        </a:graphic>
-                      </wp:inline>
-                    </w:drawing>
-                  </w:r>
-                </w:p>
-                <w:p>
-                  <w:pPr>
-                    <w:spacing w:line="300" w:lineRule="auto"/>
-                    <w:ind w:firstLineChars="0" w:firstLine="0"/>
-                    <w:jc w:val="center"/>
-                    <w:rPr>
-                      <w:rFonts w:hint="eastAsia"/>
-                    </w:rPr>
-                  </w:pPr>
-                  <w:r>
-                    <w:rPr>
-                      <w:rFonts w:hint="eastAsia"/>
-                    </w:rPr>
-                    <w:t>图</w:t>
-                  </w:r>
-                  <w:r>
-                    <w:rPr>
-                      <w:rFonts w:hint="eastAsia"/>
-                    </w:rPr>
-                    <w:t>2</w:t>
-                  </w:r>
-                  <w:r>
-                    <w:rPr>
-                      <w:rFonts w:hint="eastAsia"/>
-                    </w:rPr>
-                    <w:t>接触状态下</w:t>
-                  </w:r>
-                  <w:r>
-                    <w:rPr>
-                      <w:rFonts w:hint="eastAsia"/>
-                    </w:rPr>
-                    <w:t>EMAT</w:t>
-                  </w:r>
-                  <w:r>
-                    <w:rPr>
-                      <w:rFonts w:hint="eastAsia"/>
-                    </w:rPr>
-                    <w:t>包络</w:t>
-                  </w:r>
-                </w:p>
-              </w:tc>
-            </w:tr>
-            <w:tr>
-              <w:tc>
-                <w:tcPr>
-                  <w:tcW w:w="4709" w:type="dxa"/>
-                </w:tcPr>
-                <w:p>
-                  <w:pPr>
-                    <w:spacing w:line="300" w:lineRule="auto"/>
-                    <w:ind w:firstLineChars="0" w:firstLine="0"/>
-                    <w:jc w:val="center"/>
-                    <w:rPr>
-                      <w:rFonts w:hint="eastAsia"/>
-                    </w:rPr>
-                  </w:pPr>
-                  <w:r>
-                    <w:rPr>
-                      <w:rFonts w:hint="eastAsia"/>
-                      <w:noProof/>
-                    </w:rPr>
-                    <w:lastRenderedPageBreak/>
-                    <w:drawing>
-                      <wp:inline distT="0" distB="0" distL="0" distR="0" wp14:anchorId="6CCC1865" wp14:editId="1009B51A">
-                        <wp:extent cx="2880000" cy="2107072"/>
-                        <wp:effectExtent l="0" t="0" r="0" b="7620"/>
-                        <wp:docPr id="622760742" name="图片 6"/>
-                        <wp:cNvGraphicFramePr>
-                          <a:graphicFrameLocks xmlns:a="http://schemas.openxmlformats.org/drawingml/2006/main" noChangeAspect="1"/>
-                        </wp:cNvGraphicFramePr>
-                        <a:graphic xmlns:a="http://schemas.openxmlformats.org/drawingml/2006/main">
-                          <a:graphicData uri="http://schemas.openxmlformats.org/drawingml/2006/picture">
-                            <pic:pic xmlns:pic="http://schemas.openxmlformats.org/drawingml/2006/picture">
-                              <pic:nvPicPr>
-                                <pic:cNvPr id="622760742" name="图片 622760742"/>
-                                <pic:cNvPicPr/>
-                              </pic:nvPicPr>
-                              <pic:blipFill>
-                                <a:blip r:embed="rId17" cstate="print">
-                                  <a:extLst>
-                                    <a:ext uri="{28A0092B-C50C-407E-A947-70E740481C1C}">
-                                      <a14:useLocalDpi xmlns:a14="http://schemas.microsoft.com/office/drawing/2010/main" val="0"/>
-                                    </a:ext>
-                                  </a:extLst>
-                                </a:blip>
-                                <a:stretch>
-                                  <a:fillRect/>
-                                </a:stretch>
-                              </pic:blipFill>
-                              <pic:spPr>
-                                <a:xfrm>
-                                  <a:off x="0" y="0"/>
-                                  <a:ext cx="2880000" cy="2107072"/>
-                                </a:xfrm>
-                                <a:prstGeom prst="rect">
-                                  <a:avLst/>
-                                </a:prstGeom>
-                              </pic:spPr>
-                            </pic:pic>
-                          </a:graphicData>
-                        </a:graphic>
-                      </wp:inline>
-                    </w:drawing>
-                  </w:r>
-                </w:p>
-                <w:p>
-                  <w:pPr>
-                    <w:spacing w:line="300" w:lineRule="auto"/>
-                    <w:ind w:firstLineChars="0" w:firstLine="0"/>
-                    <w:jc w:val="center"/>
-                    <w:rPr>
-                      <w:rFonts w:hint="eastAsia"/>
-                    </w:rPr>
-                  </w:pPr>
-                  <w:r>
-                    <w:rPr>
-                      <w:rFonts w:hint="eastAsia"/>
-                    </w:rPr>
-                    <w:t>图</w:t>
-                  </w:r>
-                  <w:r>
-                    <w:rPr>
-                      <w:rFonts w:hint="eastAsia"/>
-                    </w:rPr>
-                    <w:t>3</w:t>
-                  </w:r>
-                  <w:r>
-                    <w:rPr>
-                      <w:rFonts w:hint="eastAsia"/>
-                    </w:rPr>
-                    <w:t>非接触状态下</w:t>
-                  </w:r>
-                  <w:r>
-                    <w:rPr>
-                      <w:rFonts w:hint="eastAsia"/>
-                    </w:rPr>
-                    <w:t>EMAT</w:t>
-                  </w:r>
-                  <w:r>
-                    <w:rPr>
-                      <w:rFonts w:hint="eastAsia"/>
-                    </w:rPr>
-                    <w:t>回波</w:t>
-                  </w:r>
-                </w:p>
-              </w:tc>
-              <w:tc>
-                <w:tcPr>
-                  <w:tcW w:w="4709" w:type="dxa"/>
-                </w:tcPr>
-                <w:p>
-                  <w:pPr>
-                    <w:spacing w:line="300" w:lineRule="auto"/>
-                    <w:ind w:firstLineChars="0" w:firstLine="0"/>
-                    <w:jc w:val="center"/>
-                    <w:rPr>
-                      <w:rFonts w:hint="eastAsia"/>
-                    </w:rPr>
-                  </w:pPr>
-                  <w:r>
-                    <w:rPr>
-                      <w:rFonts w:hint="eastAsia"/>
-                      <w:noProof/>
-                    </w:rPr>
-                    <w:drawing>
-                      <wp:inline distT="0" distB="0" distL="0" distR="0" wp14:anchorId="6C60697A" wp14:editId="625272C4">
-                        <wp:extent cx="2880000" cy="2110054"/>
-                        <wp:effectExtent l="0" t="0" r="0" b="5080"/>
-                        <wp:docPr id="338685148" name="图片 7"/>
-                        <wp:cNvGraphicFramePr>
-                          <a:graphicFrameLocks xmlns:a="http://schemas.openxmlformats.org/drawingml/2006/main" noChangeAspect="1"/>
-                        </wp:cNvGraphicFramePr>
-                        <a:graphic xmlns:a="http://schemas.openxmlformats.org/drawingml/2006/main">
-                          <a:graphicData uri="http://schemas.openxmlformats.org/drawingml/2006/picture">
-                            <pic:pic xmlns:pic="http://schemas.openxmlformats.org/drawingml/2006/picture">
-                              <pic:nvPicPr>
-                                <pic:cNvPr id="338685148" name="图片 338685148"/>
-                                <pic:cNvPicPr/>
-                              </pic:nvPicPr>
-                              <pic:blipFill>
-                                <a:blip r:embed="rId18" cstate="print">
-                                  <a:extLst>
-                                    <a:ext uri="{28A0092B-C50C-407E-A947-70E740481C1C}">
-                                      <a14:useLocalDpi xmlns:a14="http://schemas.microsoft.com/office/drawing/2010/main" val="0"/>
-                                    </a:ext>
-                                  </a:extLst>
-                                </a:blip>
-                                <a:stretch>
-                                  <a:fillRect/>
-                                </a:stretch>
-                              </pic:blipFill>
-                              <pic:spPr>
-                                <a:xfrm>
-                                  <a:off x="0" y="0"/>
-                                  <a:ext cx="2880000" cy="2110054"/>
-                                </a:xfrm>
-                                <a:prstGeom prst="rect">
-                                  <a:avLst/>
-                                </a:prstGeom>
-                              </pic:spPr>
-                            </pic:pic>
-                          </a:graphicData>
-                        </a:graphic>
-                      </wp:inline>
-                    </w:drawing>
-                  </w:r>
-                </w:p>
-                <w:p>
-                  <w:pPr>
-                    <w:spacing w:line="300" w:lineRule="auto"/>
-                    <w:ind w:firstLineChars="0" w:firstLine="0"/>
-                    <w:jc w:val="center"/>
-                    <w:rPr>
-                      <w:rFonts w:hint="eastAsia"/>
-                    </w:rPr>
-                  </w:pPr>
-                  <w:r>
-                    <w:rPr>
-                      <w:rFonts w:hint="eastAsia"/>
-                    </w:rPr>
-                    <w:t>图</w:t>
-                  </w:r>
-                  <w:r>
-                    <w:rPr>
-                      <w:rFonts w:hint="eastAsia"/>
-                    </w:rPr>
-                    <w:t>4</w:t>
-                  </w:r>
-                  <w:r>
-                    <w:rPr>
-                      <w:rFonts w:hint="eastAsia"/>
-                    </w:rPr>
-                    <w:t>非接触状态下</w:t>
-                  </w:r>
-                  <w:r>
-                    <w:rPr>
-                      <w:rFonts w:hint="eastAsia"/>
-                    </w:rPr>
-                    <w:t>EMAT</w:t>
-                  </w:r>
-                  <w:r>
-                    <w:rPr>
-                      <w:rFonts w:hint="eastAsia"/>
-                    </w:rPr>
-                    <w:t>包络</w:t>
-                  </w:r>
-                </w:p>
-              </w:tc>
-            </w:tr>
-          </w:tbl>
           <w:p>
             <w:pPr>
               <w:spacing w:line="300" w:lineRule="auto"/>
@@ -7404,6 +8425,7 @@
               <w:rPr>
                 <w:noProof/>
               </w:rPr>
+              <w:lastRenderedPageBreak/>
               <w:drawing>
                 <wp:inline distT="0" distB="0" distL="0" distR="0" wp14:anchorId="52BD7563" wp14:editId="424F5ACF">
                   <wp:extent cx="5986780" cy="3742055"/>
@@ -7422,7 +8444,7 @@
                           </pic:cNvPicPr>
                         </pic:nvPicPr>
                         <pic:blipFill>
-                          <a:blip r:embed="rId19" cstate="print">
+                          <a:blip r:embed="rId41" cstate="print">
                             <a:extLst>
                               <a:ext uri="{28A0092B-C50C-407E-A947-70E740481C1C}">
                                 <a14:useLocalDpi xmlns:a14="http://schemas.microsoft.com/office/drawing/2010/main" val="0"/>
@@ -7621,7 +8643,6 @@
                 <w:rFonts w:eastAsia="楷体"/>
                 <w:sz w:val="24"/>
               </w:rPr>
-              <w:lastRenderedPageBreak/>
               <w:t>按《研究生学位论文撰写格式规范》的格式要求分类填写与学位论文相关的阶段性研究成果，例如期刊论文、会议论文、专利、科研获奖等，限填第一作者或导师为第一作者时的第二作者成果，其中已录用、已投稿或拟投稿的在括号内注明（可续页）</w:t>
             </w:r>
           </w:p>
@@ -7756,6 +8777,7 @@
               <w:jc w:val="left"/>
             </w:pPr>
             <w:r>
+              <w:lastRenderedPageBreak/>
               <w:t>导师对工作进展及研究计划的意见：</w:t>
             </w:r>
           </w:p>
@@ -8300,7 +9322,6 @@
               <w:jc w:val="right"/>
             </w:pPr>
             <w:r>
-              <w:lastRenderedPageBreak/>
               <w:t>负责人签名：</w:t>
             </w:r>
             <w:r>
@@ -8647,6 +9668,7 @@
               </w:rPr>
             </w:pPr>
             <w:r>
+              <w:lastRenderedPageBreak/>
               <w:t>2026.05-2026.11</w:t>
             </w:r>
           </w:p>
@@ -8764,11 +9786,11 @@
       </w:r>
     </w:p>
     <w:sectPr>
-      <w:headerReference w:type="default" r:id="rId20"/>
-      <w:footerReference w:type="even" r:id="rId21"/>
-      <w:footerReference w:type="default" r:id="rId22"/>
-      <w:headerReference w:type="first" r:id="rId23"/>
-      <w:footerReference w:type="first" r:id="rId24"/>
+      <w:headerReference w:type="default" r:id="rId42"/>
+      <w:footerReference w:type="even" r:id="rId43"/>
+      <w:footerReference w:type="default" r:id="rId44"/>
+      <w:headerReference w:type="first" r:id="rId45"/>
+      <w:footerReference w:type="first" r:id="rId46"/>
       <w:pgSz w:w="11906" w:h="16838"/>
       <w:pgMar w:top="1134" w:right="1134" w:bottom="1134" w:left="1134" w:header="851" w:footer="992" w:gutter="0"/>
       <w:cols w:space="720"/>
@@ -9605,7 +10627,6 @@
   <w:style w:type="character" w:default="1" w:styleId="a0">
     <w:name w:val="Default Paragraph Font"/>
     <w:uiPriority w:val="1"/>
-    <w:semiHidden/>
     <w:unhideWhenUsed/>
   </w:style>
   <w:style w:type="table" w:default="1" w:styleId="a1">
@@ -10225,6 +11246,26 @@
 </a:theme>
 </file>
 
+<file path=word/webextensions/taskpanes.xml><?xml version="1.0" encoding="utf-8"?>
+<wetp:taskpanes xmlns:wetp="http://schemas.microsoft.com/office/webextensions/taskpanes/2010/11">
+  <wetp:taskpane dockstate="right" visibility="1" width="700" row="0">
+    <wetp:webextensionref xmlns:r="http://schemas.openxmlformats.org/officeDocument/2006/relationships" r:id="rId1"/>
+  </wetp:taskpane>
+</wetp:taskpanes>
+</file>
+
+<file path=word/webextensions/webextension1.xml><?xml version="1.0" encoding="utf-8"?>
+<we:webextension xmlns:we="http://schemas.microsoft.com/office/webextensions/webextension/2010/11" id="{1A037953-4137-4E46-AFCD-FC54F6794B6D}">
+  <we:reference id="wa104381909" version="3.23.0.0" store="zh-CN" storeType="OMEX"/>
+  <we:alternateReferences>
+    <we:reference id="WA104381909" version="3.23.0.0" store="" storeType="OMEX"/>
+  </we:alternateReferences>
+  <we:properties/>
+  <we:bindings/>
+  <we:snapshot xmlns:r="http://schemas.openxmlformats.org/officeDocument/2006/relationships"/>
+</we:webextension>
+</file>
+
 <file path=customXml/item1.xml><?xml version="1.0" encoding="utf-8"?>
 <b:Sources xmlns:b="http://schemas.openxmlformats.org/officeDocument/2006/bibliography" xmlns="http://schemas.openxmlformats.org/officeDocument/2006/bibliography" SelectedStyle="\APASixthEditionOfficeOnline.xsl" StyleName="APA" Version="6"/>
 </file>
